--- a/reports/ПР_4_Требования_к_ИС.docx
+++ b/reports/ПР_4_Требования_к_ИС.docx
@@ -908,7 +908,7 @@
       <w:r>
         <w:drawing>
           <wp:inline xmlns:a="http://schemas.openxmlformats.org/drawingml/2006/main" xmlns:pic="http://schemas.openxmlformats.org/drawingml/2006/picture">
-            <wp:extent cx="5760000" cy="5297395"/>
+            <wp:extent cx="5760000" cy="5317140"/>
             <wp:docPr id="1" name="Picture 1"/>
             <wp:cNvGraphicFramePr>
               <a:graphicFrameLocks noChangeAspect="1"/>
@@ -929,7 +929,7 @@
                   <pic:spPr>
                     <a:xfrm>
                       <a:off x="0" y="0"/>
-                      <a:ext cx="5760000" cy="5297395"/>
+                      <a:ext cx="5760000" cy="5317140"/>
                     </a:xfrm>
                     <a:prstGeom prst="rect"/>
                   </pic:spPr>
@@ -1449,6 +1449,40 @@
                 <w:i w:val="0"/>
                 <w:sz w:val="24"/>
               </w:rPr>
+              <w:t>– Утверждение версий методики</w:t>
+            </w:r>
+          </w:p>
+          <w:p>
+            <w:pPr>
+              <w:widowControl w:val="0"/>
+              <w:spacing w:line="240" w:lineRule="auto" w:after="0"/>
+              <w:ind w:firstLine="0"/>
+              <w:jc w:val="left"/>
+            </w:pPr>
+            <w:r>
+              <w:rPr>
+                <w:rFonts w:ascii="Times New Roman" w:hAnsi="Times New Roman" w:cs="Times New Roman" w:eastAsia="Times New Roman"/>
+                <w:b w:val="0"/>
+                <w:i w:val="0"/>
+                <w:sz w:val="24"/>
+              </w:rPr>
+              <w:t>– Реестр заёмщиков и кредитный портфель</w:t>
+            </w:r>
+          </w:p>
+          <w:p>
+            <w:pPr>
+              <w:widowControl w:val="0"/>
+              <w:spacing w:line="240" w:lineRule="auto" w:after="0"/>
+              <w:ind w:firstLine="0"/>
+              <w:jc w:val="left"/>
+            </w:pPr>
+            <w:r>
+              <w:rPr>
+                <w:rFonts w:ascii="Times New Roman" w:hAnsi="Times New Roman" w:cs="Times New Roman" w:eastAsia="Times New Roman"/>
+                <w:b w:val="0"/>
+                <w:i w:val="0"/>
+                <w:sz w:val="24"/>
+              </w:rPr>
               <w:t>– Аналитические отчёты</w:t>
             </w:r>
           </w:p>
@@ -1650,7 +1684,7 @@
                 <w:i w:val="0"/>
                 <w:sz w:val="24"/>
               </w:rPr>
-              <w:t>– Формирование обучающей выборки</w:t>
+              <w:t>– Создание версии методики</w:t>
             </w:r>
           </w:p>
           <w:p>
@@ -1667,7 +1701,7 @@
                 <w:i w:val="0"/>
                 <w:sz w:val="24"/>
               </w:rPr>
-              <w:t>– Обучение и валидация модели</w:t>
+              <w:t>– Проверка версии на истории выдач</w:t>
             </w:r>
           </w:p>
           <w:p>
@@ -1684,7 +1718,7 @@
                 <w:i w:val="0"/>
                 <w:sz w:val="24"/>
               </w:rPr>
-              <w:t>– Публикация версии модели</w:t>
+              <w:t>– Публикация версии методики</w:t>
             </w:r>
           </w:p>
           <w:p>
@@ -1701,7 +1735,7 @@
                 <w:i w:val="0"/>
                 <w:sz w:val="24"/>
               </w:rPr>
-              <w:t>– Мониторинг качества модели</w:t>
+              <w:t>– Мониторинг качества методики</w:t>
             </w:r>
           </w:p>
           <w:p>
@@ -2866,7 +2900,7 @@
                 <w:i w:val="0"/>
                 <w:sz w:val="24"/>
               </w:rPr>
-              <w:t>Модель недоступна — заявка рассматривается по резервной (балльной) методике с пометкой в журнале; сумма превышает лимит — заявка направляется на кредитный комитет</w:t>
+              <w:t>Сервис скоринга недоступен — заявка оценивается резервной методикой (базовой скоринговой картой) с пометкой в карточке; сумма превышает лимит — заявка направляется на кредитный комитет</w:t>
             </w:r>
           </w:p>
         </w:tc>
@@ -2947,7 +2981,7 @@
                 <w:i w:val="0"/>
                 <w:sz w:val="24"/>
               </w:rPr>
-              <w:t>Специалист, отвечающий за разработку, валидацию и мониторинг моделей оценки кредитного риска</w:t>
+              <w:t>Специалист, отвечающий за разработку, проверку и мониторинг методики оценки кредитного риска</w:t>
             </w:r>
           </w:p>
         </w:tc>
@@ -2998,7 +3032,7 @@
                 <w:i w:val="0"/>
                 <w:sz w:val="24"/>
               </w:rPr>
-              <w:t>Риск-аналитики Банка, внутренняя методика валидации моделей</w:t>
+              <w:t>Риск-аналитики Банка, внутренний регламент утверждения методик оценки</w:t>
             </w:r>
           </w:p>
         </w:tc>
@@ -3049,58 +3083,7 @@
                 <w:i w:val="0"/>
                 <w:sz w:val="24"/>
               </w:rPr>
-              <w:t>Формирование обучающей выборки; обучение и валидация модели; публикация версии модели; мониторинг качества; настройка стоп-факторов и порогов</w:t>
-            </w:r>
-          </w:p>
-        </w:tc>
-      </w:tr>
-      <w:tr>
-        <w:trPr>
-          <w:cantSplit/>
-        </w:trPr>
-        <w:tc>
-          <w:tcPr>
-            <w:tcW w:type="dxa" w:w="2551"/>
-          </w:tcPr>
-          <w:p>
-            <w:pPr>
-              <w:widowControl w:val="0"/>
-              <w:spacing w:line="240" w:lineRule="auto" w:after="0"/>
-              <w:ind w:firstLine="0"/>
-              <w:jc w:val="left"/>
-            </w:pPr>
-            <w:r/>
-            <w:r>
-              <w:rPr>
-                <w:rFonts w:ascii="Times New Roman" w:hAnsi="Times New Roman" w:cs="Times New Roman" w:eastAsia="Times New Roman"/>
-                <w:b w:val="0"/>
-                <w:i w:val="0"/>
-                <w:sz w:val="24"/>
-              </w:rPr>
-              <w:t>Входные данные</w:t>
-            </w:r>
-          </w:p>
-        </w:tc>
-        <w:tc>
-          <w:tcPr>
-            <w:tcW w:type="dxa" w:w="6803"/>
-          </w:tcPr>
-          <w:p>
-            <w:pPr>
-              <w:widowControl w:val="0"/>
-              <w:spacing w:line="240" w:lineRule="auto" w:after="0"/>
-              <w:ind w:firstLine="0"/>
-              <w:jc w:val="left"/>
-            </w:pPr>
-            <w:r/>
-            <w:r>
-              <w:rPr>
-                <w:rFonts w:ascii="Times New Roman" w:hAnsi="Times New Roman" w:cs="Times New Roman" w:eastAsia="Times New Roman"/>
-                <w:b w:val="0"/>
-                <w:i w:val="0"/>
-                <w:sz w:val="24"/>
-              </w:rPr>
-              <w:t>История заявок, решений и данных об обслуживании кредитов, кредитные отчёты</w:t>
+              <w:t>Создание версии методики (изменение баллов скоринговой карты); проверка версии на истории выдач; публикация версии; мониторинг качества; настройка стоп-факторов и порогов</w:t>
             </w:r>
           </w:p>
         </w:tc>
@@ -3130,7 +3113,7 @@
         <w:tblLayout w:type="fixed"/>
         <w:tblLook w:firstColumn="1" w:firstRow="1" w:lastColumn="0" w:lastRow="0" w:noHBand="0" w:noVBand="1" w:val="04A0"/>
         <w:tblLayout w:type="fixed"/>
-        <w:tblCaption w:val="4.3|12"/>
+        <w:tblCaption w:val="4.3|11"/>
       </w:tblPr>
       <w:tblGrid>
         <w:gridCol w:w="2551"/>
@@ -3213,7 +3196,7 @@
                 <w:i w:val="0"/>
                 <w:sz w:val="24"/>
               </w:rPr>
-              <w:t>События</w:t>
+              <w:t>Входные данные</w:t>
             </w:r>
           </w:p>
         </w:tc>
@@ -3236,7 +3219,7 @@
                 <w:i w:val="0"/>
                 <w:sz w:val="24"/>
               </w:rPr>
-              <w:t>Окончание отчётного месяца (плановый мониторинг); превышение порога PSI или снижение Gini</w:t>
+              <w:t>История заявок, решений и данных об обслуживании кредитов, кредитные отчёты</w:t>
             </w:r>
           </w:p>
         </w:tc>
@@ -3264,7 +3247,7 @@
                 <w:i w:val="0"/>
                 <w:sz w:val="24"/>
               </w:rPr>
-              <w:t>Исключительные ситуации</w:t>
+              <w:t>События</w:t>
             </w:r>
           </w:p>
         </w:tc>
@@ -3287,7 +3270,58 @@
                 <w:i w:val="0"/>
                 <w:sz w:val="24"/>
               </w:rPr>
-              <w:t>Новая модель хуже действующей — публикация запрещается; недостаточный объём данных — обучение не выполняется</w:t>
+              <w:t>Окончание отчётного месяца (плановый мониторинг); превышение порога PSI или снижение Gini</w:t>
+            </w:r>
+          </w:p>
+        </w:tc>
+      </w:tr>
+      <w:tr>
+        <w:trPr>
+          <w:cantSplit/>
+        </w:trPr>
+        <w:tc>
+          <w:tcPr>
+            <w:tcW w:type="dxa" w:w="2551"/>
+          </w:tcPr>
+          <w:p>
+            <w:pPr>
+              <w:widowControl w:val="0"/>
+              <w:spacing w:line="240" w:lineRule="auto" w:after="0"/>
+              <w:ind w:firstLine="0"/>
+              <w:jc w:val="left"/>
+            </w:pPr>
+            <w:r/>
+            <w:r>
+              <w:rPr>
+                <w:rFonts w:ascii="Times New Roman" w:hAnsi="Times New Roman" w:cs="Times New Roman" w:eastAsia="Times New Roman"/>
+                <w:b w:val="0"/>
+                <w:i w:val="0"/>
+                <w:sz w:val="24"/>
+              </w:rPr>
+              <w:t>Исключительные ситуации</w:t>
+            </w:r>
+          </w:p>
+        </w:tc>
+        <w:tc>
+          <w:tcPr>
+            <w:tcW w:type="dxa" w:w="6803"/>
+          </w:tcPr>
+          <w:p>
+            <w:pPr>
+              <w:widowControl w:val="0"/>
+              <w:spacing w:line="240" w:lineRule="auto" w:after="0"/>
+              <w:ind w:firstLine="0"/>
+              <w:jc w:val="left"/>
+            </w:pPr>
+            <w:r/>
+            <w:r>
+              <w:rPr>
+                <w:rFonts w:ascii="Times New Roman" w:hAnsi="Times New Roman" w:cs="Times New Roman" w:eastAsia="Times New Roman"/>
+                <w:b w:val="0"/>
+                <w:i w:val="0"/>
+                <w:sz w:val="24"/>
+              </w:rPr>
+              <w:t>Версия-кандидат хуже действующей — отправка на утверждение запрещается; нет созревших кредитов за выбранный период — проверка не выполняется</w:t>
             </w:r>
           </w:p>
         </w:tc>
@@ -3567,7 +3601,7 @@
       <w:r>
         <w:drawing>
           <wp:inline xmlns:a="http://schemas.openxmlformats.org/drawingml/2006/main" xmlns:pic="http://schemas.openxmlformats.org/drawingml/2006/picture">
-            <wp:extent cx="5940000" cy="4708000"/>
+            <wp:extent cx="5940000" cy="3873126"/>
             <wp:docPr id="3" name="Picture 3"/>
             <wp:cNvGraphicFramePr>
               <a:graphicFrameLocks noChangeAspect="1"/>
@@ -3588,7 +3622,7 @@
                   <pic:spPr>
                     <a:xfrm>
                       <a:off x="0" y="0"/>
-                      <a:ext cx="5940000" cy="4708000"/>
+                      <a:ext cx="5940000" cy="3873126"/>
                     </a:xfrm>
                     <a:prstGeom prst="rect"/>
                   </pic:spPr>
@@ -4182,6 +4216,228 @@
           </w:p>
         </w:tc>
       </w:tr>
+      <w:tr>
+        <w:trPr>
+          <w:cantSplit/>
+        </w:trPr>
+        <w:tc>
+          <w:tcPr>
+            <w:tcW w:type="dxa" w:w="2041"/>
+          </w:tcPr>
+          <w:p>
+            <w:pPr>
+              <w:widowControl w:val="0"/>
+              <w:spacing w:line="240" w:lineRule="auto" w:after="0"/>
+              <w:ind w:firstLine="0"/>
+              <w:jc w:val="left"/>
+            </w:pPr>
+            <w:r/>
+            <w:r>
+              <w:rPr>
+                <w:rFonts w:ascii="Times New Roman" w:hAnsi="Times New Roman" w:cs="Times New Roman" w:eastAsia="Times New Roman"/>
+                <w:b w:val="0"/>
+                <w:i w:val="0"/>
+                <w:sz w:val="24"/>
+              </w:rPr>
+              <w:t>Версия методики</w:t>
+            </w:r>
+          </w:p>
+        </w:tc>
+        <w:tc>
+          <w:tcPr>
+            <w:tcW w:type="dxa" w:w="3628"/>
+          </w:tcPr>
+          <w:p>
+            <w:pPr>
+              <w:widowControl w:val="0"/>
+              <w:spacing w:line="240" w:lineRule="auto" w:after="0"/>
+              <w:ind w:firstLine="0"/>
+              <w:jc w:val="left"/>
+            </w:pPr>
+            <w:r/>
+            <w:r>
+              <w:rPr>
+                <w:rFonts w:ascii="Times New Roman" w:hAnsi="Times New Roman" w:cs="Times New Roman" w:eastAsia="Times New Roman"/>
+                <w:b w:val="0"/>
+                <w:i w:val="0"/>
+                <w:sz w:val="24"/>
+              </w:rPr>
+              <w:t>Версия скоринговой карты</w:t>
+            </w:r>
+          </w:p>
+        </w:tc>
+        <w:tc>
+          <w:tcPr>
+            <w:tcW w:type="dxa" w:w="3685"/>
+          </w:tcPr>
+          <w:p>
+            <w:pPr>
+              <w:widowControl w:val="0"/>
+              <w:spacing w:line="240" w:lineRule="auto" w:after="0"/>
+              <w:ind w:firstLine="0"/>
+              <w:jc w:val="left"/>
+            </w:pPr>
+            <w:r/>
+            <w:r>
+              <w:rPr>
+                <w:rFonts w:ascii="Times New Roman" w:hAnsi="Times New Roman" w:cs="Times New Roman" w:eastAsia="Times New Roman"/>
+                <w:b w:val="0"/>
+                <w:i w:val="0"/>
+                <w:sz w:val="24"/>
+              </w:rPr>
+              <w:t>Версия, баллы характеристик, метрики проверки, статус, даты</w:t>
+            </w:r>
+          </w:p>
+        </w:tc>
+      </w:tr>
+      <w:tr>
+        <w:trPr>
+          <w:cantSplit/>
+        </w:trPr>
+        <w:tc>
+          <w:tcPr>
+            <w:tcW w:type="dxa" w:w="2041"/>
+          </w:tcPr>
+          <w:p>
+            <w:pPr>
+              <w:widowControl w:val="0"/>
+              <w:spacing w:line="240" w:lineRule="auto" w:after="0"/>
+              <w:ind w:firstLine="0"/>
+              <w:jc w:val="left"/>
+            </w:pPr>
+            <w:r/>
+            <w:r>
+              <w:rPr>
+                <w:rFonts w:ascii="Times New Roman" w:hAnsi="Times New Roman" w:cs="Times New Roman" w:eastAsia="Times New Roman"/>
+                <w:b w:val="0"/>
+                <w:i w:val="0"/>
+                <w:sz w:val="24"/>
+              </w:rPr>
+              <w:t>Результат скоринга</w:t>
+            </w:r>
+          </w:p>
+        </w:tc>
+        <w:tc>
+          <w:tcPr>
+            <w:tcW w:type="dxa" w:w="3628"/>
+          </w:tcPr>
+          <w:p>
+            <w:pPr>
+              <w:widowControl w:val="0"/>
+              <w:spacing w:line="240" w:lineRule="auto" w:after="0"/>
+              <w:ind w:firstLine="0"/>
+              <w:jc w:val="left"/>
+            </w:pPr>
+            <w:r/>
+            <w:r>
+              <w:rPr>
+                <w:rFonts w:ascii="Times New Roman" w:hAnsi="Times New Roman" w:cs="Times New Roman" w:eastAsia="Times New Roman"/>
+                <w:b w:val="0"/>
+                <w:i w:val="0"/>
+                <w:sz w:val="24"/>
+              </w:rPr>
+              <w:t>Оценка заявки версией методики</w:t>
+            </w:r>
+          </w:p>
+        </w:tc>
+        <w:tc>
+          <w:tcPr>
+            <w:tcW w:type="dxa" w:w="3685"/>
+          </w:tcPr>
+          <w:p>
+            <w:pPr>
+              <w:widowControl w:val="0"/>
+              <w:spacing w:line="240" w:lineRule="auto" w:after="0"/>
+              <w:ind w:firstLine="0"/>
+              <w:jc w:val="left"/>
+            </w:pPr>
+            <w:r/>
+            <w:r>
+              <w:rPr>
+                <w:rFonts w:ascii="Times New Roman" w:hAnsi="Times New Roman" w:cs="Times New Roman" w:eastAsia="Times New Roman"/>
+                <w:b w:val="0"/>
+                <w:i w:val="0"/>
+                <w:sz w:val="24"/>
+              </w:rPr>
+              <w:t>PD, балл, класс риска, ПДН, вклад факторов</w:t>
+            </w:r>
+          </w:p>
+        </w:tc>
+      </w:tr>
+      <w:tr>
+        <w:trPr>
+          <w:cantSplit/>
+        </w:trPr>
+        <w:tc>
+          <w:tcPr>
+            <w:tcW w:type="dxa" w:w="2041"/>
+          </w:tcPr>
+          <w:p>
+            <w:pPr>
+              <w:widowControl w:val="0"/>
+              <w:spacing w:line="240" w:lineRule="auto" w:after="0"/>
+              <w:ind w:firstLine="0"/>
+              <w:jc w:val="left"/>
+            </w:pPr>
+            <w:r/>
+            <w:r>
+              <w:rPr>
+                <w:rFonts w:ascii="Times New Roman" w:hAnsi="Times New Roman" w:cs="Times New Roman" w:eastAsia="Times New Roman"/>
+                <w:b w:val="0"/>
+                <w:i w:val="0"/>
+                <w:sz w:val="24"/>
+              </w:rPr>
+              <w:t>Стоп-фактор</w:t>
+            </w:r>
+          </w:p>
+        </w:tc>
+        <w:tc>
+          <w:tcPr>
+            <w:tcW w:type="dxa" w:w="3628"/>
+          </w:tcPr>
+          <w:p>
+            <w:pPr>
+              <w:widowControl w:val="0"/>
+              <w:spacing w:line="240" w:lineRule="auto" w:after="0"/>
+              <w:ind w:firstLine="0"/>
+              <w:jc w:val="left"/>
+            </w:pPr>
+            <w:r/>
+            <w:r>
+              <w:rPr>
+                <w:rFonts w:ascii="Times New Roman" w:hAnsi="Times New Roman" w:cs="Times New Roman" w:eastAsia="Times New Roman"/>
+                <w:b w:val="0"/>
+                <w:i w:val="0"/>
+                <w:sz w:val="24"/>
+              </w:rPr>
+              <w:t>Формальное правило кредитной политики</w:t>
+            </w:r>
+          </w:p>
+        </w:tc>
+        <w:tc>
+          <w:tcPr>
+            <w:tcW w:type="dxa" w:w="3685"/>
+          </w:tcPr>
+          <w:p>
+            <w:pPr>
+              <w:widowControl w:val="0"/>
+              <w:spacing w:line="240" w:lineRule="auto" w:after="0"/>
+              <w:ind w:firstLine="0"/>
+              <w:jc w:val="left"/>
+            </w:pPr>
+            <w:r/>
+            <w:r>
+              <w:rPr>
+                <w:rFonts w:ascii="Times New Roman" w:hAnsi="Times New Roman" w:cs="Times New Roman" w:eastAsia="Times New Roman"/>
+                <w:b w:val="0"/>
+                <w:i w:val="0"/>
+                <w:sz w:val="24"/>
+              </w:rPr>
+              <w:t>Код, описание, условие, признак активности</w:t>
+            </w:r>
+          </w:p>
+        </w:tc>
+      </w:tr>
     </w:tbl>
     <w:p>
       <w:pPr>
@@ -4207,7 +4463,7 @@
         <w:tblLayout w:type="fixed"/>
         <w:tblLook w:firstColumn="1" w:firstRow="1" w:lastColumn="0" w:lastRow="0" w:noHBand="0" w:noVBand="1" w:val="04A0"/>
         <w:tblLayout w:type="fixed"/>
-        <w:tblCaption w:val="4.4|6"/>
+        <w:tblCaption w:val="4.4|9"/>
       </w:tblPr>
       <w:tblGrid>
         <w:gridCol w:w="2041"/>
@@ -4315,7 +4571,7 @@
                 <w:i w:val="0"/>
                 <w:sz w:val="24"/>
               </w:rPr>
-              <w:t>Модель</w:t>
+              <w:t>Решение</w:t>
             </w:r>
           </w:p>
         </w:tc>
@@ -4338,7 +4594,7 @@
                 <w:i w:val="0"/>
                 <w:sz w:val="24"/>
               </w:rPr>
-              <w:t>Версия модели машинного обучения</w:t>
+              <w:t>Решение по заявке (рекомендация и итог)</w:t>
             </w:r>
           </w:p>
         </w:tc>
@@ -4361,7 +4617,7 @@
                 <w:i w:val="0"/>
                 <w:sz w:val="24"/>
               </w:rPr>
-              <w:t>Версия, алгоритм, дата обучения, метрики, статус</w:t>
+              <w:t>Сотрудник, рекомендация, итог, сумма, ставка, комментарий</w:t>
             </w:r>
           </w:p>
         </w:tc>
@@ -4389,7 +4645,7 @@
                 <w:i w:val="0"/>
                 <w:sz w:val="24"/>
               </w:rPr>
-              <w:t>Результат скоринга</w:t>
+              <w:t>Кредит</w:t>
             </w:r>
           </w:p>
         </w:tc>
@@ -4412,7 +4668,7 @@
                 <w:i w:val="0"/>
                 <w:sz w:val="24"/>
               </w:rPr>
-              <w:t>Оценка заявки моделью</w:t>
+              <w:t>Выданный кредит и его обслуживание</w:t>
             </w:r>
           </w:p>
         </w:tc>
@@ -4435,155 +4691,7 @@
                 <w:i w:val="0"/>
                 <w:sz w:val="24"/>
               </w:rPr>
-              <w:t>PD, балл, класс риска, ПДН, вклад факторов</w:t>
-            </w:r>
-          </w:p>
-        </w:tc>
-      </w:tr>
-      <w:tr>
-        <w:trPr>
-          <w:cantSplit/>
-        </w:trPr>
-        <w:tc>
-          <w:tcPr>
-            <w:tcW w:type="dxa" w:w="2041"/>
-          </w:tcPr>
-          <w:p>
-            <w:pPr>
-              <w:widowControl w:val="0"/>
-              <w:spacing w:line="240" w:lineRule="auto" w:after="0"/>
-              <w:ind w:firstLine="0"/>
-              <w:jc w:val="left"/>
-            </w:pPr>
-            <w:r/>
-            <w:r>
-              <w:rPr>
-                <w:rFonts w:ascii="Times New Roman" w:hAnsi="Times New Roman" w:cs="Times New Roman" w:eastAsia="Times New Roman"/>
-                <w:b w:val="0"/>
-                <w:i w:val="0"/>
-                <w:sz w:val="24"/>
-              </w:rPr>
-              <w:t>Стоп-фактор</w:t>
-            </w:r>
-          </w:p>
-        </w:tc>
-        <w:tc>
-          <w:tcPr>
-            <w:tcW w:type="dxa" w:w="3628"/>
-          </w:tcPr>
-          <w:p>
-            <w:pPr>
-              <w:widowControl w:val="0"/>
-              <w:spacing w:line="240" w:lineRule="auto" w:after="0"/>
-              <w:ind w:firstLine="0"/>
-              <w:jc w:val="left"/>
-            </w:pPr>
-            <w:r/>
-            <w:r>
-              <w:rPr>
-                <w:rFonts w:ascii="Times New Roman" w:hAnsi="Times New Roman" w:cs="Times New Roman" w:eastAsia="Times New Roman"/>
-                <w:b w:val="0"/>
-                <w:i w:val="0"/>
-                <w:sz w:val="24"/>
-              </w:rPr>
-              <w:t>Формальное правило кредитной политики</w:t>
-            </w:r>
-          </w:p>
-        </w:tc>
-        <w:tc>
-          <w:tcPr>
-            <w:tcW w:type="dxa" w:w="3685"/>
-          </w:tcPr>
-          <w:p>
-            <w:pPr>
-              <w:widowControl w:val="0"/>
-              <w:spacing w:line="240" w:lineRule="auto" w:after="0"/>
-              <w:ind w:firstLine="0"/>
-              <w:jc w:val="left"/>
-            </w:pPr>
-            <w:r/>
-            <w:r>
-              <w:rPr>
-                <w:rFonts w:ascii="Times New Roman" w:hAnsi="Times New Roman" w:cs="Times New Roman" w:eastAsia="Times New Roman"/>
-                <w:b w:val="0"/>
-                <w:i w:val="0"/>
-                <w:sz w:val="24"/>
-              </w:rPr>
-              <w:t>Код, описание, условие, признак активности</w:t>
-            </w:r>
-          </w:p>
-        </w:tc>
-      </w:tr>
-      <w:tr>
-        <w:trPr>
-          <w:cantSplit/>
-        </w:trPr>
-        <w:tc>
-          <w:tcPr>
-            <w:tcW w:type="dxa" w:w="2041"/>
-          </w:tcPr>
-          <w:p>
-            <w:pPr>
-              <w:widowControl w:val="0"/>
-              <w:spacing w:line="240" w:lineRule="auto" w:after="0"/>
-              <w:ind w:firstLine="0"/>
-              <w:jc w:val="left"/>
-            </w:pPr>
-            <w:r/>
-            <w:r>
-              <w:rPr>
-                <w:rFonts w:ascii="Times New Roman" w:hAnsi="Times New Roman" w:cs="Times New Roman" w:eastAsia="Times New Roman"/>
-                <w:b w:val="0"/>
-                <w:i w:val="0"/>
-                <w:sz w:val="24"/>
-              </w:rPr>
-              <w:t>Решение</w:t>
-            </w:r>
-          </w:p>
-        </w:tc>
-        <w:tc>
-          <w:tcPr>
-            <w:tcW w:type="dxa" w:w="3628"/>
-          </w:tcPr>
-          <w:p>
-            <w:pPr>
-              <w:widowControl w:val="0"/>
-              <w:spacing w:line="240" w:lineRule="auto" w:after="0"/>
-              <w:ind w:firstLine="0"/>
-              <w:jc w:val="left"/>
-            </w:pPr>
-            <w:r/>
-            <w:r>
-              <w:rPr>
-                <w:rFonts w:ascii="Times New Roman" w:hAnsi="Times New Roman" w:cs="Times New Roman" w:eastAsia="Times New Roman"/>
-                <w:b w:val="0"/>
-                <w:i w:val="0"/>
-                <w:sz w:val="24"/>
-              </w:rPr>
-              <w:t>Решение по заявке (рекомендация и итог)</w:t>
-            </w:r>
-          </w:p>
-        </w:tc>
-        <w:tc>
-          <w:tcPr>
-            <w:tcW w:type="dxa" w:w="3685"/>
-          </w:tcPr>
-          <w:p>
-            <w:pPr>
-              <w:widowControl w:val="0"/>
-              <w:spacing w:line="240" w:lineRule="auto" w:after="0"/>
-              <w:ind w:firstLine="0"/>
-              <w:jc w:val="left"/>
-            </w:pPr>
-            <w:r/>
-            <w:r>
-              <w:rPr>
-                <w:rFonts w:ascii="Times New Roman" w:hAnsi="Times New Roman" w:cs="Times New Roman" w:eastAsia="Times New Roman"/>
-                <w:b w:val="0"/>
-                <w:i w:val="0"/>
-                <w:sz w:val="24"/>
-              </w:rPr>
-              <w:t>Сотрудник, рекомендация, итог, сумма, ставка, комментарий</w:t>
+              <w:t>Номер договора, дата выдачи, сумма, ставка, состояние, максимальная просрочка</w:t>
             </w:r>
           </w:p>
         </w:tc>
@@ -4676,7 +4784,7 @@
           <w:i w:val="0"/>
           <w:sz w:val="28"/>
         </w:rPr>
-        <w:t>Взаимодействие объектов модели: клиент может подать несколько заявок; по каждой заявке фиксируются согласия, запрашивается не более одного актуального кредитного отчёта, формируется один или несколько результатов скоринга (при повторной оценке), каждый из которых ссылается на версию модели и сработавшие стоп-факторы. По заявке сотрудниками принимаются решения (рекомендация андеррайтера и итоговое решение, в том числе кредитного комитета).</w:t>
+        <w:t>Взаимодействие объектов модели: клиент может подать несколько заявок; по каждой заявке фиксируются согласия, запрашивается не более одного актуального кредитного отчёта, формируется один или несколько результатов скоринга (при повторной оценке), каждый из которых ссылается на версию методики и сработавшие стоп-факторы. По заявке сотрудниками принимаются решения (рекомендация андеррайтера и итоговое решение, в том числе кредитного комитета); по выданной заявке заводится кредит, данные о его обслуживании используются для проверки и мониторинга методики.</w:t>
       </w:r>
     </w:p>
     <w:p>
@@ -5795,7 +5903,7 @@
                 <w:i w:val="0"/>
                 <w:sz w:val="24"/>
               </w:rPr>
-              <w:t>Риск-аналитик должен иметь возможность обучить новую версию модели, сравнить её с действующей и опубликовать после утверждения</w:t>
+              <w:t>Риск-аналитик должен иметь возможность создать новую версию методики, проверить её на истории выдач, сравнить с действующей и опубликовать после утверждения</w:t>
             </w:r>
           </w:p>
         </w:tc>
@@ -5892,7 +6000,7 @@
                 <w:i w:val="0"/>
                 <w:sz w:val="24"/>
               </w:rPr>
-              <w:t>Система должна ежемесячно формировать отчёт о качестве и стабильности модели</w:t>
+              <w:t>Система должна ежемесячно формировать отчёт о качестве и стабильности методики</w:t>
             </w:r>
           </w:p>
         </w:tc>
@@ -6304,6 +6412,103 @@
                 <w:sz w:val="24"/>
               </w:rPr>
               <w:t>Кредитный специалист</w:t>
+            </w:r>
+          </w:p>
+        </w:tc>
+        <w:tc>
+          <w:tcPr>
+            <w:tcW w:type="dxa" w:w="1191"/>
+          </w:tcPr>
+          <w:p>
+            <w:pPr>
+              <w:widowControl w:val="0"/>
+              <w:spacing w:line="240" w:lineRule="auto" w:after="0"/>
+              <w:ind w:firstLine="0"/>
+              <w:jc w:val="left"/>
+            </w:pPr>
+            <w:r/>
+            <w:r>
+              <w:rPr>
+                <w:rFonts w:ascii="Times New Roman" w:hAnsi="Times New Roman" w:cs="Times New Roman" w:eastAsia="Times New Roman"/>
+                <w:b w:val="0"/>
+                <w:i w:val="0"/>
+                <w:sz w:val="24"/>
+              </w:rPr>
+              <w:t>Средний</w:t>
+            </w:r>
+          </w:p>
+        </w:tc>
+      </w:tr>
+      <w:tr>
+        <w:trPr>
+          <w:cantSplit/>
+        </w:trPr>
+        <w:tc>
+          <w:tcPr>
+            <w:tcW w:type="dxa" w:w="794"/>
+          </w:tcPr>
+          <w:p>
+            <w:pPr>
+              <w:widowControl w:val="0"/>
+              <w:spacing w:line="240" w:lineRule="auto" w:after="0"/>
+              <w:ind w:firstLine="0"/>
+              <w:jc w:val="left"/>
+            </w:pPr>
+            <w:r/>
+            <w:r>
+              <w:rPr>
+                <w:rFonts w:ascii="Times New Roman" w:hAnsi="Times New Roman" w:cs="Times New Roman" w:eastAsia="Times New Roman"/>
+                <w:b w:val="0"/>
+                <w:i w:val="0"/>
+                <w:sz w:val="24"/>
+              </w:rPr>
+              <w:t>П-15</w:t>
+            </w:r>
+          </w:p>
+        </w:tc>
+        <w:tc>
+          <w:tcPr>
+            <w:tcW w:type="dxa" w:w="5443"/>
+          </w:tcPr>
+          <w:p>
+            <w:pPr>
+              <w:widowControl w:val="0"/>
+              <w:spacing w:line="240" w:lineRule="auto" w:after="0"/>
+              <w:ind w:firstLine="0"/>
+              <w:jc w:val="left"/>
+            </w:pPr>
+            <w:r/>
+            <w:r>
+              <w:rPr>
+                <w:rFonts w:ascii="Times New Roman" w:hAnsi="Times New Roman" w:cs="Times New Roman" w:eastAsia="Times New Roman"/>
+                <w:b w:val="0"/>
+                <w:i w:val="0"/>
+                <w:sz w:val="24"/>
+              </w:rPr>
+              <w:t>Сотрудники должны видеть реестр заёмщиков с историей их заявок, решений и кредитов, а руководитель — состав и качество кредитного портфеля</w:t>
+            </w:r>
+          </w:p>
+        </w:tc>
+        <w:tc>
+          <w:tcPr>
+            <w:tcW w:type="dxa" w:w="1928"/>
+          </w:tcPr>
+          <w:p>
+            <w:pPr>
+              <w:widowControl w:val="0"/>
+              <w:spacing w:line="240" w:lineRule="auto" w:after="0"/>
+              <w:ind w:firstLine="0"/>
+              <w:jc w:val="left"/>
+            </w:pPr>
+            <w:r/>
+            <w:r>
+              <w:rPr>
+                <w:rFonts w:ascii="Times New Roman" w:hAnsi="Times New Roman" w:cs="Times New Roman" w:eastAsia="Times New Roman"/>
+                <w:b w:val="0"/>
+                <w:i w:val="0"/>
+                <w:sz w:val="24"/>
+              </w:rPr>
+              <w:t>Руководитель отдела, Андеррайтер</w:t>
             </w:r>
           </w:p>
         </w:tc>
@@ -6545,6 +6750,116 @@
           </w:p>
         </w:tc>
       </w:tr>
+    </w:tbl>
+    <w:p>
+      <w:pPr>
+        <w:keepNext/>
+        <w:ind w:firstLine="0"/>
+        <w:jc w:val="right"/>
+      </w:pPr>
+      <w:r>
+        <w:rPr>
+          <w:rFonts w:ascii="Times New Roman" w:hAnsi="Times New Roman" w:cs="Times New Roman" w:eastAsia="Times New Roman"/>
+          <w:b w:val="0"/>
+          <w:i w:val="0"/>
+          <w:sz w:val="28"/>
+        </w:rPr>
+        <w:t>Продолжение таблицы 4.6</w:t>
+      </w:r>
+    </w:p>
+    <w:tbl>
+      <w:tblPr>
+        <w:tblStyle w:val="TableGrid"/>
+        <w:tblW w:type="auto" w:w="0"/>
+        <w:jc w:val="center"/>
+        <w:tblLayout w:type="fixed"/>
+        <w:tblLook w:firstColumn="1" w:firstRow="1" w:lastColumn="0" w:lastRow="0" w:noHBand="0" w:noVBand="1" w:val="04A0"/>
+        <w:tblLayout w:type="fixed"/>
+        <w:tblCaption w:val="4.6|1"/>
+      </w:tblPr>
+      <w:tblGrid>
+        <w:gridCol w:w="907"/>
+        <w:gridCol w:w="7030"/>
+        <w:gridCol w:w="1417"/>
+      </w:tblGrid>
+      <w:tr>
+        <w:trPr>
+          <w:cantSplit/>
+          <w:tblHeader/>
+        </w:trPr>
+        <w:tc>
+          <w:tcPr>
+            <w:tcW w:type="dxa" w:w="907"/>
+          </w:tcPr>
+          <w:p>
+            <w:pPr>
+              <w:keepNext/>
+              <w:widowControl w:val="0"/>
+              <w:spacing w:line="240" w:lineRule="auto" w:after="0"/>
+              <w:ind w:firstLine="0"/>
+              <w:jc w:val="center"/>
+            </w:pPr>
+            <w:r/>
+            <w:r>
+              <w:rPr>
+                <w:rFonts w:ascii="Times New Roman" w:hAnsi="Times New Roman" w:cs="Times New Roman" w:eastAsia="Times New Roman"/>
+                <w:b w:val="0"/>
+                <w:i w:val="0"/>
+                <w:sz w:val="24"/>
+              </w:rPr>
+              <w:t>Код</w:t>
+            </w:r>
+          </w:p>
+        </w:tc>
+        <w:tc>
+          <w:tcPr>
+            <w:tcW w:type="dxa" w:w="7030"/>
+          </w:tcPr>
+          <w:p>
+            <w:pPr>
+              <w:keepNext/>
+              <w:widowControl w:val="0"/>
+              <w:spacing w:line="240" w:lineRule="auto" w:after="0"/>
+              <w:ind w:firstLine="0"/>
+              <w:jc w:val="center"/>
+            </w:pPr>
+            <w:r/>
+            <w:r>
+              <w:rPr>
+                <w:rFonts w:ascii="Times New Roman" w:hAnsi="Times New Roman" w:cs="Times New Roman" w:eastAsia="Times New Roman"/>
+                <w:b w:val="0"/>
+                <w:i w:val="0"/>
+                <w:sz w:val="24"/>
+              </w:rPr>
+              <w:t>Системное требование</w:t>
+            </w:r>
+          </w:p>
+        </w:tc>
+        <w:tc>
+          <w:tcPr>
+            <w:tcW w:type="dxa" w:w="1417"/>
+          </w:tcPr>
+          <w:p>
+            <w:pPr>
+              <w:keepNext/>
+              <w:widowControl w:val="0"/>
+              <w:spacing w:line="240" w:lineRule="auto" w:after="0"/>
+              <w:ind w:firstLine="0"/>
+              <w:jc w:val="center"/>
+            </w:pPr>
+            <w:r/>
+            <w:r>
+              <w:rPr>
+                <w:rFonts w:ascii="Times New Roman" w:hAnsi="Times New Roman" w:cs="Times New Roman" w:eastAsia="Times New Roman"/>
+                <w:b w:val="0"/>
+                <w:i w:val="0"/>
+                <w:sz w:val="24"/>
+              </w:rPr>
+              <w:t>Связь</w:t>
+            </w:r>
+          </w:p>
+        </w:tc>
+      </w:tr>
       <w:tr>
         <w:trPr>
           <w:cantSplit/>
@@ -6615,6 +6930,1116 @@
                 <w:sz w:val="24"/>
               </w:rPr>
               <w:t>П-2</w:t>
+            </w:r>
+          </w:p>
+        </w:tc>
+      </w:tr>
+      <w:tr>
+        <w:trPr>
+          <w:cantSplit/>
+        </w:trPr>
+        <w:tc>
+          <w:tcPr>
+            <w:tcW w:type="dxa" w:w="907"/>
+          </w:tcPr>
+          <w:p>
+            <w:pPr>
+              <w:widowControl w:val="0"/>
+              <w:spacing w:line="240" w:lineRule="auto" w:after="0"/>
+              <w:ind w:firstLine="0"/>
+              <w:jc w:val="left"/>
+            </w:pPr>
+            <w:r/>
+            <w:r>
+              <w:rPr>
+                <w:rFonts w:ascii="Times New Roman" w:hAnsi="Times New Roman" w:cs="Times New Roman" w:eastAsia="Times New Roman"/>
+                <w:b w:val="0"/>
+                <w:i w:val="0"/>
+                <w:sz w:val="24"/>
+              </w:rPr>
+              <w:t>С-3</w:t>
+            </w:r>
+          </w:p>
+        </w:tc>
+        <w:tc>
+          <w:tcPr>
+            <w:tcW w:type="dxa" w:w="7030"/>
+          </w:tcPr>
+          <w:p>
+            <w:pPr>
+              <w:widowControl w:val="0"/>
+              <w:spacing w:line="240" w:lineRule="auto" w:after="0"/>
+              <w:ind w:firstLine="0"/>
+              <w:jc w:val="left"/>
+            </w:pPr>
+            <w:r/>
+            <w:r>
+              <w:rPr>
+                <w:rFonts w:ascii="Times New Roman" w:hAnsi="Times New Roman" w:cs="Times New Roman" w:eastAsia="Times New Roman"/>
+                <w:b w:val="0"/>
+                <w:i w:val="0"/>
+                <w:sz w:val="24"/>
+              </w:rPr>
+              <w:t>Адаптер БКИ формирует запрос по API бюро, разбирает ответ (XML/JSON) и сохраняет кредитный отчёт; при недоступности сервиса выполняет до трёх повторов с интервалом 5 минут</w:t>
+            </w:r>
+          </w:p>
+        </w:tc>
+        <w:tc>
+          <w:tcPr>
+            <w:tcW w:type="dxa" w:w="1417"/>
+          </w:tcPr>
+          <w:p>
+            <w:pPr>
+              <w:widowControl w:val="0"/>
+              <w:spacing w:line="240" w:lineRule="auto" w:after="0"/>
+              <w:ind w:firstLine="0"/>
+              <w:jc w:val="left"/>
+            </w:pPr>
+            <w:r/>
+            <w:r>
+              <w:rPr>
+                <w:rFonts w:ascii="Times New Roman" w:hAnsi="Times New Roman" w:cs="Times New Roman" w:eastAsia="Times New Roman"/>
+                <w:b w:val="0"/>
+                <w:i w:val="0"/>
+                <w:sz w:val="24"/>
+              </w:rPr>
+              <w:t>П-3</w:t>
+            </w:r>
+          </w:p>
+        </w:tc>
+      </w:tr>
+      <w:tr>
+        <w:trPr>
+          <w:cantSplit/>
+        </w:trPr>
+        <w:tc>
+          <w:tcPr>
+            <w:tcW w:type="dxa" w:w="907"/>
+          </w:tcPr>
+          <w:p>
+            <w:pPr>
+              <w:widowControl w:val="0"/>
+              <w:spacing w:line="240" w:lineRule="auto" w:after="0"/>
+              <w:ind w:firstLine="0"/>
+              <w:jc w:val="left"/>
+            </w:pPr>
+            <w:r/>
+            <w:r>
+              <w:rPr>
+                <w:rFonts w:ascii="Times New Roman" w:hAnsi="Times New Roman" w:cs="Times New Roman" w:eastAsia="Times New Roman"/>
+                <w:b w:val="0"/>
+                <w:i w:val="0"/>
+                <w:sz w:val="24"/>
+              </w:rPr>
+              <w:t>С-4</w:t>
+            </w:r>
+          </w:p>
+        </w:tc>
+        <w:tc>
+          <w:tcPr>
+            <w:tcW w:type="dxa" w:w="7030"/>
+          </w:tcPr>
+          <w:p>
+            <w:pPr>
+              <w:widowControl w:val="0"/>
+              <w:spacing w:line="240" w:lineRule="auto" w:after="0"/>
+              <w:ind w:firstLine="0"/>
+              <w:jc w:val="left"/>
+            </w:pPr>
+            <w:r/>
+            <w:r>
+              <w:rPr>
+                <w:rFonts w:ascii="Times New Roman" w:hAnsi="Times New Roman" w:cs="Times New Roman" w:eastAsia="Times New Roman"/>
+                <w:b w:val="0"/>
+                <w:i w:val="0"/>
+                <w:sz w:val="24"/>
+              </w:rPr>
+              <w:t>Адаптер АБС получает по идентификатору клиента данные о счетах, поступлениях заработной платы и действующих кредитах в Банке</w:t>
+            </w:r>
+          </w:p>
+        </w:tc>
+        <w:tc>
+          <w:tcPr>
+            <w:tcW w:type="dxa" w:w="1417"/>
+          </w:tcPr>
+          <w:p>
+            <w:pPr>
+              <w:widowControl w:val="0"/>
+              <w:spacing w:line="240" w:lineRule="auto" w:after="0"/>
+              <w:ind w:firstLine="0"/>
+              <w:jc w:val="left"/>
+            </w:pPr>
+            <w:r/>
+            <w:r>
+              <w:rPr>
+                <w:rFonts w:ascii="Times New Roman" w:hAnsi="Times New Roman" w:cs="Times New Roman" w:eastAsia="Times New Roman"/>
+                <w:b w:val="0"/>
+                <w:i w:val="0"/>
+                <w:sz w:val="24"/>
+              </w:rPr>
+              <w:t>П-3</w:t>
+            </w:r>
+          </w:p>
+        </w:tc>
+      </w:tr>
+      <w:tr>
+        <w:trPr>
+          <w:cantSplit/>
+        </w:trPr>
+        <w:tc>
+          <w:tcPr>
+            <w:tcW w:type="dxa" w:w="907"/>
+          </w:tcPr>
+          <w:p>
+            <w:pPr>
+              <w:widowControl w:val="0"/>
+              <w:spacing w:line="240" w:lineRule="auto" w:after="0"/>
+              <w:ind w:firstLine="0"/>
+              <w:jc w:val="left"/>
+            </w:pPr>
+            <w:r/>
+            <w:r>
+              <w:rPr>
+                <w:rFonts w:ascii="Times New Roman" w:hAnsi="Times New Roman" w:cs="Times New Roman" w:eastAsia="Times New Roman"/>
+                <w:b w:val="0"/>
+                <w:i w:val="0"/>
+                <w:sz w:val="24"/>
+              </w:rPr>
+              <w:t>С-5</w:t>
+            </w:r>
+          </w:p>
+        </w:tc>
+        <w:tc>
+          <w:tcPr>
+            <w:tcW w:type="dxa" w:w="7030"/>
+          </w:tcPr>
+          <w:p>
+            <w:pPr>
+              <w:widowControl w:val="0"/>
+              <w:spacing w:line="240" w:lineRule="auto" w:after="0"/>
+              <w:ind w:firstLine="0"/>
+              <w:jc w:val="left"/>
+            </w:pPr>
+            <w:r/>
+            <w:r>
+              <w:rPr>
+                <w:rFonts w:ascii="Times New Roman" w:hAnsi="Times New Roman" w:cs="Times New Roman" w:eastAsia="Times New Roman"/>
+                <w:b w:val="0"/>
+                <w:i w:val="0"/>
+                <w:sz w:val="24"/>
+              </w:rPr>
+              <w:t>Модуль скоринга проверяет активные стоп-факторы; при срабатывании хотя бы одного формируется рекомендация «Отказ» с указанием кода стоп-фактора</w:t>
+            </w:r>
+          </w:p>
+        </w:tc>
+        <w:tc>
+          <w:tcPr>
+            <w:tcW w:type="dxa" w:w="1417"/>
+          </w:tcPr>
+          <w:p>
+            <w:pPr>
+              <w:widowControl w:val="0"/>
+              <w:spacing w:line="240" w:lineRule="auto" w:after="0"/>
+              <w:ind w:firstLine="0"/>
+              <w:jc w:val="left"/>
+            </w:pPr>
+            <w:r/>
+            <w:r>
+              <w:rPr>
+                <w:rFonts w:ascii="Times New Roman" w:hAnsi="Times New Roman" w:cs="Times New Roman" w:eastAsia="Times New Roman"/>
+                <w:b w:val="0"/>
+                <w:i w:val="0"/>
+                <w:sz w:val="24"/>
+              </w:rPr>
+              <w:t>П-4, П-6</w:t>
+            </w:r>
+          </w:p>
+        </w:tc>
+      </w:tr>
+      <w:tr>
+        <w:trPr>
+          <w:cantSplit/>
+        </w:trPr>
+        <w:tc>
+          <w:tcPr>
+            <w:tcW w:type="dxa" w:w="907"/>
+          </w:tcPr>
+          <w:p>
+            <w:pPr>
+              <w:widowControl w:val="0"/>
+              <w:spacing w:line="240" w:lineRule="auto" w:after="0"/>
+              <w:ind w:firstLine="0"/>
+              <w:jc w:val="left"/>
+            </w:pPr>
+            <w:r/>
+            <w:r>
+              <w:rPr>
+                <w:rFonts w:ascii="Times New Roman" w:hAnsi="Times New Roman" w:cs="Times New Roman" w:eastAsia="Times New Roman"/>
+                <w:b w:val="0"/>
+                <w:i w:val="0"/>
+                <w:sz w:val="24"/>
+              </w:rPr>
+              <w:t>С-6</w:t>
+            </w:r>
+          </w:p>
+        </w:tc>
+        <w:tc>
+          <w:tcPr>
+            <w:tcW w:type="dxa" w:w="7030"/>
+          </w:tcPr>
+          <w:p>
+            <w:pPr>
+              <w:widowControl w:val="0"/>
+              <w:spacing w:line="240" w:lineRule="auto" w:after="0"/>
+              <w:ind w:firstLine="0"/>
+              <w:jc w:val="left"/>
+            </w:pPr>
+            <w:r/>
+            <w:r>
+              <w:rPr>
+                <w:rFonts w:ascii="Times New Roman" w:hAnsi="Times New Roman" w:cs="Times New Roman" w:eastAsia="Times New Roman"/>
+                <w:b w:val="0"/>
+                <w:i w:val="0"/>
+                <w:sz w:val="24"/>
+              </w:rPr>
+              <w:t>Модуль скоринга формирует вектор признаков (не менее 30 признаков анкеты, кредитной истории и данных АБС), начисляет баллы по характеристикам опубликованной версии скоринговой карты и переводит сумму баллов в PD</w:t>
+            </w:r>
+          </w:p>
+        </w:tc>
+        <w:tc>
+          <w:tcPr>
+            <w:tcW w:type="dxa" w:w="1417"/>
+          </w:tcPr>
+          <w:p>
+            <w:pPr>
+              <w:widowControl w:val="0"/>
+              <w:spacing w:line="240" w:lineRule="auto" w:after="0"/>
+              <w:ind w:firstLine="0"/>
+              <w:jc w:val="left"/>
+            </w:pPr>
+            <w:r/>
+            <w:r>
+              <w:rPr>
+                <w:rFonts w:ascii="Times New Roman" w:hAnsi="Times New Roman" w:cs="Times New Roman" w:eastAsia="Times New Roman"/>
+                <w:b w:val="0"/>
+                <w:i w:val="0"/>
+                <w:sz w:val="24"/>
+              </w:rPr>
+              <w:t>П-4</w:t>
+            </w:r>
+          </w:p>
+        </w:tc>
+      </w:tr>
+      <w:tr>
+        <w:trPr>
+          <w:cantSplit/>
+        </w:trPr>
+        <w:tc>
+          <w:tcPr>
+            <w:tcW w:type="dxa" w:w="907"/>
+          </w:tcPr>
+          <w:p>
+            <w:pPr>
+              <w:widowControl w:val="0"/>
+              <w:spacing w:line="240" w:lineRule="auto" w:after="0"/>
+              <w:ind w:firstLine="0"/>
+              <w:jc w:val="left"/>
+            </w:pPr>
+            <w:r/>
+            <w:r>
+              <w:rPr>
+                <w:rFonts w:ascii="Times New Roman" w:hAnsi="Times New Roman" w:cs="Times New Roman" w:eastAsia="Times New Roman"/>
+                <w:b w:val="0"/>
+                <w:i w:val="0"/>
+                <w:sz w:val="24"/>
+              </w:rPr>
+              <w:t>С-7</w:t>
+            </w:r>
+          </w:p>
+        </w:tc>
+        <w:tc>
+          <w:tcPr>
+            <w:tcW w:type="dxa" w:w="7030"/>
+          </w:tcPr>
+          <w:p>
+            <w:pPr>
+              <w:widowControl w:val="0"/>
+              <w:spacing w:line="240" w:lineRule="auto" w:after="0"/>
+              <w:ind w:firstLine="0"/>
+              <w:jc w:val="left"/>
+            </w:pPr>
+            <w:r/>
+            <w:r>
+              <w:rPr>
+                <w:rFonts w:ascii="Times New Roman" w:hAnsi="Times New Roman" w:cs="Times New Roman" w:eastAsia="Times New Roman"/>
+                <w:b w:val="0"/>
+                <w:i w:val="0"/>
+                <w:sz w:val="24"/>
+              </w:rPr>
+              <w:t>Класс риска присваивается по таблице порогов PD (A — до 2 %, B — 2–5 %, C — 5–10 %, D — 10–20 %, E — свыше 20 %)</w:t>
+            </w:r>
+          </w:p>
+        </w:tc>
+        <w:tc>
+          <w:tcPr>
+            <w:tcW w:type="dxa" w:w="1417"/>
+          </w:tcPr>
+          <w:p>
+            <w:pPr>
+              <w:widowControl w:val="0"/>
+              <w:spacing w:line="240" w:lineRule="auto" w:after="0"/>
+              <w:ind w:firstLine="0"/>
+              <w:jc w:val="left"/>
+            </w:pPr>
+            <w:r/>
+            <w:r>
+              <w:rPr>
+                <w:rFonts w:ascii="Times New Roman" w:hAnsi="Times New Roman" w:cs="Times New Roman" w:eastAsia="Times New Roman"/>
+                <w:b w:val="0"/>
+                <w:i w:val="0"/>
+                <w:sz w:val="24"/>
+              </w:rPr>
+              <w:t>П-4</w:t>
+            </w:r>
+          </w:p>
+        </w:tc>
+      </w:tr>
+      <w:tr>
+        <w:trPr>
+          <w:cantSplit/>
+        </w:trPr>
+        <w:tc>
+          <w:tcPr>
+            <w:tcW w:type="dxa" w:w="907"/>
+          </w:tcPr>
+          <w:p>
+            <w:pPr>
+              <w:widowControl w:val="0"/>
+              <w:spacing w:line="240" w:lineRule="auto" w:after="0"/>
+              <w:ind w:firstLine="0"/>
+              <w:jc w:val="left"/>
+            </w:pPr>
+            <w:r/>
+            <w:r>
+              <w:rPr>
+                <w:rFonts w:ascii="Times New Roman" w:hAnsi="Times New Roman" w:cs="Times New Roman" w:eastAsia="Times New Roman"/>
+                <w:b w:val="0"/>
+                <w:i w:val="0"/>
+                <w:sz w:val="24"/>
+              </w:rPr>
+              <w:t>С-8</w:t>
+            </w:r>
+          </w:p>
+        </w:tc>
+        <w:tc>
+          <w:tcPr>
+            <w:tcW w:type="dxa" w:w="7030"/>
+          </w:tcPr>
+          <w:p>
+            <w:pPr>
+              <w:widowControl w:val="0"/>
+              <w:spacing w:line="240" w:lineRule="auto" w:after="0"/>
+              <w:ind w:firstLine="0"/>
+              <w:jc w:val="left"/>
+            </w:pPr>
+            <w:r/>
+            <w:r>
+              <w:rPr>
+                <w:rFonts w:ascii="Times New Roman" w:hAnsi="Times New Roman" w:cs="Times New Roman" w:eastAsia="Times New Roman"/>
+                <w:b w:val="0"/>
+                <w:i w:val="0"/>
+                <w:sz w:val="24"/>
+              </w:rPr>
+              <w:t>ПДН рассчитывается как отношение суммы среднемесячных платежей по всем кредитам (включая запрашиваемый) к среднемесячному доходу заёмщика</w:t>
+            </w:r>
+          </w:p>
+        </w:tc>
+        <w:tc>
+          <w:tcPr>
+            <w:tcW w:type="dxa" w:w="1417"/>
+          </w:tcPr>
+          <w:p>
+            <w:pPr>
+              <w:widowControl w:val="0"/>
+              <w:spacing w:line="240" w:lineRule="auto" w:after="0"/>
+              <w:ind w:firstLine="0"/>
+              <w:jc w:val="left"/>
+            </w:pPr>
+            <w:r/>
+            <w:r>
+              <w:rPr>
+                <w:rFonts w:ascii="Times New Roman" w:hAnsi="Times New Roman" w:cs="Times New Roman" w:eastAsia="Times New Roman"/>
+                <w:b w:val="0"/>
+                <w:i w:val="0"/>
+                <w:sz w:val="24"/>
+              </w:rPr>
+              <w:t>П-4</w:t>
+            </w:r>
+          </w:p>
+        </w:tc>
+      </w:tr>
+      <w:tr>
+        <w:trPr>
+          <w:cantSplit/>
+        </w:trPr>
+        <w:tc>
+          <w:tcPr>
+            <w:tcW w:type="dxa" w:w="907"/>
+          </w:tcPr>
+          <w:p>
+            <w:pPr>
+              <w:widowControl w:val="0"/>
+              <w:spacing w:line="240" w:lineRule="auto" w:after="0"/>
+              <w:ind w:firstLine="0"/>
+              <w:jc w:val="left"/>
+            </w:pPr>
+            <w:r/>
+            <w:r>
+              <w:rPr>
+                <w:rFonts w:ascii="Times New Roman" w:hAnsi="Times New Roman" w:cs="Times New Roman" w:eastAsia="Times New Roman"/>
+                <w:b w:val="0"/>
+                <w:i w:val="0"/>
+                <w:sz w:val="24"/>
+              </w:rPr>
+              <w:t>С-9</w:t>
+            </w:r>
+          </w:p>
+        </w:tc>
+        <w:tc>
+          <w:tcPr>
+            <w:tcW w:type="dxa" w:w="7030"/>
+          </w:tcPr>
+          <w:p>
+            <w:pPr>
+              <w:widowControl w:val="0"/>
+              <w:spacing w:line="240" w:lineRule="auto" w:after="0"/>
+              <w:ind w:firstLine="0"/>
+              <w:jc w:val="left"/>
+            </w:pPr>
+            <w:r/>
+            <w:r>
+              <w:rPr>
+                <w:rFonts w:ascii="Times New Roman" w:hAnsi="Times New Roman" w:cs="Times New Roman" w:eastAsia="Times New Roman"/>
+                <w:b w:val="0"/>
+                <w:i w:val="0"/>
+                <w:sz w:val="24"/>
+              </w:rPr>
+              <w:t>Для каждой оценки сохраняются и отображаются пять характеристик с наибольшим вкладом в повышение риска и пять — в снижение (вклад — отклонение баллов от нейтрального значения) с текстовыми пояснениями</w:t>
+            </w:r>
+          </w:p>
+        </w:tc>
+        <w:tc>
+          <w:tcPr>
+            <w:tcW w:type="dxa" w:w="1417"/>
+          </w:tcPr>
+          <w:p>
+            <w:pPr>
+              <w:widowControl w:val="0"/>
+              <w:spacing w:line="240" w:lineRule="auto" w:after="0"/>
+              <w:ind w:firstLine="0"/>
+              <w:jc w:val="left"/>
+            </w:pPr>
+            <w:r/>
+            <w:r>
+              <w:rPr>
+                <w:rFonts w:ascii="Times New Roman" w:hAnsi="Times New Roman" w:cs="Times New Roman" w:eastAsia="Times New Roman"/>
+                <w:b w:val="0"/>
+                <w:i w:val="0"/>
+                <w:sz w:val="24"/>
+              </w:rPr>
+              <w:t>П-5</w:t>
+            </w:r>
+          </w:p>
+        </w:tc>
+      </w:tr>
+      <w:tr>
+        <w:trPr>
+          <w:cantSplit/>
+        </w:trPr>
+        <w:tc>
+          <w:tcPr>
+            <w:tcW w:type="dxa" w:w="907"/>
+          </w:tcPr>
+          <w:p>
+            <w:pPr>
+              <w:widowControl w:val="0"/>
+              <w:spacing w:line="240" w:lineRule="auto" w:after="0"/>
+              <w:ind w:firstLine="0"/>
+              <w:jc w:val="left"/>
+            </w:pPr>
+            <w:r/>
+            <w:r>
+              <w:rPr>
+                <w:rFonts w:ascii="Times New Roman" w:hAnsi="Times New Roman" w:cs="Times New Roman" w:eastAsia="Times New Roman"/>
+                <w:b w:val="0"/>
+                <w:i w:val="0"/>
+                <w:sz w:val="24"/>
+              </w:rPr>
+              <w:t>С-10</w:t>
+            </w:r>
+          </w:p>
+        </w:tc>
+        <w:tc>
+          <w:tcPr>
+            <w:tcW w:type="dxa" w:w="7030"/>
+          </w:tcPr>
+          <w:p>
+            <w:pPr>
+              <w:widowControl w:val="0"/>
+              <w:spacing w:line="240" w:lineRule="auto" w:after="0"/>
+              <w:ind w:firstLine="0"/>
+              <w:jc w:val="left"/>
+            </w:pPr>
+            <w:r/>
+            <w:r>
+              <w:rPr>
+                <w:rFonts w:ascii="Times New Roman" w:hAnsi="Times New Roman" w:cs="Times New Roman" w:eastAsia="Times New Roman"/>
+                <w:b w:val="0"/>
+                <w:i w:val="0"/>
+                <w:sz w:val="24"/>
+              </w:rPr>
+              <w:t>Рекомендуемые сумма и ставка рассчитываются по матрице «класс риска × ПДН» из справочника кредитной политики</w:t>
+            </w:r>
+          </w:p>
+        </w:tc>
+        <w:tc>
+          <w:tcPr>
+            <w:tcW w:type="dxa" w:w="1417"/>
+          </w:tcPr>
+          <w:p>
+            <w:pPr>
+              <w:widowControl w:val="0"/>
+              <w:spacing w:line="240" w:lineRule="auto" w:after="0"/>
+              <w:ind w:firstLine="0"/>
+              <w:jc w:val="left"/>
+            </w:pPr>
+            <w:r/>
+            <w:r>
+              <w:rPr>
+                <w:rFonts w:ascii="Times New Roman" w:hAnsi="Times New Roman" w:cs="Times New Roman" w:eastAsia="Times New Roman"/>
+                <w:b w:val="0"/>
+                <w:i w:val="0"/>
+                <w:sz w:val="24"/>
+              </w:rPr>
+              <w:t>П-6</w:t>
+            </w:r>
+          </w:p>
+        </w:tc>
+      </w:tr>
+      <w:tr>
+        <w:trPr>
+          <w:cantSplit/>
+        </w:trPr>
+        <w:tc>
+          <w:tcPr>
+            <w:tcW w:type="dxa" w:w="907"/>
+          </w:tcPr>
+          <w:p>
+            <w:pPr>
+              <w:widowControl w:val="0"/>
+              <w:spacing w:line="240" w:lineRule="auto" w:after="0"/>
+              <w:ind w:firstLine="0"/>
+              <w:jc w:val="left"/>
+            </w:pPr>
+            <w:r/>
+            <w:r>
+              <w:rPr>
+                <w:rFonts w:ascii="Times New Roman" w:hAnsi="Times New Roman" w:cs="Times New Roman" w:eastAsia="Times New Roman"/>
+                <w:b w:val="0"/>
+                <w:i w:val="0"/>
+                <w:sz w:val="24"/>
+              </w:rPr>
+              <w:t>С-11</w:t>
+            </w:r>
+          </w:p>
+        </w:tc>
+        <w:tc>
+          <w:tcPr>
+            <w:tcW w:type="dxa" w:w="7030"/>
+          </w:tcPr>
+          <w:p>
+            <w:pPr>
+              <w:widowControl w:val="0"/>
+              <w:spacing w:line="240" w:lineRule="auto" w:after="0"/>
+              <w:ind w:firstLine="0"/>
+              <w:jc w:val="left"/>
+            </w:pPr>
+            <w:r/>
+            <w:r>
+              <w:rPr>
+                <w:rFonts w:ascii="Times New Roman" w:hAnsi="Times New Roman" w:cs="Times New Roman" w:eastAsia="Times New Roman"/>
+                <w:b w:val="0"/>
+                <w:i w:val="0"/>
+                <w:sz w:val="24"/>
+              </w:rPr>
+              <w:t>Решение, отличающееся от рекомендации, не может быть сохранено без комментария длиной не менее 20 символов</w:t>
+            </w:r>
+          </w:p>
+        </w:tc>
+        <w:tc>
+          <w:tcPr>
+            <w:tcW w:type="dxa" w:w="1417"/>
+          </w:tcPr>
+          <w:p>
+            <w:pPr>
+              <w:widowControl w:val="0"/>
+              <w:spacing w:line="240" w:lineRule="auto" w:after="0"/>
+              <w:ind w:firstLine="0"/>
+              <w:jc w:val="left"/>
+            </w:pPr>
+            <w:r/>
+            <w:r>
+              <w:rPr>
+                <w:rFonts w:ascii="Times New Roman" w:hAnsi="Times New Roman" w:cs="Times New Roman" w:eastAsia="Times New Roman"/>
+                <w:b w:val="0"/>
+                <w:i w:val="0"/>
+                <w:sz w:val="24"/>
+              </w:rPr>
+              <w:t>П-7</w:t>
+            </w:r>
+          </w:p>
+        </w:tc>
+      </w:tr>
+      <w:tr>
+        <w:trPr>
+          <w:cantSplit/>
+        </w:trPr>
+        <w:tc>
+          <w:tcPr>
+            <w:tcW w:type="dxa" w:w="907"/>
+          </w:tcPr>
+          <w:p>
+            <w:pPr>
+              <w:widowControl w:val="0"/>
+              <w:spacing w:line="240" w:lineRule="auto" w:after="0"/>
+              <w:ind w:firstLine="0"/>
+              <w:jc w:val="left"/>
+            </w:pPr>
+            <w:r/>
+            <w:r>
+              <w:rPr>
+                <w:rFonts w:ascii="Times New Roman" w:hAnsi="Times New Roman" w:cs="Times New Roman" w:eastAsia="Times New Roman"/>
+                <w:b w:val="0"/>
+                <w:i w:val="0"/>
+                <w:sz w:val="24"/>
+              </w:rPr>
+              <w:t>С-12</w:t>
+            </w:r>
+          </w:p>
+        </w:tc>
+        <w:tc>
+          <w:tcPr>
+            <w:tcW w:type="dxa" w:w="7030"/>
+          </w:tcPr>
+          <w:p>
+            <w:pPr>
+              <w:widowControl w:val="0"/>
+              <w:spacing w:line="240" w:lineRule="auto" w:after="0"/>
+              <w:ind w:firstLine="0"/>
+              <w:jc w:val="left"/>
+            </w:pPr>
+            <w:r/>
+            <w:r>
+              <w:rPr>
+                <w:rFonts w:ascii="Times New Roman" w:hAnsi="Times New Roman" w:cs="Times New Roman" w:eastAsia="Times New Roman"/>
+                <w:b w:val="0"/>
+                <w:i w:val="0"/>
+                <w:sz w:val="24"/>
+              </w:rPr>
+              <w:t>Если сумма кредита превышает лимит полномочий сотрудника, заявка переводится в статус «На кредитном комитете» и появляется в очереди руководителя</w:t>
+            </w:r>
+          </w:p>
+        </w:tc>
+        <w:tc>
+          <w:tcPr>
+            <w:tcW w:type="dxa" w:w="1417"/>
+          </w:tcPr>
+          <w:p>
+            <w:pPr>
+              <w:widowControl w:val="0"/>
+              <w:spacing w:line="240" w:lineRule="auto" w:after="0"/>
+              <w:ind w:firstLine="0"/>
+              <w:jc w:val="left"/>
+            </w:pPr>
+            <w:r/>
+            <w:r>
+              <w:rPr>
+                <w:rFonts w:ascii="Times New Roman" w:hAnsi="Times New Roman" w:cs="Times New Roman" w:eastAsia="Times New Roman"/>
+                <w:b w:val="0"/>
+                <w:i w:val="0"/>
+                <w:sz w:val="24"/>
+              </w:rPr>
+              <w:t>П-8</w:t>
+            </w:r>
+          </w:p>
+        </w:tc>
+      </w:tr>
+      <w:tr>
+        <w:trPr>
+          <w:cantSplit/>
+        </w:trPr>
+        <w:tc>
+          <w:tcPr>
+            <w:tcW w:type="dxa" w:w="907"/>
+          </w:tcPr>
+          <w:p>
+            <w:pPr>
+              <w:widowControl w:val="0"/>
+              <w:spacing w:line="240" w:lineRule="auto" w:after="0"/>
+              <w:ind w:firstLine="0"/>
+              <w:jc w:val="left"/>
+            </w:pPr>
+            <w:r/>
+            <w:r>
+              <w:rPr>
+                <w:rFonts w:ascii="Times New Roman" w:hAnsi="Times New Roman" w:cs="Times New Roman" w:eastAsia="Times New Roman"/>
+                <w:b w:val="0"/>
+                <w:i w:val="0"/>
+                <w:sz w:val="24"/>
+              </w:rPr>
+              <w:t>С-13</w:t>
+            </w:r>
+          </w:p>
+        </w:tc>
+        <w:tc>
+          <w:tcPr>
+            <w:tcW w:type="dxa" w:w="7030"/>
+          </w:tcPr>
+          <w:p>
+            <w:pPr>
+              <w:widowControl w:val="0"/>
+              <w:spacing w:line="240" w:lineRule="auto" w:after="0"/>
+              <w:ind w:firstLine="0"/>
+              <w:jc w:val="left"/>
+            </w:pPr>
+            <w:r/>
+            <w:r>
+              <w:rPr>
+                <w:rFonts w:ascii="Times New Roman" w:hAnsi="Times New Roman" w:cs="Times New Roman" w:eastAsia="Times New Roman"/>
+                <w:b w:val="0"/>
+                <w:i w:val="0"/>
+                <w:sz w:val="24"/>
+              </w:rPr>
+              <w:t>Модуль ведения методики создаёт версию-кандидат на основе действующей, проверяет её на кредитах, выданных не менее 12 месяцев назад (ROC AUC, Gini, KS в сравнении с действующей версией), и регистрирует результат в реестре версий; версия с Gini ниже действующей на утверждение не отправляется</w:t>
+            </w:r>
+          </w:p>
+        </w:tc>
+        <w:tc>
+          <w:tcPr>
+            <w:tcW w:type="dxa" w:w="1417"/>
+          </w:tcPr>
+          <w:p>
+            <w:pPr>
+              <w:widowControl w:val="0"/>
+              <w:spacing w:line="240" w:lineRule="auto" w:after="0"/>
+              <w:ind w:firstLine="0"/>
+              <w:jc w:val="left"/>
+            </w:pPr>
+            <w:r/>
+            <w:r>
+              <w:rPr>
+                <w:rFonts w:ascii="Times New Roman" w:hAnsi="Times New Roman" w:cs="Times New Roman" w:eastAsia="Times New Roman"/>
+                <w:b w:val="0"/>
+                <w:i w:val="0"/>
+                <w:sz w:val="24"/>
+              </w:rPr>
+              <w:t>П-9</w:t>
+            </w:r>
+          </w:p>
+        </w:tc>
+      </w:tr>
+      <w:tr>
+        <w:trPr>
+          <w:cantSplit/>
+        </w:trPr>
+        <w:tc>
+          <w:tcPr>
+            <w:tcW w:type="dxa" w:w="907"/>
+          </w:tcPr>
+          <w:p>
+            <w:pPr>
+              <w:widowControl w:val="0"/>
+              <w:spacing w:line="240" w:lineRule="auto" w:after="0"/>
+              <w:ind w:firstLine="0"/>
+              <w:jc w:val="left"/>
+            </w:pPr>
+            <w:r/>
+            <w:r>
+              <w:rPr>
+                <w:rFonts w:ascii="Times New Roman" w:hAnsi="Times New Roman" w:cs="Times New Roman" w:eastAsia="Times New Roman"/>
+                <w:b w:val="0"/>
+                <w:i w:val="0"/>
+                <w:sz w:val="24"/>
+              </w:rPr>
+              <w:t>С-14</w:t>
+            </w:r>
+          </w:p>
+        </w:tc>
+        <w:tc>
+          <w:tcPr>
+            <w:tcW w:type="dxa" w:w="7030"/>
+          </w:tcPr>
+          <w:p>
+            <w:pPr>
+              <w:widowControl w:val="0"/>
+              <w:spacing w:line="240" w:lineRule="auto" w:after="0"/>
+              <w:ind w:firstLine="0"/>
+              <w:jc w:val="left"/>
+            </w:pPr>
+            <w:r/>
+            <w:r>
+              <w:rPr>
+                <w:rFonts w:ascii="Times New Roman" w:hAnsi="Times New Roman" w:cs="Times New Roman" w:eastAsia="Times New Roman"/>
+                <w:b w:val="0"/>
+                <w:i w:val="0"/>
+                <w:sz w:val="24"/>
+              </w:rPr>
+              <w:t>Публикация версии методики возможна только пользователем с ролью «Риск-аналитик» после утверждения руководителем; предыдущая версия сохраняется для отката</w:t>
+            </w:r>
+          </w:p>
+        </w:tc>
+        <w:tc>
+          <w:tcPr>
+            <w:tcW w:type="dxa" w:w="1417"/>
+          </w:tcPr>
+          <w:p>
+            <w:pPr>
+              <w:widowControl w:val="0"/>
+              <w:spacing w:line="240" w:lineRule="auto" w:after="0"/>
+              <w:ind w:firstLine="0"/>
+              <w:jc w:val="left"/>
+            </w:pPr>
+            <w:r/>
+            <w:r>
+              <w:rPr>
+                <w:rFonts w:ascii="Times New Roman" w:hAnsi="Times New Roman" w:cs="Times New Roman" w:eastAsia="Times New Roman"/>
+                <w:b w:val="0"/>
+                <w:i w:val="0"/>
+                <w:sz w:val="24"/>
+              </w:rPr>
+              <w:t>П-9</w:t>
+            </w:r>
+          </w:p>
+        </w:tc>
+      </w:tr>
+      <w:tr>
+        <w:trPr>
+          <w:cantSplit/>
+        </w:trPr>
+        <w:tc>
+          <w:tcPr>
+            <w:tcW w:type="dxa" w:w="907"/>
+          </w:tcPr>
+          <w:p>
+            <w:pPr>
+              <w:widowControl w:val="0"/>
+              <w:spacing w:line="240" w:lineRule="auto" w:after="0"/>
+              <w:ind w:firstLine="0"/>
+              <w:jc w:val="left"/>
+            </w:pPr>
+            <w:r/>
+            <w:r>
+              <w:rPr>
+                <w:rFonts w:ascii="Times New Roman" w:hAnsi="Times New Roman" w:cs="Times New Roman" w:eastAsia="Times New Roman"/>
+                <w:b w:val="0"/>
+                <w:i w:val="0"/>
+                <w:sz w:val="24"/>
+              </w:rPr>
+              <w:t>С-15</w:t>
+            </w:r>
+          </w:p>
+        </w:tc>
+        <w:tc>
+          <w:tcPr>
+            <w:tcW w:type="dxa" w:w="7030"/>
+          </w:tcPr>
+          <w:p>
+            <w:pPr>
+              <w:widowControl w:val="0"/>
+              <w:spacing w:line="240" w:lineRule="auto" w:after="0"/>
+              <w:ind w:firstLine="0"/>
+              <w:jc w:val="left"/>
+            </w:pPr>
+            <w:r/>
+            <w:r>
+              <w:rPr>
+                <w:rFonts w:ascii="Times New Roman" w:hAnsi="Times New Roman" w:cs="Times New Roman" w:eastAsia="Times New Roman"/>
+                <w:b w:val="0"/>
+                <w:i w:val="0"/>
+                <w:sz w:val="24"/>
+              </w:rPr>
+              <w:t>Ежемесячно рассчитываются PSI по ключевым признакам и Gini на созревших кредитах; при PSI &gt; 0,25 или снижении Gini более чем на 10 % формируется оповещение</w:t>
+            </w:r>
+          </w:p>
+        </w:tc>
+        <w:tc>
+          <w:tcPr>
+            <w:tcW w:type="dxa" w:w="1417"/>
+          </w:tcPr>
+          <w:p>
+            <w:pPr>
+              <w:widowControl w:val="0"/>
+              <w:spacing w:line="240" w:lineRule="auto" w:after="0"/>
+              <w:ind w:firstLine="0"/>
+              <w:jc w:val="left"/>
+            </w:pPr>
+            <w:r/>
+            <w:r>
+              <w:rPr>
+                <w:rFonts w:ascii="Times New Roman" w:hAnsi="Times New Roman" w:cs="Times New Roman" w:eastAsia="Times New Roman"/>
+                <w:b w:val="0"/>
+                <w:i w:val="0"/>
+                <w:sz w:val="24"/>
+              </w:rPr>
+              <w:t>П-10</w:t>
+            </w:r>
+          </w:p>
+        </w:tc>
+      </w:tr>
+      <w:tr>
+        <w:trPr>
+          <w:cantSplit/>
+        </w:trPr>
+        <w:tc>
+          <w:tcPr>
+            <w:tcW w:type="dxa" w:w="907"/>
+          </w:tcPr>
+          <w:p>
+            <w:pPr>
+              <w:widowControl w:val="0"/>
+              <w:spacing w:line="240" w:lineRule="auto" w:after="0"/>
+              <w:ind w:firstLine="0"/>
+              <w:jc w:val="left"/>
+            </w:pPr>
+            <w:r/>
+            <w:r>
+              <w:rPr>
+                <w:rFonts w:ascii="Times New Roman" w:hAnsi="Times New Roman" w:cs="Times New Roman" w:eastAsia="Times New Roman"/>
+                <w:b w:val="0"/>
+                <w:i w:val="0"/>
+                <w:sz w:val="24"/>
+              </w:rPr>
+              <w:t>С-16</w:t>
+            </w:r>
+          </w:p>
+        </w:tc>
+        <w:tc>
+          <w:tcPr>
+            <w:tcW w:type="dxa" w:w="7030"/>
+          </w:tcPr>
+          <w:p>
+            <w:pPr>
+              <w:widowControl w:val="0"/>
+              <w:spacing w:line="240" w:lineRule="auto" w:after="0"/>
+              <w:ind w:firstLine="0"/>
+              <w:jc w:val="left"/>
+            </w:pPr>
+            <w:r/>
+            <w:r>
+              <w:rPr>
+                <w:rFonts w:ascii="Times New Roman" w:hAnsi="Times New Roman" w:cs="Times New Roman" w:eastAsia="Times New Roman"/>
+                <w:b w:val="0"/>
+                <w:i w:val="0"/>
+                <w:sz w:val="24"/>
+              </w:rPr>
+              <w:t>Отчёты формируются за произвольный период с выгрузкой в XLSX и PDF</w:t>
+            </w:r>
+          </w:p>
+        </w:tc>
+        <w:tc>
+          <w:tcPr>
+            <w:tcW w:type="dxa" w:w="1417"/>
+          </w:tcPr>
+          <w:p>
+            <w:pPr>
+              <w:widowControl w:val="0"/>
+              <w:spacing w:line="240" w:lineRule="auto" w:after="0"/>
+              <w:ind w:firstLine="0"/>
+              <w:jc w:val="left"/>
+            </w:pPr>
+            <w:r/>
+            <w:r>
+              <w:rPr>
+                <w:rFonts w:ascii="Times New Roman" w:hAnsi="Times New Roman" w:cs="Times New Roman" w:eastAsia="Times New Roman"/>
+                <w:b w:val="0"/>
+                <w:i w:val="0"/>
+                <w:sz w:val="24"/>
+              </w:rPr>
+              <w:t>П-11</w:t>
+            </w:r>
+          </w:p>
+        </w:tc>
+      </w:tr>
+      <w:tr>
+        <w:trPr>
+          <w:cantSplit/>
+        </w:trPr>
+        <w:tc>
+          <w:tcPr>
+            <w:tcW w:type="dxa" w:w="907"/>
+          </w:tcPr>
+          <w:p>
+            <w:pPr>
+              <w:widowControl w:val="0"/>
+              <w:spacing w:line="240" w:lineRule="auto" w:after="0"/>
+              <w:ind w:firstLine="0"/>
+              <w:jc w:val="left"/>
+            </w:pPr>
+            <w:r/>
+            <w:r>
+              <w:rPr>
+                <w:rFonts w:ascii="Times New Roman" w:hAnsi="Times New Roman" w:cs="Times New Roman" w:eastAsia="Times New Roman"/>
+                <w:b w:val="0"/>
+                <w:i w:val="0"/>
+                <w:sz w:val="24"/>
+              </w:rPr>
+              <w:t>С-17</w:t>
+            </w:r>
+          </w:p>
+        </w:tc>
+        <w:tc>
+          <w:tcPr>
+            <w:tcW w:type="dxa" w:w="7030"/>
+          </w:tcPr>
+          <w:p>
+            <w:pPr>
+              <w:widowControl w:val="0"/>
+              <w:spacing w:line="240" w:lineRule="auto" w:after="0"/>
+              <w:ind w:firstLine="0"/>
+              <w:jc w:val="left"/>
+            </w:pPr>
+            <w:r/>
+            <w:r>
+              <w:rPr>
+                <w:rFonts w:ascii="Times New Roman" w:hAnsi="Times New Roman" w:cs="Times New Roman" w:eastAsia="Times New Roman"/>
+                <w:b w:val="0"/>
+                <w:i w:val="0"/>
+                <w:sz w:val="24"/>
+              </w:rPr>
+              <w:t>Ролевая модель включает роли: кредитный специалист, андеррайтер, руководитель, риск-аналитик, администратор</w:t>
+            </w:r>
+          </w:p>
+        </w:tc>
+        <w:tc>
+          <w:tcPr>
+            <w:tcW w:type="dxa" w:w="1417"/>
+          </w:tcPr>
+          <w:p>
+            <w:pPr>
+              <w:widowControl w:val="0"/>
+              <w:spacing w:line="240" w:lineRule="auto" w:after="0"/>
+              <w:ind w:firstLine="0"/>
+              <w:jc w:val="left"/>
+            </w:pPr>
+            <w:r/>
+            <w:r>
+              <w:rPr>
+                <w:rFonts w:ascii="Times New Roman" w:hAnsi="Times New Roman" w:cs="Times New Roman" w:eastAsia="Times New Roman"/>
+                <w:b w:val="0"/>
+                <w:i w:val="0"/>
+                <w:sz w:val="24"/>
+              </w:rPr>
+              <w:t>П-12</w:t>
             </w:r>
           </w:p>
         </w:tc>
@@ -6644,7 +8069,7 @@
         <w:tblLayout w:type="fixed"/>
         <w:tblLook w:firstColumn="1" w:firstRow="1" w:lastColumn="0" w:lastRow="0" w:noHBand="0" w:noVBand="1" w:val="04A0"/>
         <w:tblLayout w:type="fixed"/>
-        <w:tblCaption w:val="4.6|2"/>
+        <w:tblCaption w:val="4.6|17"/>
       </w:tblPr>
       <w:tblGrid>
         <w:gridCol w:w="907"/>
@@ -6752,7 +8177,7 @@
                 <w:i w:val="0"/>
                 <w:sz w:val="24"/>
               </w:rPr>
-              <w:t>С-3</w:t>
+              <w:t>С-18</w:t>
             </w:r>
           </w:p>
         </w:tc>
@@ -6775,7 +8200,7 @@
                 <w:i w:val="0"/>
                 <w:sz w:val="24"/>
               </w:rPr>
-              <w:t>Адаптер БКИ формирует запрос по API бюро, разбирает ответ (XML/JSON) и сохраняет кредитный отчёт; при недоступности сервиса выполняет до трёх повторов с интервалом 5 минут</w:t>
+              <w:t>Журнал аудита фиксирует пользователя, время, действие, объект и изменённые значения; записи журнала недоступны для изменения</w:t>
             </w:r>
           </w:p>
         </w:tc>
@@ -6798,7 +8223,7 @@
                 <w:i w:val="0"/>
                 <w:sz w:val="24"/>
               </w:rPr>
-              <w:t>П-3</w:t>
+              <w:t>П-13</w:t>
             </w:r>
           </w:p>
         </w:tc>
@@ -6826,7 +8251,7 @@
                 <w:i w:val="0"/>
                 <w:sz w:val="24"/>
               </w:rPr>
-              <w:t>С-4</w:t>
+              <w:t>С-19</w:t>
             </w:r>
           </w:p>
         </w:tc>
@@ -6849,7 +8274,7 @@
                 <w:i w:val="0"/>
                 <w:sz w:val="24"/>
               </w:rPr>
-              <w:t>Адаптер АБС получает по идентификатору клиента данные о счетах, поступлениях заработной платы и действующих кредитах в Банке</w:t>
+              <w:t>Реестр заёмщиков показывает по каждому клиенту число заявок, одобрений и отказов, кредиты, задолженность и просрочку; кредитный портфель — выданные кредиты с итогами и сравнением прогнозного PD с фактической долей дефолтов по классам риска</w:t>
             </w:r>
           </w:p>
         </w:tc>
@@ -6872,1043 +8297,7 @@
                 <w:i w:val="0"/>
                 <w:sz w:val="24"/>
               </w:rPr>
-              <w:t>П-3</w:t>
-            </w:r>
-          </w:p>
-        </w:tc>
-      </w:tr>
-      <w:tr>
-        <w:trPr>
-          <w:cantSplit/>
-        </w:trPr>
-        <w:tc>
-          <w:tcPr>
-            <w:tcW w:type="dxa" w:w="907"/>
-          </w:tcPr>
-          <w:p>
-            <w:pPr>
-              <w:widowControl w:val="0"/>
-              <w:spacing w:line="240" w:lineRule="auto" w:after="0"/>
-              <w:ind w:firstLine="0"/>
-              <w:jc w:val="left"/>
-            </w:pPr>
-            <w:r/>
-            <w:r>
-              <w:rPr>
-                <w:rFonts w:ascii="Times New Roman" w:hAnsi="Times New Roman" w:cs="Times New Roman" w:eastAsia="Times New Roman"/>
-                <w:b w:val="0"/>
-                <w:i w:val="0"/>
-                <w:sz w:val="24"/>
-              </w:rPr>
-              <w:t>С-5</w:t>
-            </w:r>
-          </w:p>
-        </w:tc>
-        <w:tc>
-          <w:tcPr>
-            <w:tcW w:type="dxa" w:w="7030"/>
-          </w:tcPr>
-          <w:p>
-            <w:pPr>
-              <w:widowControl w:val="0"/>
-              <w:spacing w:line="240" w:lineRule="auto" w:after="0"/>
-              <w:ind w:firstLine="0"/>
-              <w:jc w:val="left"/>
-            </w:pPr>
-            <w:r/>
-            <w:r>
-              <w:rPr>
-                <w:rFonts w:ascii="Times New Roman" w:hAnsi="Times New Roman" w:cs="Times New Roman" w:eastAsia="Times New Roman"/>
-                <w:b w:val="0"/>
-                <w:i w:val="0"/>
-                <w:sz w:val="24"/>
-              </w:rPr>
-              <w:t>Модуль скоринга проверяет активные стоп-факторы; при срабатывании хотя бы одного формируется рекомендация «Отказ» с указанием кода стоп-фактора</w:t>
-            </w:r>
-          </w:p>
-        </w:tc>
-        <w:tc>
-          <w:tcPr>
-            <w:tcW w:type="dxa" w:w="1417"/>
-          </w:tcPr>
-          <w:p>
-            <w:pPr>
-              <w:widowControl w:val="0"/>
-              <w:spacing w:line="240" w:lineRule="auto" w:after="0"/>
-              <w:ind w:firstLine="0"/>
-              <w:jc w:val="left"/>
-            </w:pPr>
-            <w:r/>
-            <w:r>
-              <w:rPr>
-                <w:rFonts w:ascii="Times New Roman" w:hAnsi="Times New Roman" w:cs="Times New Roman" w:eastAsia="Times New Roman"/>
-                <w:b w:val="0"/>
-                <w:i w:val="0"/>
-                <w:sz w:val="24"/>
-              </w:rPr>
-              <w:t>П-4, П-6</w:t>
-            </w:r>
-          </w:p>
-        </w:tc>
-      </w:tr>
-      <w:tr>
-        <w:trPr>
-          <w:cantSplit/>
-        </w:trPr>
-        <w:tc>
-          <w:tcPr>
-            <w:tcW w:type="dxa" w:w="907"/>
-          </w:tcPr>
-          <w:p>
-            <w:pPr>
-              <w:widowControl w:val="0"/>
-              <w:spacing w:line="240" w:lineRule="auto" w:after="0"/>
-              <w:ind w:firstLine="0"/>
-              <w:jc w:val="left"/>
-            </w:pPr>
-            <w:r/>
-            <w:r>
-              <w:rPr>
-                <w:rFonts w:ascii="Times New Roman" w:hAnsi="Times New Roman" w:cs="Times New Roman" w:eastAsia="Times New Roman"/>
-                <w:b w:val="0"/>
-                <w:i w:val="0"/>
-                <w:sz w:val="24"/>
-              </w:rPr>
-              <w:t>С-6</w:t>
-            </w:r>
-          </w:p>
-        </w:tc>
-        <w:tc>
-          <w:tcPr>
-            <w:tcW w:type="dxa" w:w="7030"/>
-          </w:tcPr>
-          <w:p>
-            <w:pPr>
-              <w:widowControl w:val="0"/>
-              <w:spacing w:line="240" w:lineRule="auto" w:after="0"/>
-              <w:ind w:firstLine="0"/>
-              <w:jc w:val="left"/>
-            </w:pPr>
-            <w:r/>
-            <w:r>
-              <w:rPr>
-                <w:rFonts w:ascii="Times New Roman" w:hAnsi="Times New Roman" w:cs="Times New Roman" w:eastAsia="Times New Roman"/>
-                <w:b w:val="0"/>
-                <w:i w:val="0"/>
-                <w:sz w:val="24"/>
-              </w:rPr>
-              <w:t>Модуль скоринга формирует вектор признаков (не менее 30 признаков анкеты и кредитной истории) и рассчитывает PD опубликованной версией модели</w:t>
-            </w:r>
-          </w:p>
-        </w:tc>
-        <w:tc>
-          <w:tcPr>
-            <w:tcW w:type="dxa" w:w="1417"/>
-          </w:tcPr>
-          <w:p>
-            <w:pPr>
-              <w:widowControl w:val="0"/>
-              <w:spacing w:line="240" w:lineRule="auto" w:after="0"/>
-              <w:ind w:firstLine="0"/>
-              <w:jc w:val="left"/>
-            </w:pPr>
-            <w:r/>
-            <w:r>
-              <w:rPr>
-                <w:rFonts w:ascii="Times New Roman" w:hAnsi="Times New Roman" w:cs="Times New Roman" w:eastAsia="Times New Roman"/>
-                <w:b w:val="0"/>
-                <w:i w:val="0"/>
-                <w:sz w:val="24"/>
-              </w:rPr>
-              <w:t>П-4</w:t>
-            </w:r>
-          </w:p>
-        </w:tc>
-      </w:tr>
-      <w:tr>
-        <w:trPr>
-          <w:cantSplit/>
-        </w:trPr>
-        <w:tc>
-          <w:tcPr>
-            <w:tcW w:type="dxa" w:w="907"/>
-          </w:tcPr>
-          <w:p>
-            <w:pPr>
-              <w:widowControl w:val="0"/>
-              <w:spacing w:line="240" w:lineRule="auto" w:after="0"/>
-              <w:ind w:firstLine="0"/>
-              <w:jc w:val="left"/>
-            </w:pPr>
-            <w:r/>
-            <w:r>
-              <w:rPr>
-                <w:rFonts w:ascii="Times New Roman" w:hAnsi="Times New Roman" w:cs="Times New Roman" w:eastAsia="Times New Roman"/>
-                <w:b w:val="0"/>
-                <w:i w:val="0"/>
-                <w:sz w:val="24"/>
-              </w:rPr>
-              <w:t>С-7</w:t>
-            </w:r>
-          </w:p>
-        </w:tc>
-        <w:tc>
-          <w:tcPr>
-            <w:tcW w:type="dxa" w:w="7030"/>
-          </w:tcPr>
-          <w:p>
-            <w:pPr>
-              <w:widowControl w:val="0"/>
-              <w:spacing w:line="240" w:lineRule="auto" w:after="0"/>
-              <w:ind w:firstLine="0"/>
-              <w:jc w:val="left"/>
-            </w:pPr>
-            <w:r/>
-            <w:r>
-              <w:rPr>
-                <w:rFonts w:ascii="Times New Roman" w:hAnsi="Times New Roman" w:cs="Times New Roman" w:eastAsia="Times New Roman"/>
-                <w:b w:val="0"/>
-                <w:i w:val="0"/>
-                <w:sz w:val="24"/>
-              </w:rPr>
-              <w:t>Класс риска присваивается по таблице порогов PD (A — до 2 %, B — 2–5 %, C — 5–10 %, D — 10–20 %, E — свыше 20 %)</w:t>
-            </w:r>
-          </w:p>
-        </w:tc>
-        <w:tc>
-          <w:tcPr>
-            <w:tcW w:type="dxa" w:w="1417"/>
-          </w:tcPr>
-          <w:p>
-            <w:pPr>
-              <w:widowControl w:val="0"/>
-              <w:spacing w:line="240" w:lineRule="auto" w:after="0"/>
-              <w:ind w:firstLine="0"/>
-              <w:jc w:val="left"/>
-            </w:pPr>
-            <w:r/>
-            <w:r>
-              <w:rPr>
-                <w:rFonts w:ascii="Times New Roman" w:hAnsi="Times New Roman" w:cs="Times New Roman" w:eastAsia="Times New Roman"/>
-                <w:b w:val="0"/>
-                <w:i w:val="0"/>
-                <w:sz w:val="24"/>
-              </w:rPr>
-              <w:t>П-4</w:t>
-            </w:r>
-          </w:p>
-        </w:tc>
-      </w:tr>
-      <w:tr>
-        <w:trPr>
-          <w:cantSplit/>
-        </w:trPr>
-        <w:tc>
-          <w:tcPr>
-            <w:tcW w:type="dxa" w:w="907"/>
-          </w:tcPr>
-          <w:p>
-            <w:pPr>
-              <w:widowControl w:val="0"/>
-              <w:spacing w:line="240" w:lineRule="auto" w:after="0"/>
-              <w:ind w:firstLine="0"/>
-              <w:jc w:val="left"/>
-            </w:pPr>
-            <w:r/>
-            <w:r>
-              <w:rPr>
-                <w:rFonts w:ascii="Times New Roman" w:hAnsi="Times New Roman" w:cs="Times New Roman" w:eastAsia="Times New Roman"/>
-                <w:b w:val="0"/>
-                <w:i w:val="0"/>
-                <w:sz w:val="24"/>
-              </w:rPr>
-              <w:t>С-8</w:t>
-            </w:r>
-          </w:p>
-        </w:tc>
-        <w:tc>
-          <w:tcPr>
-            <w:tcW w:type="dxa" w:w="7030"/>
-          </w:tcPr>
-          <w:p>
-            <w:pPr>
-              <w:widowControl w:val="0"/>
-              <w:spacing w:line="240" w:lineRule="auto" w:after="0"/>
-              <w:ind w:firstLine="0"/>
-              <w:jc w:val="left"/>
-            </w:pPr>
-            <w:r/>
-            <w:r>
-              <w:rPr>
-                <w:rFonts w:ascii="Times New Roman" w:hAnsi="Times New Roman" w:cs="Times New Roman" w:eastAsia="Times New Roman"/>
-                <w:b w:val="0"/>
-                <w:i w:val="0"/>
-                <w:sz w:val="24"/>
-              </w:rPr>
-              <w:t>ПДН рассчитывается как отношение суммы среднемесячных платежей по всем кредитам (включая запрашиваемый) к среднемесячному доходу заёмщика</w:t>
-            </w:r>
-          </w:p>
-        </w:tc>
-        <w:tc>
-          <w:tcPr>
-            <w:tcW w:type="dxa" w:w="1417"/>
-          </w:tcPr>
-          <w:p>
-            <w:pPr>
-              <w:widowControl w:val="0"/>
-              <w:spacing w:line="240" w:lineRule="auto" w:after="0"/>
-              <w:ind w:firstLine="0"/>
-              <w:jc w:val="left"/>
-            </w:pPr>
-            <w:r/>
-            <w:r>
-              <w:rPr>
-                <w:rFonts w:ascii="Times New Roman" w:hAnsi="Times New Roman" w:cs="Times New Roman" w:eastAsia="Times New Roman"/>
-                <w:b w:val="0"/>
-                <w:i w:val="0"/>
-                <w:sz w:val="24"/>
-              </w:rPr>
-              <w:t>П-4</w:t>
-            </w:r>
-          </w:p>
-        </w:tc>
-      </w:tr>
-      <w:tr>
-        <w:trPr>
-          <w:cantSplit/>
-        </w:trPr>
-        <w:tc>
-          <w:tcPr>
-            <w:tcW w:type="dxa" w:w="907"/>
-          </w:tcPr>
-          <w:p>
-            <w:pPr>
-              <w:widowControl w:val="0"/>
-              <w:spacing w:line="240" w:lineRule="auto" w:after="0"/>
-              <w:ind w:firstLine="0"/>
-              <w:jc w:val="left"/>
-            </w:pPr>
-            <w:r/>
-            <w:r>
-              <w:rPr>
-                <w:rFonts w:ascii="Times New Roman" w:hAnsi="Times New Roman" w:cs="Times New Roman" w:eastAsia="Times New Roman"/>
-                <w:b w:val="0"/>
-                <w:i w:val="0"/>
-                <w:sz w:val="24"/>
-              </w:rPr>
-              <w:t>С-9</w:t>
-            </w:r>
-          </w:p>
-        </w:tc>
-        <w:tc>
-          <w:tcPr>
-            <w:tcW w:type="dxa" w:w="7030"/>
-          </w:tcPr>
-          <w:p>
-            <w:pPr>
-              <w:widowControl w:val="0"/>
-              <w:spacing w:line="240" w:lineRule="auto" w:after="0"/>
-              <w:ind w:firstLine="0"/>
-              <w:jc w:val="left"/>
-            </w:pPr>
-            <w:r/>
-            <w:r>
-              <w:rPr>
-                <w:rFonts w:ascii="Times New Roman" w:hAnsi="Times New Roman" w:cs="Times New Roman" w:eastAsia="Times New Roman"/>
-                <w:b w:val="0"/>
-                <w:i w:val="0"/>
-                <w:sz w:val="24"/>
-              </w:rPr>
-              <w:t>Для каждой оценки сохраняются и отображаются пять факторов с наибольшим положительным и пять с наибольшим отрицательным вкладом (SHAP) с текстовыми пояснениями</w:t>
-            </w:r>
-          </w:p>
-        </w:tc>
-        <w:tc>
-          <w:tcPr>
-            <w:tcW w:type="dxa" w:w="1417"/>
-          </w:tcPr>
-          <w:p>
-            <w:pPr>
-              <w:widowControl w:val="0"/>
-              <w:spacing w:line="240" w:lineRule="auto" w:after="0"/>
-              <w:ind w:firstLine="0"/>
-              <w:jc w:val="left"/>
-            </w:pPr>
-            <w:r/>
-            <w:r>
-              <w:rPr>
-                <w:rFonts w:ascii="Times New Roman" w:hAnsi="Times New Roman" w:cs="Times New Roman" w:eastAsia="Times New Roman"/>
-                <w:b w:val="0"/>
-                <w:i w:val="0"/>
-                <w:sz w:val="24"/>
-              </w:rPr>
-              <w:t>П-5</w:t>
-            </w:r>
-          </w:p>
-        </w:tc>
-      </w:tr>
-      <w:tr>
-        <w:trPr>
-          <w:cantSplit/>
-        </w:trPr>
-        <w:tc>
-          <w:tcPr>
-            <w:tcW w:type="dxa" w:w="907"/>
-          </w:tcPr>
-          <w:p>
-            <w:pPr>
-              <w:widowControl w:val="0"/>
-              <w:spacing w:line="240" w:lineRule="auto" w:after="0"/>
-              <w:ind w:firstLine="0"/>
-              <w:jc w:val="left"/>
-            </w:pPr>
-            <w:r/>
-            <w:r>
-              <w:rPr>
-                <w:rFonts w:ascii="Times New Roman" w:hAnsi="Times New Roman" w:cs="Times New Roman" w:eastAsia="Times New Roman"/>
-                <w:b w:val="0"/>
-                <w:i w:val="0"/>
-                <w:sz w:val="24"/>
-              </w:rPr>
-              <w:t>С-10</w:t>
-            </w:r>
-          </w:p>
-        </w:tc>
-        <w:tc>
-          <w:tcPr>
-            <w:tcW w:type="dxa" w:w="7030"/>
-          </w:tcPr>
-          <w:p>
-            <w:pPr>
-              <w:widowControl w:val="0"/>
-              <w:spacing w:line="240" w:lineRule="auto" w:after="0"/>
-              <w:ind w:firstLine="0"/>
-              <w:jc w:val="left"/>
-            </w:pPr>
-            <w:r/>
-            <w:r>
-              <w:rPr>
-                <w:rFonts w:ascii="Times New Roman" w:hAnsi="Times New Roman" w:cs="Times New Roman" w:eastAsia="Times New Roman"/>
-                <w:b w:val="0"/>
-                <w:i w:val="0"/>
-                <w:sz w:val="24"/>
-              </w:rPr>
-              <w:t>Рекомендуемые сумма и ставка рассчитываются по матрице «класс риска × ПДН» из справочника кредитной политики</w:t>
-            </w:r>
-          </w:p>
-        </w:tc>
-        <w:tc>
-          <w:tcPr>
-            <w:tcW w:type="dxa" w:w="1417"/>
-          </w:tcPr>
-          <w:p>
-            <w:pPr>
-              <w:widowControl w:val="0"/>
-              <w:spacing w:line="240" w:lineRule="auto" w:after="0"/>
-              <w:ind w:firstLine="0"/>
-              <w:jc w:val="left"/>
-            </w:pPr>
-            <w:r/>
-            <w:r>
-              <w:rPr>
-                <w:rFonts w:ascii="Times New Roman" w:hAnsi="Times New Roman" w:cs="Times New Roman" w:eastAsia="Times New Roman"/>
-                <w:b w:val="0"/>
-                <w:i w:val="0"/>
-                <w:sz w:val="24"/>
-              </w:rPr>
-              <w:t>П-6</w:t>
-            </w:r>
-          </w:p>
-        </w:tc>
-      </w:tr>
-      <w:tr>
-        <w:trPr>
-          <w:cantSplit/>
-        </w:trPr>
-        <w:tc>
-          <w:tcPr>
-            <w:tcW w:type="dxa" w:w="907"/>
-          </w:tcPr>
-          <w:p>
-            <w:pPr>
-              <w:widowControl w:val="0"/>
-              <w:spacing w:line="240" w:lineRule="auto" w:after="0"/>
-              <w:ind w:firstLine="0"/>
-              <w:jc w:val="left"/>
-            </w:pPr>
-            <w:r/>
-            <w:r>
-              <w:rPr>
-                <w:rFonts w:ascii="Times New Roman" w:hAnsi="Times New Roman" w:cs="Times New Roman" w:eastAsia="Times New Roman"/>
-                <w:b w:val="0"/>
-                <w:i w:val="0"/>
-                <w:sz w:val="24"/>
-              </w:rPr>
-              <w:t>С-11</w:t>
-            </w:r>
-          </w:p>
-        </w:tc>
-        <w:tc>
-          <w:tcPr>
-            <w:tcW w:type="dxa" w:w="7030"/>
-          </w:tcPr>
-          <w:p>
-            <w:pPr>
-              <w:widowControl w:val="0"/>
-              <w:spacing w:line="240" w:lineRule="auto" w:after="0"/>
-              <w:ind w:firstLine="0"/>
-              <w:jc w:val="left"/>
-            </w:pPr>
-            <w:r/>
-            <w:r>
-              <w:rPr>
-                <w:rFonts w:ascii="Times New Roman" w:hAnsi="Times New Roman" w:cs="Times New Roman" w:eastAsia="Times New Roman"/>
-                <w:b w:val="0"/>
-                <w:i w:val="0"/>
-                <w:sz w:val="24"/>
-              </w:rPr>
-              <w:t>Решение, отличающееся от рекомендации, не может быть сохранено без комментария длиной не менее 20 символов</w:t>
-            </w:r>
-          </w:p>
-        </w:tc>
-        <w:tc>
-          <w:tcPr>
-            <w:tcW w:type="dxa" w:w="1417"/>
-          </w:tcPr>
-          <w:p>
-            <w:pPr>
-              <w:widowControl w:val="0"/>
-              <w:spacing w:line="240" w:lineRule="auto" w:after="0"/>
-              <w:ind w:firstLine="0"/>
-              <w:jc w:val="left"/>
-            </w:pPr>
-            <w:r/>
-            <w:r>
-              <w:rPr>
-                <w:rFonts w:ascii="Times New Roman" w:hAnsi="Times New Roman" w:cs="Times New Roman" w:eastAsia="Times New Roman"/>
-                <w:b w:val="0"/>
-                <w:i w:val="0"/>
-                <w:sz w:val="24"/>
-              </w:rPr>
-              <w:t>П-7</w:t>
-            </w:r>
-          </w:p>
-        </w:tc>
-      </w:tr>
-      <w:tr>
-        <w:trPr>
-          <w:cantSplit/>
-        </w:trPr>
-        <w:tc>
-          <w:tcPr>
-            <w:tcW w:type="dxa" w:w="907"/>
-          </w:tcPr>
-          <w:p>
-            <w:pPr>
-              <w:widowControl w:val="0"/>
-              <w:spacing w:line="240" w:lineRule="auto" w:after="0"/>
-              <w:ind w:firstLine="0"/>
-              <w:jc w:val="left"/>
-            </w:pPr>
-            <w:r/>
-            <w:r>
-              <w:rPr>
-                <w:rFonts w:ascii="Times New Roman" w:hAnsi="Times New Roman" w:cs="Times New Roman" w:eastAsia="Times New Roman"/>
-                <w:b w:val="0"/>
-                <w:i w:val="0"/>
-                <w:sz w:val="24"/>
-              </w:rPr>
-              <w:t>С-12</w:t>
-            </w:r>
-          </w:p>
-        </w:tc>
-        <w:tc>
-          <w:tcPr>
-            <w:tcW w:type="dxa" w:w="7030"/>
-          </w:tcPr>
-          <w:p>
-            <w:pPr>
-              <w:widowControl w:val="0"/>
-              <w:spacing w:line="240" w:lineRule="auto" w:after="0"/>
-              <w:ind w:firstLine="0"/>
-              <w:jc w:val="left"/>
-            </w:pPr>
-            <w:r/>
-            <w:r>
-              <w:rPr>
-                <w:rFonts w:ascii="Times New Roman" w:hAnsi="Times New Roman" w:cs="Times New Roman" w:eastAsia="Times New Roman"/>
-                <w:b w:val="0"/>
-                <w:i w:val="0"/>
-                <w:sz w:val="24"/>
-              </w:rPr>
-              <w:t>Если сумма кредита превышает лимит полномочий сотрудника, заявка переводится в статус «На кредитном комитете» и появляется в очереди руководителя</w:t>
-            </w:r>
-          </w:p>
-        </w:tc>
-        <w:tc>
-          <w:tcPr>
-            <w:tcW w:type="dxa" w:w="1417"/>
-          </w:tcPr>
-          <w:p>
-            <w:pPr>
-              <w:widowControl w:val="0"/>
-              <w:spacing w:line="240" w:lineRule="auto" w:after="0"/>
-              <w:ind w:firstLine="0"/>
-              <w:jc w:val="left"/>
-            </w:pPr>
-            <w:r/>
-            <w:r>
-              <w:rPr>
-                <w:rFonts w:ascii="Times New Roman" w:hAnsi="Times New Roman" w:cs="Times New Roman" w:eastAsia="Times New Roman"/>
-                <w:b w:val="0"/>
-                <w:i w:val="0"/>
-                <w:sz w:val="24"/>
-              </w:rPr>
-              <w:t>П-8</w:t>
-            </w:r>
-          </w:p>
-        </w:tc>
-      </w:tr>
-      <w:tr>
-        <w:trPr>
-          <w:cantSplit/>
-        </w:trPr>
-        <w:tc>
-          <w:tcPr>
-            <w:tcW w:type="dxa" w:w="907"/>
-          </w:tcPr>
-          <w:p>
-            <w:pPr>
-              <w:widowControl w:val="0"/>
-              <w:spacing w:line="240" w:lineRule="auto" w:after="0"/>
-              <w:ind w:firstLine="0"/>
-              <w:jc w:val="left"/>
-            </w:pPr>
-            <w:r/>
-            <w:r>
-              <w:rPr>
-                <w:rFonts w:ascii="Times New Roman" w:hAnsi="Times New Roman" w:cs="Times New Roman" w:eastAsia="Times New Roman"/>
-                <w:b w:val="0"/>
-                <w:i w:val="0"/>
-                <w:sz w:val="24"/>
-              </w:rPr>
-              <w:t>С-13</w:t>
-            </w:r>
-          </w:p>
-        </w:tc>
-        <w:tc>
-          <w:tcPr>
-            <w:tcW w:type="dxa" w:w="7030"/>
-          </w:tcPr>
-          <w:p>
-            <w:pPr>
-              <w:widowControl w:val="0"/>
-              <w:spacing w:line="240" w:lineRule="auto" w:after="0"/>
-              <w:ind w:firstLine="0"/>
-              <w:jc w:val="left"/>
-            </w:pPr>
-            <w:r/>
-            <w:r>
-              <w:rPr>
-                <w:rFonts w:ascii="Times New Roman" w:hAnsi="Times New Roman" w:cs="Times New Roman" w:eastAsia="Times New Roman"/>
-                <w:b w:val="0"/>
-                <w:i w:val="0"/>
-                <w:sz w:val="24"/>
-              </w:rPr>
-              <w:t>Модуль обучения строит модель на выбранном периоде данных, рассчитывает ROC AUC, Gini, KS на отложенной выборке и регистрирует версию в реестре моделей</w:t>
-            </w:r>
-          </w:p>
-        </w:tc>
-        <w:tc>
-          <w:tcPr>
-            <w:tcW w:type="dxa" w:w="1417"/>
-          </w:tcPr>
-          <w:p>
-            <w:pPr>
-              <w:widowControl w:val="0"/>
-              <w:spacing w:line="240" w:lineRule="auto" w:after="0"/>
-              <w:ind w:firstLine="0"/>
-              <w:jc w:val="left"/>
-            </w:pPr>
-            <w:r/>
-            <w:r>
-              <w:rPr>
-                <w:rFonts w:ascii="Times New Roman" w:hAnsi="Times New Roman" w:cs="Times New Roman" w:eastAsia="Times New Roman"/>
-                <w:b w:val="0"/>
-                <w:i w:val="0"/>
-                <w:sz w:val="24"/>
-              </w:rPr>
-              <w:t>П-9</w:t>
-            </w:r>
-          </w:p>
-        </w:tc>
-      </w:tr>
-      <w:tr>
-        <w:trPr>
-          <w:cantSplit/>
-        </w:trPr>
-        <w:tc>
-          <w:tcPr>
-            <w:tcW w:type="dxa" w:w="907"/>
-          </w:tcPr>
-          <w:p>
-            <w:pPr>
-              <w:widowControl w:val="0"/>
-              <w:spacing w:line="240" w:lineRule="auto" w:after="0"/>
-              <w:ind w:firstLine="0"/>
-              <w:jc w:val="left"/>
-            </w:pPr>
-            <w:r/>
-            <w:r>
-              <w:rPr>
-                <w:rFonts w:ascii="Times New Roman" w:hAnsi="Times New Roman" w:cs="Times New Roman" w:eastAsia="Times New Roman"/>
-                <w:b w:val="0"/>
-                <w:i w:val="0"/>
-                <w:sz w:val="24"/>
-              </w:rPr>
-              <w:t>С-14</w:t>
-            </w:r>
-          </w:p>
-        </w:tc>
-        <w:tc>
-          <w:tcPr>
-            <w:tcW w:type="dxa" w:w="7030"/>
-          </w:tcPr>
-          <w:p>
-            <w:pPr>
-              <w:widowControl w:val="0"/>
-              <w:spacing w:line="240" w:lineRule="auto" w:after="0"/>
-              <w:ind w:firstLine="0"/>
-              <w:jc w:val="left"/>
-            </w:pPr>
-            <w:r/>
-            <w:r>
-              <w:rPr>
-                <w:rFonts w:ascii="Times New Roman" w:hAnsi="Times New Roman" w:cs="Times New Roman" w:eastAsia="Times New Roman"/>
-                <w:b w:val="0"/>
-                <w:i w:val="0"/>
-                <w:sz w:val="24"/>
-              </w:rPr>
-              <w:t>Публикация версии модели возможна только пользователем с ролью «Риск-аналитик» после утверждения руководителем; предыдущая версия сохраняется для отката</w:t>
-            </w:r>
-          </w:p>
-        </w:tc>
-        <w:tc>
-          <w:tcPr>
-            <w:tcW w:type="dxa" w:w="1417"/>
-          </w:tcPr>
-          <w:p>
-            <w:pPr>
-              <w:widowControl w:val="0"/>
-              <w:spacing w:line="240" w:lineRule="auto" w:after="0"/>
-              <w:ind w:firstLine="0"/>
-              <w:jc w:val="left"/>
-            </w:pPr>
-            <w:r/>
-            <w:r>
-              <w:rPr>
-                <w:rFonts w:ascii="Times New Roman" w:hAnsi="Times New Roman" w:cs="Times New Roman" w:eastAsia="Times New Roman"/>
-                <w:b w:val="0"/>
-                <w:i w:val="0"/>
-                <w:sz w:val="24"/>
-              </w:rPr>
-              <w:t>П-9</w:t>
-            </w:r>
-          </w:p>
-        </w:tc>
-      </w:tr>
-      <w:tr>
-        <w:trPr>
-          <w:cantSplit/>
-        </w:trPr>
-        <w:tc>
-          <w:tcPr>
-            <w:tcW w:type="dxa" w:w="907"/>
-          </w:tcPr>
-          <w:p>
-            <w:pPr>
-              <w:widowControl w:val="0"/>
-              <w:spacing w:line="240" w:lineRule="auto" w:after="0"/>
-              <w:ind w:firstLine="0"/>
-              <w:jc w:val="left"/>
-            </w:pPr>
-            <w:r/>
-            <w:r>
-              <w:rPr>
-                <w:rFonts w:ascii="Times New Roman" w:hAnsi="Times New Roman" w:cs="Times New Roman" w:eastAsia="Times New Roman"/>
-                <w:b w:val="0"/>
-                <w:i w:val="0"/>
-                <w:sz w:val="24"/>
-              </w:rPr>
-              <w:t>С-15</w:t>
-            </w:r>
-          </w:p>
-        </w:tc>
-        <w:tc>
-          <w:tcPr>
-            <w:tcW w:type="dxa" w:w="7030"/>
-          </w:tcPr>
-          <w:p>
-            <w:pPr>
-              <w:widowControl w:val="0"/>
-              <w:spacing w:line="240" w:lineRule="auto" w:after="0"/>
-              <w:ind w:firstLine="0"/>
-              <w:jc w:val="left"/>
-            </w:pPr>
-            <w:r/>
-            <w:r>
-              <w:rPr>
-                <w:rFonts w:ascii="Times New Roman" w:hAnsi="Times New Roman" w:cs="Times New Roman" w:eastAsia="Times New Roman"/>
-                <w:b w:val="0"/>
-                <w:i w:val="0"/>
-                <w:sz w:val="24"/>
-              </w:rPr>
-              <w:t>Ежемесячно рассчитываются PSI по ключевым признакам и Gini на созревших кредитах; при PSI &gt; 0,25 или снижении Gini более чем на 10 % формируется оповещение</w:t>
-            </w:r>
-          </w:p>
-        </w:tc>
-        <w:tc>
-          <w:tcPr>
-            <w:tcW w:type="dxa" w:w="1417"/>
-          </w:tcPr>
-          <w:p>
-            <w:pPr>
-              <w:widowControl w:val="0"/>
-              <w:spacing w:line="240" w:lineRule="auto" w:after="0"/>
-              <w:ind w:firstLine="0"/>
-              <w:jc w:val="left"/>
-            </w:pPr>
-            <w:r/>
-            <w:r>
-              <w:rPr>
-                <w:rFonts w:ascii="Times New Roman" w:hAnsi="Times New Roman" w:cs="Times New Roman" w:eastAsia="Times New Roman"/>
-                <w:b w:val="0"/>
-                <w:i w:val="0"/>
-                <w:sz w:val="24"/>
-              </w:rPr>
-              <w:t>П-10</w:t>
-            </w:r>
-          </w:p>
-        </w:tc>
-      </w:tr>
-      <w:tr>
-        <w:trPr>
-          <w:cantSplit/>
-        </w:trPr>
-        <w:tc>
-          <w:tcPr>
-            <w:tcW w:type="dxa" w:w="907"/>
-          </w:tcPr>
-          <w:p>
-            <w:pPr>
-              <w:widowControl w:val="0"/>
-              <w:spacing w:line="240" w:lineRule="auto" w:after="0"/>
-              <w:ind w:firstLine="0"/>
-              <w:jc w:val="left"/>
-            </w:pPr>
-            <w:r/>
-            <w:r>
-              <w:rPr>
-                <w:rFonts w:ascii="Times New Roman" w:hAnsi="Times New Roman" w:cs="Times New Roman" w:eastAsia="Times New Roman"/>
-                <w:b w:val="0"/>
-                <w:i w:val="0"/>
-                <w:sz w:val="24"/>
-              </w:rPr>
-              <w:t>С-16</w:t>
-            </w:r>
-          </w:p>
-        </w:tc>
-        <w:tc>
-          <w:tcPr>
-            <w:tcW w:type="dxa" w:w="7030"/>
-          </w:tcPr>
-          <w:p>
-            <w:pPr>
-              <w:widowControl w:val="0"/>
-              <w:spacing w:line="240" w:lineRule="auto" w:after="0"/>
-              <w:ind w:firstLine="0"/>
-              <w:jc w:val="left"/>
-            </w:pPr>
-            <w:r/>
-            <w:r>
-              <w:rPr>
-                <w:rFonts w:ascii="Times New Roman" w:hAnsi="Times New Roman" w:cs="Times New Roman" w:eastAsia="Times New Roman"/>
-                <w:b w:val="0"/>
-                <w:i w:val="0"/>
-                <w:sz w:val="24"/>
-              </w:rPr>
-              <w:t>Отчёты формируются за произвольный период с выгрузкой в XLSX и PDF</w:t>
-            </w:r>
-          </w:p>
-        </w:tc>
-        <w:tc>
-          <w:tcPr>
-            <w:tcW w:type="dxa" w:w="1417"/>
-          </w:tcPr>
-          <w:p>
-            <w:pPr>
-              <w:widowControl w:val="0"/>
-              <w:spacing w:line="240" w:lineRule="auto" w:after="0"/>
-              <w:ind w:firstLine="0"/>
-              <w:jc w:val="left"/>
-            </w:pPr>
-            <w:r/>
-            <w:r>
-              <w:rPr>
-                <w:rFonts w:ascii="Times New Roman" w:hAnsi="Times New Roman" w:cs="Times New Roman" w:eastAsia="Times New Roman"/>
-                <w:b w:val="0"/>
-                <w:i w:val="0"/>
-                <w:sz w:val="24"/>
-              </w:rPr>
-              <w:t>П-11</w:t>
-            </w:r>
-          </w:p>
-        </w:tc>
-      </w:tr>
-      <w:tr>
-        <w:trPr>
-          <w:cantSplit/>
-        </w:trPr>
-        <w:tc>
-          <w:tcPr>
-            <w:tcW w:type="dxa" w:w="907"/>
-          </w:tcPr>
-          <w:p>
-            <w:pPr>
-              <w:widowControl w:val="0"/>
-              <w:spacing w:line="240" w:lineRule="auto" w:after="0"/>
-              <w:ind w:firstLine="0"/>
-              <w:jc w:val="left"/>
-            </w:pPr>
-            <w:r/>
-            <w:r>
-              <w:rPr>
-                <w:rFonts w:ascii="Times New Roman" w:hAnsi="Times New Roman" w:cs="Times New Roman" w:eastAsia="Times New Roman"/>
-                <w:b w:val="0"/>
-                <w:i w:val="0"/>
-                <w:sz w:val="24"/>
-              </w:rPr>
-              <w:t>С-17</w:t>
-            </w:r>
-          </w:p>
-        </w:tc>
-        <w:tc>
-          <w:tcPr>
-            <w:tcW w:type="dxa" w:w="7030"/>
-          </w:tcPr>
-          <w:p>
-            <w:pPr>
-              <w:widowControl w:val="0"/>
-              <w:spacing w:line="240" w:lineRule="auto" w:after="0"/>
-              <w:ind w:firstLine="0"/>
-              <w:jc w:val="left"/>
-            </w:pPr>
-            <w:r/>
-            <w:r>
-              <w:rPr>
-                <w:rFonts w:ascii="Times New Roman" w:hAnsi="Times New Roman" w:cs="Times New Roman" w:eastAsia="Times New Roman"/>
-                <w:b w:val="0"/>
-                <w:i w:val="0"/>
-                <w:sz w:val="24"/>
-              </w:rPr>
-              <w:t>Ролевая модель включает роли: кредитный специалист, андеррайтер, руководитель, риск-аналитик, администратор</w:t>
-            </w:r>
-          </w:p>
-        </w:tc>
-        <w:tc>
-          <w:tcPr>
-            <w:tcW w:type="dxa" w:w="1417"/>
-          </w:tcPr>
-          <w:p>
-            <w:pPr>
-              <w:widowControl w:val="0"/>
-              <w:spacing w:line="240" w:lineRule="auto" w:after="0"/>
-              <w:ind w:firstLine="0"/>
-              <w:jc w:val="left"/>
-            </w:pPr>
-            <w:r/>
-            <w:r>
-              <w:rPr>
-                <w:rFonts w:ascii="Times New Roman" w:hAnsi="Times New Roman" w:cs="Times New Roman" w:eastAsia="Times New Roman"/>
-                <w:b w:val="0"/>
-                <w:i w:val="0"/>
-                <w:sz w:val="24"/>
-              </w:rPr>
-              <w:t>П-12</w:t>
-            </w:r>
-          </w:p>
-        </w:tc>
-      </w:tr>
-      <w:tr>
-        <w:trPr>
-          <w:cantSplit/>
-        </w:trPr>
-        <w:tc>
-          <w:tcPr>
-            <w:tcW w:type="dxa" w:w="907"/>
-          </w:tcPr>
-          <w:p>
-            <w:pPr>
-              <w:widowControl w:val="0"/>
-              <w:spacing w:line="240" w:lineRule="auto" w:after="0"/>
-              <w:ind w:firstLine="0"/>
-              <w:jc w:val="left"/>
-            </w:pPr>
-            <w:r/>
-            <w:r>
-              <w:rPr>
-                <w:rFonts w:ascii="Times New Roman" w:hAnsi="Times New Roman" w:cs="Times New Roman" w:eastAsia="Times New Roman"/>
-                <w:b w:val="0"/>
-                <w:i w:val="0"/>
-                <w:sz w:val="24"/>
-              </w:rPr>
-              <w:t>С-18</w:t>
-            </w:r>
-          </w:p>
-        </w:tc>
-        <w:tc>
-          <w:tcPr>
-            <w:tcW w:type="dxa" w:w="7030"/>
-          </w:tcPr>
-          <w:p>
-            <w:pPr>
-              <w:widowControl w:val="0"/>
-              <w:spacing w:line="240" w:lineRule="auto" w:after="0"/>
-              <w:ind w:firstLine="0"/>
-              <w:jc w:val="left"/>
-            </w:pPr>
-            <w:r/>
-            <w:r>
-              <w:rPr>
-                <w:rFonts w:ascii="Times New Roman" w:hAnsi="Times New Roman" w:cs="Times New Roman" w:eastAsia="Times New Roman"/>
-                <w:b w:val="0"/>
-                <w:i w:val="0"/>
-                <w:sz w:val="24"/>
-              </w:rPr>
-              <w:t>Журнал аудита фиксирует пользователя, время, действие, объект и изменённые значения; записи журнала недоступны для изменения</w:t>
-            </w:r>
-          </w:p>
-        </w:tc>
-        <w:tc>
-          <w:tcPr>
-            <w:tcW w:type="dxa" w:w="1417"/>
-          </w:tcPr>
-          <w:p>
-            <w:pPr>
-              <w:widowControl w:val="0"/>
-              <w:spacing w:line="240" w:lineRule="auto" w:after="0"/>
-              <w:ind w:firstLine="0"/>
-              <w:jc w:val="left"/>
-            </w:pPr>
-            <w:r/>
-            <w:r>
-              <w:rPr>
-                <w:rFonts w:ascii="Times New Roman" w:hAnsi="Times New Roman" w:cs="Times New Roman" w:eastAsia="Times New Roman"/>
-                <w:b w:val="0"/>
-                <w:i w:val="0"/>
-                <w:sz w:val="24"/>
-              </w:rPr>
-              <w:t>П-13</w:t>
+              <w:t>П-15</w:t>
             </w:r>
           </w:p>
         </w:tc>
@@ -8079,7 +8468,7 @@
                 <w:i w:val="0"/>
                 <w:sz w:val="24"/>
               </w:rPr>
-              <w:t>Трёхуровневая клиент-серверная архитектура: веб-клиент, серверные сервисы (REST API), СУБД; модель — отдельный сервис скоринга</w:t>
+              <w:t>Трёхуровневая клиент-серверная архитектура: веб-клиент, серверные сервисы (REST API), СУБД; расчёт оценки — отдельный сервис скоринга</w:t>
             </w:r>
           </w:p>
         </w:tc>
@@ -8130,7 +8519,7 @@
                 <w:i w:val="0"/>
                 <w:sz w:val="24"/>
               </w:rPr>
-              <w:t>Сервер приложений и сервер БД размещаются во внутреннем контуре Банка; отдельный сервер для обучения моделей</w:t>
+              <w:t>Сервер приложений и сервер БД размещаются во внутреннем контуре Банка; для небольших подразделений допускается установка на один компьютер с СУБД SQLite</w:t>
             </w:r>
           </w:p>
         </w:tc>
@@ -8211,7 +8600,7 @@
                 <w:i w:val="0"/>
                 <w:sz w:val="24"/>
               </w:rPr>
-              <w:t>Сервер приложений: 8 ядер, 32 ГБ ОЗУ, 200 ГБ SSD; сервер БД: 8 ядер, 64 ГБ ОЗУ, 1 ТБ SSD (RAID 10); сервер обучения: 32 ядра, 128 ГБ ОЗУ</w:t>
+              <w:t>Сервер приложений: 8 ядер, 32 ГБ ОЗУ, 200 ГБ SSD; сервер БД: 8 ядер, 64 ГБ ОЗУ, 1 ТБ SSD (RAID 10)</w:t>
             </w:r>
           </w:p>
         </w:tc>
@@ -8709,7 +9098,7 @@
                 <w:i w:val="0"/>
                 <w:sz w:val="24"/>
               </w:rPr>
-              <w:t>Распределённость: данные заявок хранятся в основной БД, артефакты моделей — в реестре моделей (объектное хранилище)</w:t>
+              <w:t>Распределённость: сервис скоринга, планировщик и веб-сервер работают как отдельные процессы (контейнеры) и могут размещаться на разных узлах; данные хранятся в одной БД</w:t>
             </w:r>
           </w:p>
         </w:tc>
@@ -8812,6 +9201,91 @@
                 <w:sz w:val="24"/>
               </w:rPr>
               <w:t>Открытость: возможность подключения дополнительных источников данных (другие БКИ, сервисы проверки доходов) через адаптеры</w:t>
+            </w:r>
+          </w:p>
+        </w:tc>
+      </w:tr>
+    </w:tbl>
+    <w:p>
+      <w:pPr>
+        <w:keepNext/>
+        <w:ind w:firstLine="0"/>
+        <w:jc w:val="right"/>
+      </w:pPr>
+      <w:r>
+        <w:rPr>
+          <w:rFonts w:ascii="Times New Roman" w:hAnsi="Times New Roman" w:cs="Times New Roman" w:eastAsia="Times New Roman"/>
+          <w:b w:val="0"/>
+          <w:i w:val="0"/>
+          <w:sz w:val="28"/>
+        </w:rPr>
+        <w:t>Продолжение таблицы 4.7</w:t>
+      </w:r>
+    </w:p>
+    <w:tbl>
+      <w:tblPr>
+        <w:tblStyle w:val="TableGrid"/>
+        <w:tblW w:type="auto" w:w="0"/>
+        <w:jc w:val="center"/>
+        <w:tblLayout w:type="fixed"/>
+        <w:tblLook w:firstColumn="1" w:firstRow="1" w:lastColumn="0" w:lastRow="0" w:noHBand="0" w:noVBand="1" w:val="04A0"/>
+        <w:tblLayout w:type="fixed"/>
+        <w:tblCaption w:val="4.7|18"/>
+      </w:tblPr>
+      <w:tblGrid>
+        <w:gridCol w:w="1020"/>
+        <w:gridCol w:w="8334"/>
+      </w:tblGrid>
+      <w:tr>
+        <w:trPr>
+          <w:cantSplit/>
+          <w:tblHeader/>
+        </w:trPr>
+        <w:tc>
+          <w:tcPr>
+            <w:tcW w:type="dxa" w:w="1020"/>
+          </w:tcPr>
+          <w:p>
+            <w:pPr>
+              <w:keepNext/>
+              <w:widowControl w:val="0"/>
+              <w:spacing w:line="240" w:lineRule="auto" w:after="0"/>
+              <w:ind w:firstLine="0"/>
+              <w:jc w:val="center"/>
+            </w:pPr>
+            <w:r/>
+            <w:r>
+              <w:rPr>
+                <w:rFonts w:ascii="Times New Roman" w:hAnsi="Times New Roman" w:cs="Times New Roman" w:eastAsia="Times New Roman"/>
+                <w:b w:val="0"/>
+                <w:i w:val="0"/>
+                <w:sz w:val="24"/>
+              </w:rPr>
+              <w:t>Код</w:t>
+            </w:r>
+          </w:p>
+        </w:tc>
+        <w:tc>
+          <w:tcPr>
+            <w:tcW w:type="dxa" w:w="8334"/>
+          </w:tcPr>
+          <w:p>
+            <w:pPr>
+              <w:keepNext/>
+              <w:widowControl w:val="0"/>
+              <w:spacing w:line="240" w:lineRule="auto" w:after="0"/>
+              <w:ind w:firstLine="0"/>
+              <w:jc w:val="center"/>
+            </w:pPr>
+            <w:r/>
+            <w:r>
+              <w:rPr>
+                <w:rFonts w:ascii="Times New Roman" w:hAnsi="Times New Roman" w:cs="Times New Roman" w:eastAsia="Times New Roman"/>
+                <w:b w:val="0"/>
+                <w:i w:val="0"/>
+                <w:sz w:val="24"/>
+              </w:rPr>
+              <w:t>Требование</w:t>
             </w:r>
           </w:p>
         </w:tc>
@@ -9508,116 +9982,6 @@
           </w:p>
         </w:tc>
       </w:tr>
-    </w:tbl>
-    <w:p>
-      <w:pPr>
-        <w:keepNext/>
-        <w:ind w:firstLine="0"/>
-        <w:jc w:val="right"/>
-      </w:pPr>
-      <w:r>
-        <w:rPr>
-          <w:rFonts w:ascii="Times New Roman" w:hAnsi="Times New Roman" w:cs="Times New Roman" w:eastAsia="Times New Roman"/>
-          <w:b w:val="0"/>
-          <w:i w:val="0"/>
-          <w:sz w:val="28"/>
-        </w:rPr>
-        <w:t>Продолжение таблицы 4.8</w:t>
-      </w:r>
-    </w:p>
-    <w:tbl>
-      <w:tblPr>
-        <w:tblStyle w:val="TableGrid"/>
-        <w:tblW w:type="auto" w:w="0"/>
-        <w:jc w:val="center"/>
-        <w:tblLayout w:type="fixed"/>
-        <w:tblLook w:firstColumn="1" w:firstRow="1" w:lastColumn="0" w:lastRow="0" w:noHBand="0" w:noVBand="1" w:val="04A0"/>
-        <w:tblLayout w:type="fixed"/>
-        <w:tblCaption w:val="4.8|3"/>
-      </w:tblPr>
-      <w:tblGrid>
-        <w:gridCol w:w="2041"/>
-        <w:gridCol w:w="1928"/>
-        <w:gridCol w:w="5386"/>
-      </w:tblGrid>
-      <w:tr>
-        <w:trPr>
-          <w:cantSplit/>
-          <w:tblHeader/>
-        </w:trPr>
-        <w:tc>
-          <w:tcPr>
-            <w:tcW w:type="dxa" w:w="2041"/>
-          </w:tcPr>
-          <w:p>
-            <w:pPr>
-              <w:keepNext/>
-              <w:widowControl w:val="0"/>
-              <w:spacing w:line="240" w:lineRule="auto" w:after="0"/>
-              <w:ind w:firstLine="0"/>
-              <w:jc w:val="center"/>
-            </w:pPr>
-            <w:r/>
-            <w:r>
-              <w:rPr>
-                <w:rFonts w:ascii="Times New Roman" w:hAnsi="Times New Roman" w:cs="Times New Roman" w:eastAsia="Times New Roman"/>
-                <w:b w:val="0"/>
-                <w:i w:val="0"/>
-                <w:sz w:val="24"/>
-              </w:rPr>
-              <w:t>Тип проверки</w:t>
-            </w:r>
-          </w:p>
-        </w:tc>
-        <w:tc>
-          <w:tcPr>
-            <w:tcW w:type="dxa" w:w="1928"/>
-          </w:tcPr>
-          <w:p>
-            <w:pPr>
-              <w:keepNext/>
-              <w:widowControl w:val="0"/>
-              <w:spacing w:line="240" w:lineRule="auto" w:after="0"/>
-              <w:ind w:firstLine="0"/>
-              <w:jc w:val="center"/>
-            </w:pPr>
-            <w:r/>
-            <w:r>
-              <w:rPr>
-                <w:rFonts w:ascii="Times New Roman" w:hAnsi="Times New Roman" w:cs="Times New Roman" w:eastAsia="Times New Roman"/>
-                <w:b w:val="0"/>
-                <w:i w:val="0"/>
-                <w:sz w:val="24"/>
-              </w:rPr>
-              <w:t>Метод</w:t>
-            </w:r>
-          </w:p>
-        </w:tc>
-        <w:tc>
-          <w:tcPr>
-            <w:tcW w:type="dxa" w:w="5386"/>
-          </w:tcPr>
-          <w:p>
-            <w:pPr>
-              <w:keepNext/>
-              <w:widowControl w:val="0"/>
-              <w:spacing w:line="240" w:lineRule="auto" w:after="0"/>
-              <w:ind w:firstLine="0"/>
-              <w:jc w:val="center"/>
-            </w:pPr>
-            <w:r/>
-            <w:r>
-              <w:rPr>
-                <w:rFonts w:ascii="Times New Roman" w:hAnsi="Times New Roman" w:cs="Times New Roman" w:eastAsia="Times New Roman"/>
-                <w:b w:val="0"/>
-                <w:i w:val="0"/>
-                <w:sz w:val="24"/>
-              </w:rPr>
-              <w:t>Выявленные замечания и принятые решения</w:t>
-            </w:r>
-          </w:p>
-        </w:tc>
-      </w:tr>
       <w:tr>
         <w:trPr>
           <w:cantSplit/>
@@ -9687,7 +10051,7 @@
                 <w:i w:val="0"/>
                 <w:sz w:val="24"/>
               </w:rPr>
-              <w:t>Требование ROC AUC ≥ 0,75 подтверждено пробным обучением модели на исторической выборке (получено 0,78)</w:t>
+              <w:t>Требование ROC AUC ≥ 0,75 подтверждено пробной проверкой скоринговой карты на исторической выборке (получено 0,79)</w:t>
             </w:r>
           </w:p>
         </w:tc>
@@ -9899,7 +10263,7 @@
           <w:i w:val="0"/>
           <w:sz w:val="28"/>
         </w:rPr>
-        <w:t>Назначение: автоматизация сбора данных о заёмщике, оценки его кредитоспособности с использованием методов машинного обучения и поддержки принятия решений по кредитным заявкам физических лиц.</w:t>
+        <w:t>Назначение: автоматизация сбора данных о заёмщике, оценки его кредитоспособности по скоринговой карте и поддержки принятия решений по кредитным заявкам физических лиц.</w:t>
       </w:r>
     </w:p>
     <w:p>
@@ -9993,7 +10357,7 @@
           <w:i w:val="0"/>
           <w:sz w:val="28"/>
         </w:rPr>
-        <w:t>– математическое обеспечение — модели логистической регрессии и градиентного бустинга, метод SHAP для объяснения прогнозов, метрики ROC AUC, Gini, KS, PSI;</w:t>
+        <w:t>– математическое обеспечение — экспертная скоринговая карта (14 характеристик) с переводом балла в PD по логистической шкале, расчёт вклада характеристик для объяснения оценки, метрики ROC AUC, Gini, KS, PSI;</w:t>
       </w:r>
     </w:p>
     <w:p>
@@ -10048,7 +10412,7 @@
           <w:i w:val="0"/>
           <w:sz w:val="28"/>
         </w:rPr>
-        <w:t>– организационное обеспечение — регламент рассмотрения заявок с использованием СППР, регламент валидации и переобучения моделей.</w:t>
+        <w:t>– организационное обеспечение — регламент рассмотрения заявок с использованием СППР, регламент проверки, утверждения и пересмотра версий методики оценки.</w:t>
       </w:r>
     </w:p>
     <w:p>
@@ -10098,7 +10462,7 @@
           <w:i w:val="0"/>
           <w:sz w:val="28"/>
         </w:rPr>
-        <w:t>Виды испытаний: предварительные испытания, опытная эксплуатация (2 недели), приёмочные испытания. Испытания проводятся по программе и методике испытаний, разработанной на стадии рабочей документации. Критерии приёмки: выполнение всех требований высокого приоритета, ROC AUC модели не ниже 0,75 на отложенной выборке, отсутствие критических дефектов.</w:t>
+        <w:t>Виды испытаний: предварительные испытания, опытная эксплуатация (2 недели), приёмочные испытания. Испытания проводятся по программе и методике испытаний, разработанной на стадии рабочей документации. Критерии приёмки: выполнение всех требований высокого приоритета, ROC AUC методики оценки не ниже 0,75 на созревших кредитах, отсутствие критических дефектов.</w:t>
       </w:r>
     </w:p>
     <w:p>
@@ -10148,7 +10512,7 @@
           <w:i w:val="0"/>
           <w:sz w:val="28"/>
         </w:rPr>
-        <w:t>Разрабатываются: пояснительная записка к техническому проекту, описание информационного обеспечения, описание программного обеспечения, руководство пользователя, руководство администратора, отчёт о разработке и валидации модели, программа и методика испытаний. Документы оформляются в соответствии с ГОСТ 34.201-89 и РД 50-34.698-90.</w:t>
+        <w:t>Разрабатываются: пояснительная записка к техническому проекту, описание информационного обеспечения, описание программного обеспечения, руководство пользователя, руководство администратора, отчёт о разработке и проверке методики оценки, программа и методика испытаний. Документы оформляются в соответствии с ГОСТ 34.201-89 и РД 50-34.698-90.</w:t>
       </w:r>
     </w:p>
     <w:p>
@@ -10209,7 +10573,7 @@
           <w:i w:val="0"/>
           <w:sz w:val="28"/>
         </w:rPr>
-        <w:t>Разработана информационная модель системы, на её основе сформулированы 14 пользовательских и 18 функциональных системных требований, а также требования к архитектуре, оборудованию, параметрам, программному интерфейсу, структуре (масштабируемость, распределённость, модульность, открытость) и интеграции. Проведена аттестация требований (проверки правильности, непротиворечивости, полноты, выполнимости и проверяемости), по её результатам требования скорректированы. Составлено техническое задание на создание системы в соответствии с ГОСТ 34.602-89.</w:t>
+        <w:t>Разработана информационная модель системы, на её основе сформулированы 15 пользовательских и 19 функциональных системных требований, а также требования к архитектуре, оборудованию, параметрам, программному интерфейсу, структуре (масштабируемость, распределённость, модульность, открытость) и интеграции. Проведена аттестация требований (проверки правильности, непротиворечивости, полноты, выполнимости и проверяемости), по её результатам требования скорректированы. Составлено техническое задание на создание системы в соответствии с ГОСТ 34.602-89.</w:t>
       </w:r>
     </w:p>
     <w:p>

--- a/reports/ПР_4_Требования_к_ИС.docx
+++ b/reports/ПР_4_Требования_к_ИС.docx
@@ -424,7 +424,7 @@
           <w:i w:val="0"/>
           <w:sz w:val="28"/>
         </w:rPr>
-        <w:t>Работа выполняется для системы поддержки принятия решений для оценки кредитоспособности физических лиц, описание которой составлено в практической работе № 3. Цель работы — сформировать полный и непротиворечивый набор требований к системе и оформить техническое задание на её создание.</w:t>
+        <w:t>Работа выполняется для базовой редакции системы поддержки принятия решений для оценки кредитоспособности физических лиц, описание которой составлено в практической работе № 3. Заказчик — небольшая микрофинансовая организация или кредитный потребительский кооператив с одним-двумя специалистами по займам, одним компьютером и без ИТ-специалиста. Цель работы — сформировать полный и непротиворечивый набор требований к системе и оформить техническое задание на её создание.</w:t>
       </w:r>
     </w:p>
     <w:p>
@@ -908,7 +908,7 @@
       <w:r>
         <w:drawing>
           <wp:inline xmlns:a="http://schemas.openxmlformats.org/drawingml/2006/main" xmlns:pic="http://schemas.openxmlformats.org/drawingml/2006/picture">
-            <wp:extent cx="5760000" cy="5297395"/>
+            <wp:extent cx="5760000" cy="5455357"/>
             <wp:docPr id="1" name="Picture 1"/>
             <wp:cNvGraphicFramePr>
               <a:graphicFrameLocks noChangeAspect="1"/>
@@ -929,7 +929,7 @@
                   <pic:spPr>
                     <a:xfrm>
                       <a:off x="0" y="0"/>
-                      <a:ext cx="5760000" cy="5297395"/>
+                      <a:ext cx="5760000" cy="5455357"/>
                     </a:xfrm>
                     <a:prstGeom prst="rect"/>
                   </pic:spPr>
@@ -1102,7 +1102,7 @@
                 <w:i w:val="0"/>
                 <w:sz w:val="24"/>
               </w:rPr>
-              <w:t>Кредитный специалист</w:t>
+              <w:t>Специалист по займам</w:t>
             </w:r>
           </w:p>
         </w:tc>
@@ -1148,7 +1148,7 @@
                 <w:i w:val="0"/>
                 <w:sz w:val="24"/>
               </w:rPr>
-              <w:t>– Регистрация заявки</w:t>
+              <w:t>– Регистрация заявки и анкеты</w:t>
             </w:r>
           </w:p>
           <w:p>
@@ -1165,7 +1165,7 @@
                 <w:i w:val="0"/>
                 <w:sz w:val="24"/>
               </w:rPr>
-              <w:t>– Ввод анкеты и документов</w:t>
+              <w:t>– Ввод сведений из кредитного отчёта</w:t>
             </w:r>
           </w:p>
           <w:p>
@@ -1182,7 +1182,7 @@
                 <w:i w:val="0"/>
                 <w:sz w:val="24"/>
               </w:rPr>
-              <w:t>– Фиксация согласий клиента</w:t>
+              <w:t>– Просмотр оценки и факторов</w:t>
             </w:r>
           </w:p>
           <w:p>
@@ -1199,7 +1199,7 @@
                 <w:i w:val="0"/>
                 <w:sz w:val="24"/>
               </w:rPr>
-              <w:t>– Запуск оценки заявки</w:t>
+              <w:t>– Принятие решения</w:t>
             </w:r>
           </w:p>
           <w:p>
@@ -1216,7 +1216,7 @@
                 <w:i w:val="0"/>
                 <w:sz w:val="24"/>
               </w:rPr>
-              <w:t>– Информирование клиента о решении</w:t>
+              <w:t>– Список и карточка заявки</w:t>
             </w:r>
           </w:p>
         </w:tc>
@@ -1244,7 +1244,7 @@
                 <w:i w:val="0"/>
                 <w:sz w:val="24"/>
               </w:rPr>
-              <w:t>Андеррайтер</w:t>
+              <w:t>Руководитель Организации</w:t>
             </w:r>
           </w:p>
         </w:tc>
@@ -1290,7 +1290,7 @@
                 <w:i w:val="0"/>
                 <w:sz w:val="24"/>
               </w:rPr>
-              <w:t>– Просмотр кредитного досье</w:t>
+              <w:t>– Отчёт об одобрении по классам риска</w:t>
             </w:r>
           </w:p>
           <w:p>
@@ -1307,7 +1307,7 @@
                 <w:i w:val="0"/>
                 <w:sz w:val="24"/>
               </w:rPr>
-              <w:t>– Просмотр оценки и объяснения факторов</w:t>
+              <w:t>– Просмотр решений и обоснований</w:t>
             </w:r>
           </w:p>
           <w:p>
@@ -1324,41 +1324,7 @@
                 <w:i w:val="0"/>
                 <w:sz w:val="24"/>
               </w:rPr>
-              <w:t>– Принятие решения по заявке</w:t>
-            </w:r>
-          </w:p>
-          <w:p>
-            <w:pPr>
-              <w:widowControl w:val="0"/>
-              <w:spacing w:line="240" w:lineRule="auto" w:after="0"/>
-              <w:ind w:firstLine="0"/>
-              <w:jc w:val="left"/>
-            </w:pPr>
-            <w:r>
-              <w:rPr>
-                <w:rFonts w:ascii="Times New Roman" w:hAnsi="Times New Roman" w:cs="Times New Roman" w:eastAsia="Times New Roman"/>
-                <w:b w:val="0"/>
-                <w:i w:val="0"/>
-                <w:sz w:val="24"/>
-              </w:rPr>
-              <w:t>– Изменение условий кредита</w:t>
-            </w:r>
-          </w:p>
-          <w:p>
-            <w:pPr>
-              <w:widowControl w:val="0"/>
-              <w:spacing w:line="240" w:lineRule="auto" w:after="0"/>
-              <w:ind w:firstLine="0"/>
-              <w:jc w:val="left"/>
-            </w:pPr>
-            <w:r>
-              <w:rPr>
-                <w:rFonts w:ascii="Times New Roman" w:hAnsi="Times New Roman" w:cs="Times New Roman" w:eastAsia="Times New Roman"/>
-                <w:b w:val="0"/>
-                <w:i w:val="0"/>
-                <w:sz w:val="24"/>
-              </w:rPr>
-              <w:t>– Запрос дополнительных документов</w:t>
+              <w:t>– Ведение справочника продуктов</w:t>
             </w:r>
           </w:p>
         </w:tc>
@@ -1386,7 +1352,7 @@
                 <w:i w:val="0"/>
                 <w:sz w:val="24"/>
               </w:rPr>
-              <w:t>Руководитель кредитного отдела</w:t>
+              <w:t>Клиент (заёмщик)</w:t>
             </w:r>
           </w:p>
         </w:tc>
@@ -1409,7 +1375,7 @@
                 <w:i w:val="0"/>
                 <w:sz w:val="24"/>
               </w:rPr>
-              <w:t>Прямая</w:t>
+              <w:t>Косвенная</w:t>
             </w:r>
           </w:p>
         </w:tc>
@@ -1432,7 +1398,7 @@
                 <w:i w:val="0"/>
                 <w:sz w:val="24"/>
               </w:rPr>
-              <w:t>– Утверждение решений сверх лимита</w:t>
+              <w:t>– Быстрое решение</w:t>
             </w:r>
           </w:p>
           <w:p>
@@ -1449,7 +1415,7 @@
                 <w:i w:val="0"/>
                 <w:sz w:val="24"/>
               </w:rPr>
-              <w:t>– Аналитические отчёты</w:t>
+              <w:t>– Защита персональных данных</w:t>
             </w:r>
           </w:p>
           <w:p>
@@ -1466,7 +1432,98 @@
                 <w:i w:val="0"/>
                 <w:sz w:val="24"/>
               </w:rPr>
-              <w:t>– Настройка лимитов полномочий</w:t>
+              <w:t>– Причина отказа</w:t>
+            </w:r>
+          </w:p>
+        </w:tc>
+      </w:tr>
+      <w:tr>
+        <w:trPr>
+          <w:cantSplit/>
+        </w:trPr>
+        <w:tc>
+          <w:tcPr>
+            <w:tcW w:type="dxa" w:w="2381"/>
+          </w:tcPr>
+          <w:p>
+            <w:pPr>
+              <w:widowControl w:val="0"/>
+              <w:spacing w:line="240" w:lineRule="auto" w:after="0"/>
+              <w:ind w:firstLine="0"/>
+              <w:jc w:val="left"/>
+            </w:pPr>
+            <w:r/>
+            <w:r>
+              <w:rPr>
+                <w:rFonts w:ascii="Times New Roman" w:hAnsi="Times New Roman" w:cs="Times New Roman" w:eastAsia="Times New Roman"/>
+                <w:b w:val="0"/>
+                <w:i w:val="0"/>
+                <w:sz w:val="24"/>
+              </w:rPr>
+              <w:t>Бюро кредитных историй</w:t>
+            </w:r>
+          </w:p>
+        </w:tc>
+        <w:tc>
+          <w:tcPr>
+            <w:tcW w:type="dxa" w:w="1587"/>
+          </w:tcPr>
+          <w:p>
+            <w:pPr>
+              <w:widowControl w:val="0"/>
+              <w:spacing w:line="240" w:lineRule="auto" w:after="0"/>
+              <w:ind w:firstLine="0"/>
+              <w:jc w:val="left"/>
+            </w:pPr>
+            <w:r/>
+            <w:r>
+              <w:rPr>
+                <w:rFonts w:ascii="Times New Roman" w:hAnsi="Times New Roman" w:cs="Times New Roman" w:eastAsia="Times New Roman"/>
+                <w:b w:val="0"/>
+                <w:i w:val="0"/>
+                <w:sz w:val="24"/>
+              </w:rPr>
+              <w:t>Косвенная (внешний источник)</w:t>
+            </w:r>
+          </w:p>
+        </w:tc>
+        <w:tc>
+          <w:tcPr>
+            <w:tcW w:type="dxa" w:w="5386"/>
+          </w:tcPr>
+          <w:p>
+            <w:pPr>
+              <w:widowControl w:val="0"/>
+              <w:spacing w:line="240" w:lineRule="auto" w:after="0"/>
+              <w:ind w:firstLine="0"/>
+              <w:jc w:val="left"/>
+            </w:pPr>
+            <w:r/>
+            <w:r>
+              <w:rPr>
+                <w:rFonts w:ascii="Times New Roman" w:hAnsi="Times New Roman" w:cs="Times New Roman" w:eastAsia="Times New Roman"/>
+                <w:b w:val="0"/>
+                <w:i w:val="0"/>
+                <w:sz w:val="24"/>
+              </w:rPr>
+              <w:t>– Кредитный отчёт на портале бюро</w:t>
+            </w:r>
+          </w:p>
+          <w:p>
+            <w:pPr>
+              <w:widowControl w:val="0"/>
+              <w:spacing w:line="240" w:lineRule="auto" w:after="0"/>
+              <w:ind w:firstLine="0"/>
+              <w:jc w:val="left"/>
+            </w:pPr>
+            <w:r>
+              <w:rPr>
+                <w:rFonts w:ascii="Times New Roman" w:hAnsi="Times New Roman" w:cs="Times New Roman" w:eastAsia="Times New Roman"/>
+                <w:b w:val="0"/>
+                <w:i w:val="0"/>
+                <w:sz w:val="24"/>
+              </w:rPr>
+              <w:t>– Согласие клиента на запрос</w:t>
             </w:r>
           </w:p>
         </w:tc>
@@ -1496,7 +1553,7 @@
         <w:tblLayout w:type="fixed"/>
         <w:tblLook w:firstColumn="1" w:firstRow="1" w:lastColumn="0" w:lastRow="0" w:noHBand="0" w:noVBand="1" w:val="04A0"/>
         <w:tblLayout w:type="fixed"/>
-        <w:tblCaption w:val="4.2|3"/>
+        <w:tblCaption w:val="4.2|4"/>
       </w:tblPr>
       <w:tblGrid>
         <w:gridCol w:w="2381"/>
@@ -1604,654 +1661,6 @@
                 <w:i w:val="0"/>
                 <w:sz w:val="24"/>
               </w:rPr>
-              <w:t>Риск-аналитик</w:t>
-            </w:r>
-          </w:p>
-        </w:tc>
-        <w:tc>
-          <w:tcPr>
-            <w:tcW w:type="dxa" w:w="1587"/>
-          </w:tcPr>
-          <w:p>
-            <w:pPr>
-              <w:widowControl w:val="0"/>
-              <w:spacing w:line="240" w:lineRule="auto" w:after="0"/>
-              <w:ind w:firstLine="0"/>
-              <w:jc w:val="left"/>
-            </w:pPr>
-            <w:r/>
-            <w:r>
-              <w:rPr>
-                <w:rFonts w:ascii="Times New Roman" w:hAnsi="Times New Roman" w:cs="Times New Roman" w:eastAsia="Times New Roman"/>
-                <w:b w:val="0"/>
-                <w:i w:val="0"/>
-                <w:sz w:val="24"/>
-              </w:rPr>
-              <w:t>Прямая</w:t>
-            </w:r>
-          </w:p>
-        </w:tc>
-        <w:tc>
-          <w:tcPr>
-            <w:tcW w:type="dxa" w:w="5386"/>
-          </w:tcPr>
-          <w:p>
-            <w:pPr>
-              <w:widowControl w:val="0"/>
-              <w:spacing w:line="240" w:lineRule="auto" w:after="0"/>
-              <w:ind w:firstLine="0"/>
-              <w:jc w:val="left"/>
-            </w:pPr>
-            <w:r/>
-            <w:r>
-              <w:rPr>
-                <w:rFonts w:ascii="Times New Roman" w:hAnsi="Times New Roman" w:cs="Times New Roman" w:eastAsia="Times New Roman"/>
-                <w:b w:val="0"/>
-                <w:i w:val="0"/>
-                <w:sz w:val="24"/>
-              </w:rPr>
-              <w:t>– Формирование обучающей выборки</w:t>
-            </w:r>
-          </w:p>
-          <w:p>
-            <w:pPr>
-              <w:widowControl w:val="0"/>
-              <w:spacing w:line="240" w:lineRule="auto" w:after="0"/>
-              <w:ind w:firstLine="0"/>
-              <w:jc w:val="left"/>
-            </w:pPr>
-            <w:r>
-              <w:rPr>
-                <w:rFonts w:ascii="Times New Roman" w:hAnsi="Times New Roman" w:cs="Times New Roman" w:eastAsia="Times New Roman"/>
-                <w:b w:val="0"/>
-                <w:i w:val="0"/>
-                <w:sz w:val="24"/>
-              </w:rPr>
-              <w:t>– Обучение и валидация модели</w:t>
-            </w:r>
-          </w:p>
-          <w:p>
-            <w:pPr>
-              <w:widowControl w:val="0"/>
-              <w:spacing w:line="240" w:lineRule="auto" w:after="0"/>
-              <w:ind w:firstLine="0"/>
-              <w:jc w:val="left"/>
-            </w:pPr>
-            <w:r>
-              <w:rPr>
-                <w:rFonts w:ascii="Times New Roman" w:hAnsi="Times New Roman" w:cs="Times New Roman" w:eastAsia="Times New Roman"/>
-                <w:b w:val="0"/>
-                <w:i w:val="0"/>
-                <w:sz w:val="24"/>
-              </w:rPr>
-              <w:t>– Публикация версии модели</w:t>
-            </w:r>
-          </w:p>
-          <w:p>
-            <w:pPr>
-              <w:widowControl w:val="0"/>
-              <w:spacing w:line="240" w:lineRule="auto" w:after="0"/>
-              <w:ind w:firstLine="0"/>
-              <w:jc w:val="left"/>
-            </w:pPr>
-            <w:r>
-              <w:rPr>
-                <w:rFonts w:ascii="Times New Roman" w:hAnsi="Times New Roman" w:cs="Times New Roman" w:eastAsia="Times New Roman"/>
-                <w:b w:val="0"/>
-                <w:i w:val="0"/>
-                <w:sz w:val="24"/>
-              </w:rPr>
-              <w:t>– Мониторинг качества модели</w:t>
-            </w:r>
-          </w:p>
-          <w:p>
-            <w:pPr>
-              <w:widowControl w:val="0"/>
-              <w:spacing w:line="240" w:lineRule="auto" w:after="0"/>
-              <w:ind w:firstLine="0"/>
-              <w:jc w:val="left"/>
-            </w:pPr>
-            <w:r>
-              <w:rPr>
-                <w:rFonts w:ascii="Times New Roman" w:hAnsi="Times New Roman" w:cs="Times New Roman" w:eastAsia="Times New Roman"/>
-                <w:b w:val="0"/>
-                <w:i w:val="0"/>
-                <w:sz w:val="24"/>
-              </w:rPr>
-              <w:t>– Настройка стоп-факторов и порогов</w:t>
-            </w:r>
-          </w:p>
-        </w:tc>
-      </w:tr>
-      <w:tr>
-        <w:trPr>
-          <w:cantSplit/>
-        </w:trPr>
-        <w:tc>
-          <w:tcPr>
-            <w:tcW w:type="dxa" w:w="2381"/>
-          </w:tcPr>
-          <w:p>
-            <w:pPr>
-              <w:widowControl w:val="0"/>
-              <w:spacing w:line="240" w:lineRule="auto" w:after="0"/>
-              <w:ind w:firstLine="0"/>
-              <w:jc w:val="left"/>
-            </w:pPr>
-            <w:r/>
-            <w:r>
-              <w:rPr>
-                <w:rFonts w:ascii="Times New Roman" w:hAnsi="Times New Roman" w:cs="Times New Roman" w:eastAsia="Times New Roman"/>
-                <w:b w:val="0"/>
-                <w:i w:val="0"/>
-                <w:sz w:val="24"/>
-              </w:rPr>
-              <w:t>Администратор</w:t>
-            </w:r>
-          </w:p>
-        </w:tc>
-        <w:tc>
-          <w:tcPr>
-            <w:tcW w:type="dxa" w:w="1587"/>
-          </w:tcPr>
-          <w:p>
-            <w:pPr>
-              <w:widowControl w:val="0"/>
-              <w:spacing w:line="240" w:lineRule="auto" w:after="0"/>
-              <w:ind w:firstLine="0"/>
-              <w:jc w:val="left"/>
-            </w:pPr>
-            <w:r/>
-            <w:r>
-              <w:rPr>
-                <w:rFonts w:ascii="Times New Roman" w:hAnsi="Times New Roman" w:cs="Times New Roman" w:eastAsia="Times New Roman"/>
-                <w:b w:val="0"/>
-                <w:i w:val="0"/>
-                <w:sz w:val="24"/>
-              </w:rPr>
-              <w:t>Прямая</w:t>
-            </w:r>
-          </w:p>
-        </w:tc>
-        <w:tc>
-          <w:tcPr>
-            <w:tcW w:type="dxa" w:w="5386"/>
-          </w:tcPr>
-          <w:p>
-            <w:pPr>
-              <w:widowControl w:val="0"/>
-              <w:spacing w:line="240" w:lineRule="auto" w:after="0"/>
-              <w:ind w:firstLine="0"/>
-              <w:jc w:val="left"/>
-            </w:pPr>
-            <w:r/>
-            <w:r>
-              <w:rPr>
-                <w:rFonts w:ascii="Times New Roman" w:hAnsi="Times New Roman" w:cs="Times New Roman" w:eastAsia="Times New Roman"/>
-                <w:b w:val="0"/>
-                <w:i w:val="0"/>
-                <w:sz w:val="24"/>
-              </w:rPr>
-              <w:t>– Управление пользователями и ролями</w:t>
-            </w:r>
-          </w:p>
-          <w:p>
-            <w:pPr>
-              <w:widowControl w:val="0"/>
-              <w:spacing w:line="240" w:lineRule="auto" w:after="0"/>
-              <w:ind w:firstLine="0"/>
-              <w:jc w:val="left"/>
-            </w:pPr>
-            <w:r>
-              <w:rPr>
-                <w:rFonts w:ascii="Times New Roman" w:hAnsi="Times New Roman" w:cs="Times New Roman" w:eastAsia="Times New Roman"/>
-                <w:b w:val="0"/>
-                <w:i w:val="0"/>
-                <w:sz w:val="24"/>
-              </w:rPr>
-              <w:t>– Ведение справочников</w:t>
-            </w:r>
-          </w:p>
-          <w:p>
-            <w:pPr>
-              <w:widowControl w:val="0"/>
-              <w:spacing w:line="240" w:lineRule="auto" w:after="0"/>
-              <w:ind w:firstLine="0"/>
-              <w:jc w:val="left"/>
-            </w:pPr>
-            <w:r>
-              <w:rPr>
-                <w:rFonts w:ascii="Times New Roman" w:hAnsi="Times New Roman" w:cs="Times New Roman" w:eastAsia="Times New Roman"/>
-                <w:b w:val="0"/>
-                <w:i w:val="0"/>
-                <w:sz w:val="24"/>
-              </w:rPr>
-              <w:t>– Просмотр журнала аудита</w:t>
-            </w:r>
-          </w:p>
-          <w:p>
-            <w:pPr>
-              <w:widowControl w:val="0"/>
-              <w:spacing w:line="240" w:lineRule="auto" w:after="0"/>
-              <w:ind w:firstLine="0"/>
-              <w:jc w:val="left"/>
-            </w:pPr>
-            <w:r>
-              <w:rPr>
-                <w:rFonts w:ascii="Times New Roman" w:hAnsi="Times New Roman" w:cs="Times New Roman" w:eastAsia="Times New Roman"/>
-                <w:b w:val="0"/>
-                <w:i w:val="0"/>
-                <w:sz w:val="24"/>
-              </w:rPr>
-              <w:t>– Резервное копирование</w:t>
-            </w:r>
-          </w:p>
-        </w:tc>
-      </w:tr>
-      <w:tr>
-        <w:trPr>
-          <w:cantSplit/>
-        </w:trPr>
-        <w:tc>
-          <w:tcPr>
-            <w:tcW w:type="dxa" w:w="2381"/>
-          </w:tcPr>
-          <w:p>
-            <w:pPr>
-              <w:widowControl w:val="0"/>
-              <w:spacing w:line="240" w:lineRule="auto" w:after="0"/>
-              <w:ind w:firstLine="0"/>
-              <w:jc w:val="left"/>
-            </w:pPr>
-            <w:r/>
-            <w:r>
-              <w:rPr>
-                <w:rFonts w:ascii="Times New Roman" w:hAnsi="Times New Roman" w:cs="Times New Roman" w:eastAsia="Times New Roman"/>
-                <w:b w:val="0"/>
-                <w:i w:val="0"/>
-                <w:sz w:val="24"/>
-              </w:rPr>
-              <w:t>Бюро кредитных историй</w:t>
-            </w:r>
-          </w:p>
-        </w:tc>
-        <w:tc>
-          <w:tcPr>
-            <w:tcW w:type="dxa" w:w="1587"/>
-          </w:tcPr>
-          <w:p>
-            <w:pPr>
-              <w:widowControl w:val="0"/>
-              <w:spacing w:line="240" w:lineRule="auto" w:after="0"/>
-              <w:ind w:firstLine="0"/>
-              <w:jc w:val="left"/>
-            </w:pPr>
-            <w:r/>
-            <w:r>
-              <w:rPr>
-                <w:rFonts w:ascii="Times New Roman" w:hAnsi="Times New Roman" w:cs="Times New Roman" w:eastAsia="Times New Roman"/>
-                <w:b w:val="0"/>
-                <w:i w:val="0"/>
-                <w:sz w:val="24"/>
-              </w:rPr>
-              <w:t>Прямая (внешняя система)</w:t>
-            </w:r>
-          </w:p>
-        </w:tc>
-        <w:tc>
-          <w:tcPr>
-            <w:tcW w:type="dxa" w:w="5386"/>
-          </w:tcPr>
-          <w:p>
-            <w:pPr>
-              <w:widowControl w:val="0"/>
-              <w:spacing w:line="240" w:lineRule="auto" w:after="0"/>
-              <w:ind w:firstLine="0"/>
-              <w:jc w:val="left"/>
-            </w:pPr>
-            <w:r/>
-            <w:r>
-              <w:rPr>
-                <w:rFonts w:ascii="Times New Roman" w:hAnsi="Times New Roman" w:cs="Times New Roman" w:eastAsia="Times New Roman"/>
-                <w:b w:val="0"/>
-                <w:i w:val="0"/>
-                <w:sz w:val="24"/>
-              </w:rPr>
-              <w:t>– Предоставление кредитного отчёта</w:t>
-            </w:r>
-          </w:p>
-          <w:p>
-            <w:pPr>
-              <w:widowControl w:val="0"/>
-              <w:spacing w:line="240" w:lineRule="auto" w:after="0"/>
-              <w:ind w:firstLine="0"/>
-              <w:jc w:val="left"/>
-            </w:pPr>
-            <w:r>
-              <w:rPr>
-                <w:rFonts w:ascii="Times New Roman" w:hAnsi="Times New Roman" w:cs="Times New Roman" w:eastAsia="Times New Roman"/>
-                <w:b w:val="0"/>
-                <w:i w:val="0"/>
-                <w:sz w:val="24"/>
-              </w:rPr>
-              <w:t>– Приём сведений о решении по заявке</w:t>
-            </w:r>
-          </w:p>
-        </w:tc>
-      </w:tr>
-      <w:tr>
-        <w:trPr>
-          <w:cantSplit/>
-        </w:trPr>
-        <w:tc>
-          <w:tcPr>
-            <w:tcW w:type="dxa" w:w="2381"/>
-          </w:tcPr>
-          <w:p>
-            <w:pPr>
-              <w:widowControl w:val="0"/>
-              <w:spacing w:line="240" w:lineRule="auto" w:after="0"/>
-              <w:ind w:firstLine="0"/>
-              <w:jc w:val="left"/>
-            </w:pPr>
-            <w:r/>
-            <w:r>
-              <w:rPr>
-                <w:rFonts w:ascii="Times New Roman" w:hAnsi="Times New Roman" w:cs="Times New Roman" w:eastAsia="Times New Roman"/>
-                <w:b w:val="0"/>
-                <w:i w:val="0"/>
-                <w:sz w:val="24"/>
-              </w:rPr>
-              <w:t>АБС Банка</w:t>
-            </w:r>
-          </w:p>
-        </w:tc>
-        <w:tc>
-          <w:tcPr>
-            <w:tcW w:type="dxa" w:w="1587"/>
-          </w:tcPr>
-          <w:p>
-            <w:pPr>
-              <w:widowControl w:val="0"/>
-              <w:spacing w:line="240" w:lineRule="auto" w:after="0"/>
-              <w:ind w:firstLine="0"/>
-              <w:jc w:val="left"/>
-            </w:pPr>
-            <w:r/>
-            <w:r>
-              <w:rPr>
-                <w:rFonts w:ascii="Times New Roman" w:hAnsi="Times New Roman" w:cs="Times New Roman" w:eastAsia="Times New Roman"/>
-                <w:b w:val="0"/>
-                <w:i w:val="0"/>
-                <w:sz w:val="24"/>
-              </w:rPr>
-              <w:t>Прямая (внешняя система)</w:t>
-            </w:r>
-          </w:p>
-        </w:tc>
-        <w:tc>
-          <w:tcPr>
-            <w:tcW w:type="dxa" w:w="5386"/>
-          </w:tcPr>
-          <w:p>
-            <w:pPr>
-              <w:widowControl w:val="0"/>
-              <w:spacing w:line="240" w:lineRule="auto" w:after="0"/>
-              <w:ind w:firstLine="0"/>
-              <w:jc w:val="left"/>
-            </w:pPr>
-            <w:r/>
-            <w:r>
-              <w:rPr>
-                <w:rFonts w:ascii="Times New Roman" w:hAnsi="Times New Roman" w:cs="Times New Roman" w:eastAsia="Times New Roman"/>
-                <w:b w:val="0"/>
-                <w:i w:val="0"/>
-                <w:sz w:val="24"/>
-              </w:rPr>
-              <w:t>– Передача данных о счетах и доходах клиента</w:t>
-            </w:r>
-          </w:p>
-          <w:p>
-            <w:pPr>
-              <w:widowControl w:val="0"/>
-              <w:spacing w:line="240" w:lineRule="auto" w:after="0"/>
-              <w:ind w:firstLine="0"/>
-              <w:jc w:val="left"/>
-            </w:pPr>
-            <w:r>
-              <w:rPr>
-                <w:rFonts w:ascii="Times New Roman" w:hAnsi="Times New Roman" w:cs="Times New Roman" w:eastAsia="Times New Roman"/>
-                <w:b w:val="0"/>
-                <w:i w:val="0"/>
-                <w:sz w:val="24"/>
-              </w:rPr>
-              <w:t>– Приём одобренной заявки</w:t>
-            </w:r>
-          </w:p>
-        </w:tc>
-      </w:tr>
-      <w:tr>
-        <w:trPr>
-          <w:cantSplit/>
-        </w:trPr>
-        <w:tc>
-          <w:tcPr>
-            <w:tcW w:type="dxa" w:w="2381"/>
-          </w:tcPr>
-          <w:p>
-            <w:pPr>
-              <w:widowControl w:val="0"/>
-              <w:spacing w:line="240" w:lineRule="auto" w:after="0"/>
-              <w:ind w:firstLine="0"/>
-              <w:jc w:val="left"/>
-            </w:pPr>
-            <w:r/>
-            <w:r>
-              <w:rPr>
-                <w:rFonts w:ascii="Times New Roman" w:hAnsi="Times New Roman" w:cs="Times New Roman" w:eastAsia="Times New Roman"/>
-                <w:b w:val="0"/>
-                <w:i w:val="0"/>
-                <w:sz w:val="24"/>
-              </w:rPr>
-              <w:t>Клиент (заёмщик)</w:t>
-            </w:r>
-          </w:p>
-        </w:tc>
-        <w:tc>
-          <w:tcPr>
-            <w:tcW w:type="dxa" w:w="1587"/>
-          </w:tcPr>
-          <w:p>
-            <w:pPr>
-              <w:widowControl w:val="0"/>
-              <w:spacing w:line="240" w:lineRule="auto" w:after="0"/>
-              <w:ind w:firstLine="0"/>
-              <w:jc w:val="left"/>
-            </w:pPr>
-            <w:r/>
-            <w:r>
-              <w:rPr>
-                <w:rFonts w:ascii="Times New Roman" w:hAnsi="Times New Roman" w:cs="Times New Roman" w:eastAsia="Times New Roman"/>
-                <w:b w:val="0"/>
-                <w:i w:val="0"/>
-                <w:sz w:val="24"/>
-              </w:rPr>
-              <w:t>Косвенная</w:t>
-            </w:r>
-          </w:p>
-        </w:tc>
-        <w:tc>
-          <w:tcPr>
-            <w:tcW w:type="dxa" w:w="5386"/>
-          </w:tcPr>
-          <w:p>
-            <w:pPr>
-              <w:widowControl w:val="0"/>
-              <w:spacing w:line="240" w:lineRule="auto" w:after="0"/>
-              <w:ind w:firstLine="0"/>
-              <w:jc w:val="left"/>
-            </w:pPr>
-            <w:r/>
-            <w:r>
-              <w:rPr>
-                <w:rFonts w:ascii="Times New Roman" w:hAnsi="Times New Roman" w:cs="Times New Roman" w:eastAsia="Times New Roman"/>
-                <w:b w:val="0"/>
-                <w:i w:val="0"/>
-                <w:sz w:val="24"/>
-              </w:rPr>
-              <w:t>– Получение решения в короткий срок</w:t>
-            </w:r>
-          </w:p>
-          <w:p>
-            <w:pPr>
-              <w:widowControl w:val="0"/>
-              <w:spacing w:line="240" w:lineRule="auto" w:after="0"/>
-              <w:ind w:firstLine="0"/>
-              <w:jc w:val="left"/>
-            </w:pPr>
-            <w:r>
-              <w:rPr>
-                <w:rFonts w:ascii="Times New Roman" w:hAnsi="Times New Roman" w:cs="Times New Roman" w:eastAsia="Times New Roman"/>
-                <w:b w:val="0"/>
-                <w:i w:val="0"/>
-                <w:sz w:val="24"/>
-              </w:rPr>
-              <w:t>– Защита персональных данных</w:t>
-            </w:r>
-          </w:p>
-          <w:p>
-            <w:pPr>
-              <w:widowControl w:val="0"/>
-              <w:spacing w:line="240" w:lineRule="auto" w:after="0"/>
-              <w:ind w:firstLine="0"/>
-              <w:jc w:val="left"/>
-            </w:pPr>
-            <w:r>
-              <w:rPr>
-                <w:rFonts w:ascii="Times New Roman" w:hAnsi="Times New Roman" w:cs="Times New Roman" w:eastAsia="Times New Roman"/>
-                <w:b w:val="0"/>
-                <w:i w:val="0"/>
-                <w:sz w:val="24"/>
-              </w:rPr>
-              <w:t>– Получение причины отказа</w:t>
-            </w:r>
-          </w:p>
-        </w:tc>
-      </w:tr>
-      <w:tr>
-        <w:trPr>
-          <w:cantSplit/>
-        </w:trPr>
-        <w:tc>
-          <w:tcPr>
-            <w:tcW w:type="dxa" w:w="2381"/>
-          </w:tcPr>
-          <w:p>
-            <w:pPr>
-              <w:widowControl w:val="0"/>
-              <w:spacing w:line="240" w:lineRule="auto" w:after="0"/>
-              <w:ind w:firstLine="0"/>
-              <w:jc w:val="left"/>
-            </w:pPr>
-            <w:r/>
-            <w:r>
-              <w:rPr>
-                <w:rFonts w:ascii="Times New Roman" w:hAnsi="Times New Roman" w:cs="Times New Roman" w:eastAsia="Times New Roman"/>
-                <w:b w:val="0"/>
-                <w:i w:val="0"/>
-                <w:sz w:val="24"/>
-              </w:rPr>
-              <w:t>Служба безопасности</w:t>
-            </w:r>
-          </w:p>
-        </w:tc>
-        <w:tc>
-          <w:tcPr>
-            <w:tcW w:type="dxa" w:w="1587"/>
-          </w:tcPr>
-          <w:p>
-            <w:pPr>
-              <w:widowControl w:val="0"/>
-              <w:spacing w:line="240" w:lineRule="auto" w:after="0"/>
-              <w:ind w:firstLine="0"/>
-              <w:jc w:val="left"/>
-            </w:pPr>
-            <w:r/>
-            <w:r>
-              <w:rPr>
-                <w:rFonts w:ascii="Times New Roman" w:hAnsi="Times New Roman" w:cs="Times New Roman" w:eastAsia="Times New Roman"/>
-                <w:b w:val="0"/>
-                <w:i w:val="0"/>
-                <w:sz w:val="24"/>
-              </w:rPr>
-              <w:t>Косвенная</w:t>
-            </w:r>
-          </w:p>
-        </w:tc>
-        <w:tc>
-          <w:tcPr>
-            <w:tcW w:type="dxa" w:w="5386"/>
-          </w:tcPr>
-          <w:p>
-            <w:pPr>
-              <w:widowControl w:val="0"/>
-              <w:spacing w:line="240" w:lineRule="auto" w:after="0"/>
-              <w:ind w:firstLine="0"/>
-              <w:jc w:val="left"/>
-            </w:pPr>
-            <w:r/>
-            <w:r>
-              <w:rPr>
-                <w:rFonts w:ascii="Times New Roman" w:hAnsi="Times New Roman" w:cs="Times New Roman" w:eastAsia="Times New Roman"/>
-                <w:b w:val="0"/>
-                <w:i w:val="0"/>
-                <w:sz w:val="24"/>
-              </w:rPr>
-              <w:t>– Проверка по стоп-листам</w:t>
-            </w:r>
-          </w:p>
-          <w:p>
-            <w:pPr>
-              <w:widowControl w:val="0"/>
-              <w:spacing w:line="240" w:lineRule="auto" w:after="0"/>
-              <w:ind w:firstLine="0"/>
-              <w:jc w:val="left"/>
-            </w:pPr>
-            <w:r>
-              <w:rPr>
-                <w:rFonts w:ascii="Times New Roman" w:hAnsi="Times New Roman" w:cs="Times New Roman" w:eastAsia="Times New Roman"/>
-                <w:b w:val="0"/>
-                <w:i w:val="0"/>
-                <w:sz w:val="24"/>
-              </w:rPr>
-              <w:t>– Контроль доступа к данным</w:t>
-            </w:r>
-          </w:p>
-        </w:tc>
-      </w:tr>
-      <w:tr>
-        <w:trPr>
-          <w:cantSplit/>
-        </w:trPr>
-        <w:tc>
-          <w:tcPr>
-            <w:tcW w:type="dxa" w:w="2381"/>
-          </w:tcPr>
-          <w:p>
-            <w:pPr>
-              <w:widowControl w:val="0"/>
-              <w:spacing w:line="240" w:lineRule="auto" w:after="0"/>
-              <w:ind w:firstLine="0"/>
-              <w:jc w:val="left"/>
-            </w:pPr>
-            <w:r/>
-            <w:r>
-              <w:rPr>
-                <w:rFonts w:ascii="Times New Roman" w:hAnsi="Times New Roman" w:cs="Times New Roman" w:eastAsia="Times New Roman"/>
-                <w:b w:val="0"/>
-                <w:i w:val="0"/>
-                <w:sz w:val="24"/>
-              </w:rPr>
               <w:t>Регулятор и законодательство</w:t>
             </w:r>
           </w:p>
@@ -2315,7 +1724,7 @@
                 <w:i w:val="0"/>
                 <w:sz w:val="24"/>
               </w:rPr>
-              <w:t>– Хранение согласий и сроков обработки ПДн</w:t>
+              <w:t>– Согласие на обработку ПДн</w:t>
             </w:r>
           </w:p>
           <w:p>
@@ -2333,6 +1742,114 @@
                 <w:sz w:val="24"/>
               </w:rPr>
               <w:t>– Документирование решений</w:t>
+            </w:r>
+          </w:p>
+        </w:tc>
+      </w:tr>
+      <w:tr>
+        <w:trPr>
+          <w:cantSplit/>
+        </w:trPr>
+        <w:tc>
+          <w:tcPr>
+            <w:tcW w:type="dxa" w:w="2381"/>
+          </w:tcPr>
+          <w:p>
+            <w:pPr>
+              <w:widowControl w:val="0"/>
+              <w:spacing w:line="240" w:lineRule="auto" w:after="0"/>
+              <w:ind w:firstLine="0"/>
+              <w:jc w:val="left"/>
+            </w:pPr>
+            <w:r/>
+            <w:r>
+              <w:rPr>
+                <w:rFonts w:ascii="Times New Roman" w:hAnsi="Times New Roman" w:cs="Times New Roman" w:eastAsia="Times New Roman"/>
+                <w:b w:val="0"/>
+                <w:i w:val="0"/>
+                <w:sz w:val="24"/>
+              </w:rPr>
+              <w:t>Эксплуатация без ИТ-специалиста</w:t>
+            </w:r>
+          </w:p>
+        </w:tc>
+        <w:tc>
+          <w:tcPr>
+            <w:tcW w:type="dxa" w:w="1587"/>
+          </w:tcPr>
+          <w:p>
+            <w:pPr>
+              <w:widowControl w:val="0"/>
+              <w:spacing w:line="240" w:lineRule="auto" w:after="0"/>
+              <w:ind w:firstLine="0"/>
+              <w:jc w:val="left"/>
+            </w:pPr>
+            <w:r/>
+            <w:r>
+              <w:rPr>
+                <w:rFonts w:ascii="Times New Roman" w:hAnsi="Times New Roman" w:cs="Times New Roman" w:eastAsia="Times New Roman"/>
+                <w:b w:val="0"/>
+                <w:i w:val="0"/>
+                <w:sz w:val="24"/>
+              </w:rPr>
+              <w:t>Предметной области</w:t>
+            </w:r>
+          </w:p>
+        </w:tc>
+        <w:tc>
+          <w:tcPr>
+            <w:tcW w:type="dxa" w:w="5386"/>
+          </w:tcPr>
+          <w:p>
+            <w:pPr>
+              <w:widowControl w:val="0"/>
+              <w:spacing w:line="240" w:lineRule="auto" w:after="0"/>
+              <w:ind w:firstLine="0"/>
+              <w:jc w:val="left"/>
+            </w:pPr>
+            <w:r/>
+            <w:r>
+              <w:rPr>
+                <w:rFonts w:ascii="Times New Roman" w:hAnsi="Times New Roman" w:cs="Times New Roman" w:eastAsia="Times New Roman"/>
+                <w:b w:val="0"/>
+                <w:i w:val="0"/>
+                <w:sz w:val="24"/>
+              </w:rPr>
+              <w:t>– Установка без интернета</w:t>
+            </w:r>
+          </w:p>
+          <w:p>
+            <w:pPr>
+              <w:widowControl w:val="0"/>
+              <w:spacing w:line="240" w:lineRule="auto" w:after="0"/>
+              <w:ind w:firstLine="0"/>
+              <w:jc w:val="left"/>
+            </w:pPr>
+            <w:r>
+              <w:rPr>
+                <w:rFonts w:ascii="Times New Roman" w:hAnsi="Times New Roman" w:cs="Times New Roman" w:eastAsia="Times New Roman"/>
+                <w:b w:val="0"/>
+                <w:i w:val="0"/>
+                <w:sz w:val="24"/>
+              </w:rPr>
+              <w:t>– Резервная копия — копия файла</w:t>
+            </w:r>
+          </w:p>
+          <w:p>
+            <w:pPr>
+              <w:widowControl w:val="0"/>
+              <w:spacing w:line="240" w:lineRule="auto" w:after="0"/>
+              <w:ind w:firstLine="0"/>
+              <w:jc w:val="left"/>
+            </w:pPr>
+            <w:r>
+              <w:rPr>
+                <w:rFonts w:ascii="Times New Roman" w:hAnsi="Times New Roman" w:cs="Times New Roman" w:eastAsia="Times New Roman"/>
+                <w:b w:val="0"/>
+                <w:i w:val="0"/>
+                <w:sz w:val="24"/>
+              </w:rPr>
+              <w:t>– Работа на слабом компьютере</w:t>
             </w:r>
           </w:p>
         </w:tc>
@@ -2365,7 +1882,7 @@
           <w:i w:val="0"/>
           <w:sz w:val="28"/>
         </w:rPr>
-        <w:t>Выявленные точки зрения сгруппированы в иерархию (рисунок 4.2). На верхнем уровне выделены пользователи системы, внешние системы и заинтересованные лица. Общесистемные сервисы (аутентификация, журналирование действий, разграничение доступа) предоставляются на верхнем уровне иерархии и наследуются всеми точками зрения нижних уровней; сервисы работы с заявками являются общими для группы «Сотрудники кредитного процесса».</w:t>
+        <w:t>Выявленные точки зрения сгруппированы в иерархию (рисунок 4.2). На верхнем уровне выделены пользователи системы, внешние источники данных и заинтересованные лица с ограничениями. Общесистемные сервисы (вход по паролю, хранение данных в одном файле) предоставляются на верхнем уровне и наследуются всеми точками зрения. Точка зрения «Эксплуатация без ИТ-специалиста» отражает главное отличие базовой редакции: требования к установке и сопровождению.</w:t>
       </w:r>
     </w:p>
     <w:p>
@@ -2378,7 +1895,7 @@
       <w:r>
         <w:drawing>
           <wp:inline xmlns:a="http://schemas.openxmlformats.org/drawingml/2006/main" xmlns:pic="http://schemas.openxmlformats.org/drawingml/2006/picture">
-            <wp:extent cx="5940000" cy="2532162"/>
+            <wp:extent cx="5940000" cy="2532316"/>
             <wp:docPr id="2" name="Picture 2"/>
             <wp:cNvGraphicFramePr>
               <a:graphicFrameLocks noChangeAspect="1"/>
@@ -2399,7 +1916,7 @@
                   <pic:spPr>
                     <a:xfrm>
                       <a:off x="0" y="0"/>
-                      <a:ext cx="5940000" cy="2532162"/>
+                      <a:ext cx="5940000" cy="2532316"/>
                     </a:xfrm>
                     <a:prstGeom prst="rect"/>
                   </pic:spPr>
@@ -2560,7 +2077,7 @@
                 <w:i w:val="0"/>
                 <w:sz w:val="24"/>
               </w:rPr>
-              <w:t>Точка зрения «Андеррайтер»</w:t>
+              <w:t>Точка зрения «Специалист по займам»</w:t>
             </w:r>
           </w:p>
         </w:tc>
@@ -2611,7 +2128,7 @@
                 <w:i w:val="0"/>
                 <w:sz w:val="24"/>
               </w:rPr>
-              <w:t>Сотрудник, принимающий решение по кредитной заявке в пределах лимита полномочий</w:t>
+              <w:t>Сотрудник Организации, принимающий заявки и решающий, выдавать ли заём</w:t>
             </w:r>
           </w:p>
         </w:tc>
@@ -2662,7 +2179,7 @@
                 <w:i w:val="0"/>
                 <w:sz w:val="24"/>
               </w:rPr>
-              <w:t>Ведущий андеррайтер отдела розничного кредитования (интервью), регламент рассмотрения заявок</w:t>
+              <w:t>Ведущий специалист по займам (интервью), действующая балльная таблица</w:t>
             </w:r>
           </w:p>
         </w:tc>
@@ -2713,7 +2230,7 @@
                 <w:i w:val="0"/>
                 <w:sz w:val="24"/>
               </w:rPr>
-              <w:t>Просмотр кредитного досье; просмотр оценки и объяснения факторов; принятие решения; изменение условий кредита; запрос дополнительных документов</w:t>
+              <w:t>Регистрация заявки и анкеты; ввод сведений из кредитного отчёта; просмотр оценки и факторов; принятие решения; список и карточка заявки</w:t>
             </w:r>
           </w:p>
         </w:tc>
@@ -2764,7 +2281,7 @@
                 <w:i w:val="0"/>
                 <w:sz w:val="24"/>
               </w:rPr>
-              <w:t>Заявка и анкета, кредитный отчёт БКИ, результат скоринга (PD, класс риска, ПДН, факторы, стоп-факторы)</w:t>
+              <w:t>Паспорт и анкета клиента, согласие, кредитный отчёт с портала БКИ</w:t>
             </w:r>
           </w:p>
         </w:tc>
@@ -2815,7 +2332,7 @@
                 <w:i w:val="0"/>
                 <w:sz w:val="24"/>
               </w:rPr>
-              <w:t>Поступление заявки в очередь на рассмотрение; поступление дополнительных документов</w:t>
+              <w:t>Обращение клиента; получение кредитного отчёта</w:t>
             </w:r>
           </w:p>
         </w:tc>
@@ -2866,7 +2383,7 @@
                 <w:i w:val="0"/>
                 <w:sz w:val="24"/>
               </w:rPr>
-              <w:t>Модель недоступна — заявка рассматривается по резервной (балльной) методике с пометкой в журнале; сумма превышает лимит — заявка направляется на кредитный комитет</w:t>
+              <w:t>Сработал стоп-фактор — рекомендуется отказ без расчёта балла; сумма или срок вне диапазона продукта — заявка не сохраняется; решение расходится с рекомендацией — нужно обоснование</w:t>
             </w:r>
           </w:p>
         </w:tc>
@@ -2896,7 +2413,7 @@
                 <w:i w:val="0"/>
                 <w:sz w:val="24"/>
               </w:rPr>
-              <w:t>Точка зрения «Риск-аналитик»</w:t>
+              <w:t>Точка зрения «Эксплуатация без ИТ-специалиста»</w:t>
             </w:r>
           </w:p>
         </w:tc>
@@ -2947,7 +2464,7 @@
                 <w:i w:val="0"/>
                 <w:sz w:val="24"/>
               </w:rPr>
-              <w:t>Специалист, отвечающий за разработку, валидацию и мониторинг моделей оценки кредитного риска</w:t>
+              <w:t>Требования Организации, у которой нет ИТ-специалиста, сервера и, возможно, постоянного интернета</w:t>
             </w:r>
           </w:p>
         </w:tc>
@@ -2998,7 +2515,7 @@
                 <w:i w:val="0"/>
                 <w:sz w:val="24"/>
               </w:rPr>
-              <w:t>Риск-аналитики Банка, внутренняя методика валидации моделей</w:t>
+              <w:t>Руководитель Организации</w:t>
             </w:r>
           </w:p>
         </w:tc>
@@ -3049,194 +2566,7 @@
                 <w:i w:val="0"/>
                 <w:sz w:val="24"/>
               </w:rPr>
-              <w:t>Формирование обучающей выборки; обучение и валидация модели; публикация версии модели; мониторинг качества; настройка стоп-факторов и порогов</w:t>
-            </w:r>
-          </w:p>
-        </w:tc>
-      </w:tr>
-      <w:tr>
-        <w:trPr>
-          <w:cantSplit/>
-        </w:trPr>
-        <w:tc>
-          <w:tcPr>
-            <w:tcW w:type="dxa" w:w="2551"/>
-          </w:tcPr>
-          <w:p>
-            <w:pPr>
-              <w:widowControl w:val="0"/>
-              <w:spacing w:line="240" w:lineRule="auto" w:after="0"/>
-              <w:ind w:firstLine="0"/>
-              <w:jc w:val="left"/>
-            </w:pPr>
-            <w:r/>
-            <w:r>
-              <w:rPr>
-                <w:rFonts w:ascii="Times New Roman" w:hAnsi="Times New Roman" w:cs="Times New Roman" w:eastAsia="Times New Roman"/>
-                <w:b w:val="0"/>
-                <w:i w:val="0"/>
-                <w:sz w:val="24"/>
-              </w:rPr>
-              <w:t>Входные данные</w:t>
-            </w:r>
-          </w:p>
-        </w:tc>
-        <w:tc>
-          <w:tcPr>
-            <w:tcW w:type="dxa" w:w="6803"/>
-          </w:tcPr>
-          <w:p>
-            <w:pPr>
-              <w:widowControl w:val="0"/>
-              <w:spacing w:line="240" w:lineRule="auto" w:after="0"/>
-              <w:ind w:firstLine="0"/>
-              <w:jc w:val="left"/>
-            </w:pPr>
-            <w:r/>
-            <w:r>
-              <w:rPr>
-                <w:rFonts w:ascii="Times New Roman" w:hAnsi="Times New Roman" w:cs="Times New Roman" w:eastAsia="Times New Roman"/>
-                <w:b w:val="0"/>
-                <w:i w:val="0"/>
-                <w:sz w:val="24"/>
-              </w:rPr>
-              <w:t>История заявок, решений и данных об обслуживании кредитов, кредитные отчёты</w:t>
-            </w:r>
-          </w:p>
-        </w:tc>
-      </w:tr>
-    </w:tbl>
-    <w:p>
-      <w:pPr>
-        <w:keepNext/>
-        <w:ind w:firstLine="0"/>
-        <w:jc w:val="right"/>
-      </w:pPr>
-      <w:r>
-        <w:rPr>
-          <w:rFonts w:ascii="Times New Roman" w:hAnsi="Times New Roman" w:cs="Times New Roman" w:eastAsia="Times New Roman"/>
-          <w:b w:val="0"/>
-          <w:i w:val="0"/>
-          <w:sz w:val="28"/>
-        </w:rPr>
-        <w:t>Продолжение таблицы 4.3</w:t>
-      </w:r>
-    </w:p>
-    <w:tbl>
-      <w:tblPr>
-        <w:tblStyle w:val="TableGrid"/>
-        <w:tblW w:type="auto" w:w="0"/>
-        <w:jc w:val="center"/>
-        <w:tblLayout w:type="fixed"/>
-        <w:tblLook w:firstColumn="1" w:firstRow="1" w:lastColumn="0" w:lastRow="0" w:noHBand="0" w:noVBand="1" w:val="04A0"/>
-        <w:tblLayout w:type="fixed"/>
-        <w:tblCaption w:val="4.3|12"/>
-      </w:tblPr>
-      <w:tblGrid>
-        <w:gridCol w:w="2551"/>
-        <w:gridCol w:w="6803"/>
-      </w:tblGrid>
-      <w:tr>
-        <w:trPr>
-          <w:cantSplit/>
-          <w:tblHeader/>
-        </w:trPr>
-        <w:tc>
-          <w:tcPr>
-            <w:tcW w:type="dxa" w:w="2551"/>
-          </w:tcPr>
-          <w:p>
-            <w:pPr>
-              <w:keepNext/>
-              <w:widowControl w:val="0"/>
-              <w:spacing w:line="240" w:lineRule="auto" w:after="0"/>
-              <w:ind w:firstLine="0"/>
-              <w:jc w:val="center"/>
-            </w:pPr>
-            <w:r/>
-            <w:r>
-              <w:rPr>
-                <w:rFonts w:ascii="Times New Roman" w:hAnsi="Times New Roman" w:cs="Times New Roman" w:eastAsia="Times New Roman"/>
-                <w:b w:val="0"/>
-                <w:i w:val="0"/>
-                <w:sz w:val="24"/>
-              </w:rPr>
-              <w:t>Элемент шаблона</w:t>
-            </w:r>
-          </w:p>
-        </w:tc>
-        <w:tc>
-          <w:tcPr>
-            <w:tcW w:type="dxa" w:w="6803"/>
-          </w:tcPr>
-          <w:p>
-            <w:pPr>
-              <w:keepNext/>
-              <w:widowControl w:val="0"/>
-              <w:spacing w:line="240" w:lineRule="auto" w:after="0"/>
-              <w:ind w:firstLine="0"/>
-              <w:jc w:val="center"/>
-            </w:pPr>
-            <w:r/>
-            <w:r>
-              <w:rPr>
-                <w:rFonts w:ascii="Times New Roman" w:hAnsi="Times New Roman" w:cs="Times New Roman" w:eastAsia="Times New Roman"/>
-                <w:b w:val="0"/>
-                <w:i w:val="0"/>
-                <w:sz w:val="24"/>
-              </w:rPr>
-              <w:t>Содержание</w:t>
-            </w:r>
-          </w:p>
-        </w:tc>
-      </w:tr>
-      <w:tr>
-        <w:trPr>
-          <w:cantSplit/>
-        </w:trPr>
-        <w:tc>
-          <w:tcPr>
-            <w:tcW w:type="dxa" w:w="2551"/>
-          </w:tcPr>
-          <w:p>
-            <w:pPr>
-              <w:widowControl w:val="0"/>
-              <w:spacing w:line="240" w:lineRule="auto" w:after="0"/>
-              <w:ind w:firstLine="0"/>
-              <w:jc w:val="left"/>
-            </w:pPr>
-            <w:r/>
-            <w:r>
-              <w:rPr>
-                <w:rFonts w:ascii="Times New Roman" w:hAnsi="Times New Roman" w:cs="Times New Roman" w:eastAsia="Times New Roman"/>
-                <w:b w:val="0"/>
-                <w:i w:val="0"/>
-                <w:sz w:val="24"/>
-              </w:rPr>
-              <w:t>События</w:t>
-            </w:r>
-          </w:p>
-        </w:tc>
-        <w:tc>
-          <w:tcPr>
-            <w:tcW w:type="dxa" w:w="6803"/>
-          </w:tcPr>
-          <w:p>
-            <w:pPr>
-              <w:widowControl w:val="0"/>
-              <w:spacing w:line="240" w:lineRule="auto" w:after="0"/>
-              <w:ind w:firstLine="0"/>
-              <w:jc w:val="left"/>
-            </w:pPr>
-            <w:r/>
-            <w:r>
-              <w:rPr>
-                <w:rFonts w:ascii="Times New Roman" w:hAnsi="Times New Roman" w:cs="Times New Roman" w:eastAsia="Times New Roman"/>
-                <w:b w:val="0"/>
-                <w:i w:val="0"/>
-                <w:sz w:val="24"/>
-              </w:rPr>
-              <w:t>Окончание отчётного месяца (плановый мониторинг); превышение порога PSI или снижение Gini</w:t>
+              <w:t>Установка двойным щелчком без интернета; резервная копия — копия одного файла; работа на имеющемся компьютере</w:t>
             </w:r>
           </w:p>
         </w:tc>
@@ -3287,7 +2617,7 @@
                 <w:i w:val="0"/>
                 <w:sz w:val="24"/>
               </w:rPr>
-              <w:t>Новая модель хуже действующей — публикация запрещается; недостаточный объём данных — обучение не выполняется</w:t>
+              <w:t>Не установлен Python — программа сообщает, где его скачать; база данных отсутствует — создаётся с демонстрационными данными</w:t>
             </w:r>
           </w:p>
         </w:tc>
@@ -3317,7 +2647,7 @@
                 <w:i w:val="0"/>
                 <w:sz w:val="24"/>
               </w:rPr>
-              <w:t>Точка зрения «Бюро кредитных историй»</w:t>
+              <w:t>Точка зрения «Регулятор и законодательство»</w:t>
             </w:r>
           </w:p>
         </w:tc>
@@ -3368,7 +2698,7 @@
                 <w:i w:val="0"/>
                 <w:sz w:val="24"/>
               </w:rPr>
-              <w:t>Внешняя система, предоставляющая кредитный отчёт по запросу Банка</w:t>
+              <w:t>Требования законодательства и Банка России к выдаче займов и обработке данных</w:t>
             </w:r>
           </w:p>
         </w:tc>
@@ -3419,58 +2749,7 @@
                 <w:i w:val="0"/>
                 <w:sz w:val="24"/>
               </w:rPr>
-              <w:t>Предоставление кредитного отчёта; приём сведений о решении по заявке</w:t>
-            </w:r>
-          </w:p>
-        </w:tc>
-      </w:tr>
-      <w:tr>
-        <w:trPr>
-          <w:cantSplit/>
-        </w:trPr>
-        <w:tc>
-          <w:tcPr>
-            <w:tcW w:type="dxa" w:w="2551"/>
-          </w:tcPr>
-          <w:p>
-            <w:pPr>
-              <w:widowControl w:val="0"/>
-              <w:spacing w:line="240" w:lineRule="auto" w:after="0"/>
-              <w:ind w:firstLine="0"/>
-              <w:jc w:val="left"/>
-            </w:pPr>
-            <w:r/>
-            <w:r>
-              <w:rPr>
-                <w:rFonts w:ascii="Times New Roman" w:hAnsi="Times New Roman" w:cs="Times New Roman" w:eastAsia="Times New Roman"/>
-                <w:b w:val="0"/>
-                <w:i w:val="0"/>
-                <w:sz w:val="24"/>
-              </w:rPr>
-              <w:t>Входные данные</w:t>
-            </w:r>
-          </w:p>
-        </w:tc>
-        <w:tc>
-          <w:tcPr>
-            <w:tcW w:type="dxa" w:w="6803"/>
-          </w:tcPr>
-          <w:p>
-            <w:pPr>
-              <w:widowControl w:val="0"/>
-              <w:spacing w:line="240" w:lineRule="auto" w:after="0"/>
-              <w:ind w:firstLine="0"/>
-              <w:jc w:val="left"/>
-            </w:pPr>
-            <w:r/>
-            <w:r>
-              <w:rPr>
-                <w:rFonts w:ascii="Times New Roman" w:hAnsi="Times New Roman" w:cs="Times New Roman" w:eastAsia="Times New Roman"/>
-                <w:b w:val="0"/>
-                <w:i w:val="0"/>
-                <w:sz w:val="24"/>
-              </w:rPr>
-              <w:t>Идентификационные данные субъекта, реквизиты согласия</w:t>
+              <w:t>Расчёт ПДН с учётом платежа по новому займу; запрет оценки без согласия клиента; сохранение обоснования решения</w:t>
             </w:r>
           </w:p>
         </w:tc>
@@ -3521,7 +2800,7 @@
                 <w:i w:val="0"/>
                 <w:sz w:val="24"/>
               </w:rPr>
-              <w:t>Субъект не найден; сервис недоступен — повторный запрос по расписанию, уведомление сотрудника</w:t>
+              <w:t>Нет согласия клиента — заявка не регистрируется</w:t>
             </w:r>
           </w:p>
         </w:tc>
@@ -3554,7 +2833,7 @@
           <w:i w:val="0"/>
           <w:sz w:val="28"/>
         </w:rPr>
-        <w:t>Информационная модель системы построена на основе анализа точек зрения и представлена в виде диаграммы «сущность–связь» (рисунок 4.3). Модель отражает основные объекты предметной области, их атрибуты и связи между ними.</w:t>
+        <w:t>Информационная модель системы построена на основе анализа точек зрения и представлена в виде диаграммы «сущность–связь» (рисунок 4.3). Модель соответствует физической схеме базы данных SQLite: для каждой таблицы указаны имена и типы столбцов.</w:t>
       </w:r>
     </w:p>
     <w:p>
@@ -3567,7 +2846,7 @@
       <w:r>
         <w:drawing>
           <wp:inline xmlns:a="http://schemas.openxmlformats.org/drawingml/2006/main" xmlns:pic="http://schemas.openxmlformats.org/drawingml/2006/picture">
-            <wp:extent cx="5940000" cy="4708000"/>
+            <wp:extent cx="5940000" cy="4153256"/>
             <wp:docPr id="3" name="Picture 3"/>
             <wp:cNvGraphicFramePr>
               <a:graphicFrameLocks noChangeAspect="1"/>
@@ -3588,7 +2867,7 @@
                   <pic:spPr>
                     <a:xfrm>
                       <a:off x="0" y="0"/>
-                      <a:ext cx="5940000" cy="4708000"/>
+                      <a:ext cx="5940000" cy="4153256"/>
                     </a:xfrm>
                     <a:prstGeom prst="rect"/>
                   </pic:spPr>
@@ -3761,7 +3040,7 @@
                 <w:i w:val="0"/>
                 <w:sz w:val="24"/>
               </w:rPr>
-              <w:t>Клиент</w:t>
+              <w:t>users (Пользователь)</w:t>
             </w:r>
           </w:p>
         </w:tc>
@@ -3784,7 +3063,7 @@
                 <w:i w:val="0"/>
                 <w:sz w:val="24"/>
               </w:rPr>
-              <w:t>Физическое лицо — заёмщик</w:t>
+              <w:t>Учётная запись для входа в систему</w:t>
             </w:r>
           </w:p>
         </w:tc>
@@ -3807,7 +3086,7 @@
                 <w:i w:val="0"/>
                 <w:sz w:val="24"/>
               </w:rPr>
-              <w:t>ФИО, дата рождения, паспортные данные, адрес, контакты</w:t>
+              <w:t>Логин, хэш пароля</w:t>
             </w:r>
           </w:p>
         </w:tc>
@@ -3835,7 +3114,7 @@
                 <w:i w:val="0"/>
                 <w:sz w:val="24"/>
               </w:rPr>
-              <w:t>Занятость</w:t>
+              <w:t>products (Кредитный продукт)</w:t>
             </w:r>
           </w:p>
         </w:tc>
@@ -3858,81 +3137,7 @@
                 <w:i w:val="0"/>
                 <w:sz w:val="24"/>
               </w:rPr>
-              <w:t>Сведения о месте работы и доходах клиента</w:t>
-            </w:r>
-          </w:p>
-        </w:tc>
-        <w:tc>
-          <w:tcPr>
-            <w:tcW w:type="dxa" w:w="3685"/>
-          </w:tcPr>
-          <w:p>
-            <w:pPr>
-              <w:widowControl w:val="0"/>
-              <w:spacing w:line="240" w:lineRule="auto" w:after="0"/>
-              <w:ind w:firstLine="0"/>
-              <w:jc w:val="left"/>
-            </w:pPr>
-            <w:r/>
-            <w:r>
-              <w:rPr>
-                <w:rFonts w:ascii="Times New Roman" w:hAnsi="Times New Roman" w:cs="Times New Roman" w:eastAsia="Times New Roman"/>
-                <w:b w:val="0"/>
-                <w:i w:val="0"/>
-                <w:sz w:val="24"/>
-              </w:rPr>
-              <w:t>Работодатель, должность, стаж, подтверждённый доход</w:t>
-            </w:r>
-          </w:p>
-        </w:tc>
-      </w:tr>
-      <w:tr>
-        <w:trPr>
-          <w:cantSplit/>
-        </w:trPr>
-        <w:tc>
-          <w:tcPr>
-            <w:tcW w:type="dxa" w:w="2041"/>
-          </w:tcPr>
-          <w:p>
-            <w:pPr>
-              <w:widowControl w:val="0"/>
-              <w:spacing w:line="240" w:lineRule="auto" w:after="0"/>
-              <w:ind w:firstLine="0"/>
-              <w:jc w:val="left"/>
-            </w:pPr>
-            <w:r/>
-            <w:r>
-              <w:rPr>
-                <w:rFonts w:ascii="Times New Roman" w:hAnsi="Times New Roman" w:cs="Times New Roman" w:eastAsia="Times New Roman"/>
-                <w:b w:val="0"/>
-                <w:i w:val="0"/>
-                <w:sz w:val="24"/>
-              </w:rPr>
-              <w:t>Кредитный продукт</w:t>
-            </w:r>
-          </w:p>
-        </w:tc>
-        <w:tc>
-          <w:tcPr>
-            <w:tcW w:type="dxa" w:w="3628"/>
-          </w:tcPr>
-          <w:p>
-            <w:pPr>
-              <w:widowControl w:val="0"/>
-              <w:spacing w:line="240" w:lineRule="auto" w:after="0"/>
-              <w:ind w:firstLine="0"/>
-              <w:jc w:val="left"/>
-            </w:pPr>
-            <w:r/>
-            <w:r>
-              <w:rPr>
-                <w:rFonts w:ascii="Times New Roman" w:hAnsi="Times New Roman" w:cs="Times New Roman" w:eastAsia="Times New Roman"/>
-                <w:b w:val="0"/>
-                <w:i w:val="0"/>
-                <w:sz w:val="24"/>
-              </w:rPr>
-              <w:t>Вид кредита и его параметры</w:t>
+              <w:t>Вид займа и его параметры</w:t>
             </w:r>
           </w:p>
         </w:tc>
@@ -3983,7 +3188,7 @@
                 <w:i w:val="0"/>
                 <w:sz w:val="24"/>
               </w:rPr>
-              <w:t>Заявка</w:t>
+              <w:t>clients (Клиент)</w:t>
             </w:r>
           </w:p>
         </w:tc>
@@ -4006,7 +3211,7 @@
                 <w:i w:val="0"/>
                 <w:sz w:val="24"/>
               </w:rPr>
-              <w:t>Обращение клиента за кредитом; центральный объект системы</w:t>
+              <w:t>Физическое лицо — заёмщик</w:t>
             </w:r>
           </w:p>
         </w:tc>
@@ -4029,7 +3234,7 @@
                 <w:i w:val="0"/>
                 <w:sz w:val="24"/>
               </w:rPr>
-              <w:t>Клиент, продукт, сумма, срок, цель, канал, дата, статус</w:t>
+              <w:t>ФИО, дата рождения, паспорт, телефон</w:t>
             </w:r>
           </w:p>
         </w:tc>
@@ -4057,7 +3262,7 @@
                 <w:i w:val="0"/>
                 <w:sz w:val="24"/>
               </w:rPr>
-              <w:t>Согласие</w:t>
+              <w:t>applications (Заявка)</w:t>
             </w:r>
           </w:p>
         </w:tc>
@@ -4080,7 +3285,7 @@
                 <w:i w:val="0"/>
                 <w:sz w:val="24"/>
               </w:rPr>
-              <w:t>Согласие клиента на обработку ПДн и запрос кредитного отчёта</w:t>
+              <w:t>Обращение клиента за займом; содержит сведения из кредитного отчёта, результат оценки и решение</w:t>
             </w:r>
           </w:p>
         </w:tc>
@@ -4103,561 +3308,7 @@
                 <w:i w:val="0"/>
                 <w:sz w:val="24"/>
               </w:rPr>
-              <w:t>Вид, дата, срок действия</w:t>
-            </w:r>
-          </w:p>
-        </w:tc>
-      </w:tr>
-      <w:tr>
-        <w:trPr>
-          <w:cantSplit/>
-        </w:trPr>
-        <w:tc>
-          <w:tcPr>
-            <w:tcW w:type="dxa" w:w="2041"/>
-          </w:tcPr>
-          <w:p>
-            <w:pPr>
-              <w:widowControl w:val="0"/>
-              <w:spacing w:line="240" w:lineRule="auto" w:after="0"/>
-              <w:ind w:firstLine="0"/>
-              <w:jc w:val="left"/>
-            </w:pPr>
-            <w:r/>
-            <w:r>
-              <w:rPr>
-                <w:rFonts w:ascii="Times New Roman" w:hAnsi="Times New Roman" w:cs="Times New Roman" w:eastAsia="Times New Roman"/>
-                <w:b w:val="0"/>
-                <w:i w:val="0"/>
-                <w:sz w:val="24"/>
-              </w:rPr>
-              <w:t>Кредитный отчёт</w:t>
-            </w:r>
-          </w:p>
-        </w:tc>
-        <w:tc>
-          <w:tcPr>
-            <w:tcW w:type="dxa" w:w="3628"/>
-          </w:tcPr>
-          <w:p>
-            <w:pPr>
-              <w:widowControl w:val="0"/>
-              <w:spacing w:line="240" w:lineRule="auto" w:after="0"/>
-              <w:ind w:firstLine="0"/>
-              <w:jc w:val="left"/>
-            </w:pPr>
-            <w:r/>
-            <w:r>
-              <w:rPr>
-                <w:rFonts w:ascii="Times New Roman" w:hAnsi="Times New Roman" w:cs="Times New Roman" w:eastAsia="Times New Roman"/>
-                <w:b w:val="0"/>
-                <w:i w:val="0"/>
-                <w:sz w:val="24"/>
-              </w:rPr>
-              <w:t>Данные из БКИ на дату рассмотрения</w:t>
-            </w:r>
-          </w:p>
-        </w:tc>
-        <w:tc>
-          <w:tcPr>
-            <w:tcW w:type="dxa" w:w="3685"/>
-          </w:tcPr>
-          <w:p>
-            <w:pPr>
-              <w:widowControl w:val="0"/>
-              <w:spacing w:line="240" w:lineRule="auto" w:after="0"/>
-              <w:ind w:firstLine="0"/>
-              <w:jc w:val="left"/>
-            </w:pPr>
-            <w:r/>
-            <w:r>
-              <w:rPr>
-                <w:rFonts w:ascii="Times New Roman" w:hAnsi="Times New Roman" w:cs="Times New Roman" w:eastAsia="Times New Roman"/>
-                <w:b w:val="0"/>
-                <w:i w:val="0"/>
-                <w:sz w:val="24"/>
-              </w:rPr>
-              <w:t>Число кредитов, задолженность, ежемесячные платежи, просрочки, число запросов</w:t>
-            </w:r>
-          </w:p>
-        </w:tc>
-      </w:tr>
-    </w:tbl>
-    <w:p>
-      <w:pPr>
-        <w:keepNext/>
-        <w:ind w:firstLine="0"/>
-        <w:jc w:val="right"/>
-      </w:pPr>
-      <w:r>
-        <w:rPr>
-          <w:rFonts w:ascii="Times New Roman" w:hAnsi="Times New Roman" w:cs="Times New Roman" w:eastAsia="Times New Roman"/>
-          <w:b w:val="0"/>
-          <w:i w:val="0"/>
-          <w:sz w:val="28"/>
-        </w:rPr>
-        <w:t>Продолжение таблицы 4.4</w:t>
-      </w:r>
-    </w:p>
-    <w:tbl>
-      <w:tblPr>
-        <w:tblStyle w:val="TableGrid"/>
-        <w:tblW w:type="auto" w:w="0"/>
-        <w:jc w:val="center"/>
-        <w:tblLayout w:type="fixed"/>
-        <w:tblLook w:firstColumn="1" w:firstRow="1" w:lastColumn="0" w:lastRow="0" w:noHBand="0" w:noVBand="1" w:val="04A0"/>
-        <w:tblLayout w:type="fixed"/>
-        <w:tblCaption w:val="4.4|6"/>
-      </w:tblPr>
-      <w:tblGrid>
-        <w:gridCol w:w="2041"/>
-        <w:gridCol w:w="3628"/>
-        <w:gridCol w:w="3685"/>
-      </w:tblGrid>
-      <w:tr>
-        <w:trPr>
-          <w:cantSplit/>
-          <w:tblHeader/>
-        </w:trPr>
-        <w:tc>
-          <w:tcPr>
-            <w:tcW w:type="dxa" w:w="2041"/>
-          </w:tcPr>
-          <w:p>
-            <w:pPr>
-              <w:keepNext/>
-              <w:widowControl w:val="0"/>
-              <w:spacing w:line="240" w:lineRule="auto" w:after="0"/>
-              <w:ind w:firstLine="0"/>
-              <w:jc w:val="center"/>
-            </w:pPr>
-            <w:r/>
-            <w:r>
-              <w:rPr>
-                <w:rFonts w:ascii="Times New Roman" w:hAnsi="Times New Roman" w:cs="Times New Roman" w:eastAsia="Times New Roman"/>
-                <w:b w:val="0"/>
-                <w:i w:val="0"/>
-                <w:sz w:val="24"/>
-              </w:rPr>
-              <w:t>Объект</w:t>
-            </w:r>
-          </w:p>
-        </w:tc>
-        <w:tc>
-          <w:tcPr>
-            <w:tcW w:type="dxa" w:w="3628"/>
-          </w:tcPr>
-          <w:p>
-            <w:pPr>
-              <w:keepNext/>
-              <w:widowControl w:val="0"/>
-              <w:spacing w:line="240" w:lineRule="auto" w:after="0"/>
-              <w:ind w:firstLine="0"/>
-              <w:jc w:val="center"/>
-            </w:pPr>
-            <w:r/>
-            <w:r>
-              <w:rPr>
-                <w:rFonts w:ascii="Times New Roman" w:hAnsi="Times New Roman" w:cs="Times New Roman" w:eastAsia="Times New Roman"/>
-                <w:b w:val="0"/>
-                <w:i w:val="0"/>
-                <w:sz w:val="24"/>
-              </w:rPr>
-              <w:t>Описание</w:t>
-            </w:r>
-          </w:p>
-        </w:tc>
-        <w:tc>
-          <w:tcPr>
-            <w:tcW w:type="dxa" w:w="3685"/>
-          </w:tcPr>
-          <w:p>
-            <w:pPr>
-              <w:keepNext/>
-              <w:widowControl w:val="0"/>
-              <w:spacing w:line="240" w:lineRule="auto" w:after="0"/>
-              <w:ind w:firstLine="0"/>
-              <w:jc w:val="center"/>
-            </w:pPr>
-            <w:r/>
-            <w:r>
-              <w:rPr>
-                <w:rFonts w:ascii="Times New Roman" w:hAnsi="Times New Roman" w:cs="Times New Roman" w:eastAsia="Times New Roman"/>
-                <w:b w:val="0"/>
-                <w:i w:val="0"/>
-                <w:sz w:val="24"/>
-              </w:rPr>
-              <w:t>Основные атрибуты</w:t>
-            </w:r>
-          </w:p>
-        </w:tc>
-      </w:tr>
-      <w:tr>
-        <w:trPr>
-          <w:cantSplit/>
-        </w:trPr>
-        <w:tc>
-          <w:tcPr>
-            <w:tcW w:type="dxa" w:w="2041"/>
-          </w:tcPr>
-          <w:p>
-            <w:pPr>
-              <w:widowControl w:val="0"/>
-              <w:spacing w:line="240" w:lineRule="auto" w:after="0"/>
-              <w:ind w:firstLine="0"/>
-              <w:jc w:val="left"/>
-            </w:pPr>
-            <w:r/>
-            <w:r>
-              <w:rPr>
-                <w:rFonts w:ascii="Times New Roman" w:hAnsi="Times New Roman" w:cs="Times New Roman" w:eastAsia="Times New Roman"/>
-                <w:b w:val="0"/>
-                <w:i w:val="0"/>
-                <w:sz w:val="24"/>
-              </w:rPr>
-              <w:t>Модель</w:t>
-            </w:r>
-          </w:p>
-        </w:tc>
-        <w:tc>
-          <w:tcPr>
-            <w:tcW w:type="dxa" w:w="3628"/>
-          </w:tcPr>
-          <w:p>
-            <w:pPr>
-              <w:widowControl w:val="0"/>
-              <w:spacing w:line="240" w:lineRule="auto" w:after="0"/>
-              <w:ind w:firstLine="0"/>
-              <w:jc w:val="left"/>
-            </w:pPr>
-            <w:r/>
-            <w:r>
-              <w:rPr>
-                <w:rFonts w:ascii="Times New Roman" w:hAnsi="Times New Roman" w:cs="Times New Roman" w:eastAsia="Times New Roman"/>
-                <w:b w:val="0"/>
-                <w:i w:val="0"/>
-                <w:sz w:val="24"/>
-              </w:rPr>
-              <w:t>Версия модели машинного обучения</w:t>
-            </w:r>
-          </w:p>
-        </w:tc>
-        <w:tc>
-          <w:tcPr>
-            <w:tcW w:type="dxa" w:w="3685"/>
-          </w:tcPr>
-          <w:p>
-            <w:pPr>
-              <w:widowControl w:val="0"/>
-              <w:spacing w:line="240" w:lineRule="auto" w:after="0"/>
-              <w:ind w:firstLine="0"/>
-              <w:jc w:val="left"/>
-            </w:pPr>
-            <w:r/>
-            <w:r>
-              <w:rPr>
-                <w:rFonts w:ascii="Times New Roman" w:hAnsi="Times New Roman" w:cs="Times New Roman" w:eastAsia="Times New Roman"/>
-                <w:b w:val="0"/>
-                <w:i w:val="0"/>
-                <w:sz w:val="24"/>
-              </w:rPr>
-              <w:t>Версия, алгоритм, дата обучения, метрики, статус</w:t>
-            </w:r>
-          </w:p>
-        </w:tc>
-      </w:tr>
-      <w:tr>
-        <w:trPr>
-          <w:cantSplit/>
-        </w:trPr>
-        <w:tc>
-          <w:tcPr>
-            <w:tcW w:type="dxa" w:w="2041"/>
-          </w:tcPr>
-          <w:p>
-            <w:pPr>
-              <w:widowControl w:val="0"/>
-              <w:spacing w:line="240" w:lineRule="auto" w:after="0"/>
-              <w:ind w:firstLine="0"/>
-              <w:jc w:val="left"/>
-            </w:pPr>
-            <w:r/>
-            <w:r>
-              <w:rPr>
-                <w:rFonts w:ascii="Times New Roman" w:hAnsi="Times New Roman" w:cs="Times New Roman" w:eastAsia="Times New Roman"/>
-                <w:b w:val="0"/>
-                <w:i w:val="0"/>
-                <w:sz w:val="24"/>
-              </w:rPr>
-              <w:t>Результат скоринга</w:t>
-            </w:r>
-          </w:p>
-        </w:tc>
-        <w:tc>
-          <w:tcPr>
-            <w:tcW w:type="dxa" w:w="3628"/>
-          </w:tcPr>
-          <w:p>
-            <w:pPr>
-              <w:widowControl w:val="0"/>
-              <w:spacing w:line="240" w:lineRule="auto" w:after="0"/>
-              <w:ind w:firstLine="0"/>
-              <w:jc w:val="left"/>
-            </w:pPr>
-            <w:r/>
-            <w:r>
-              <w:rPr>
-                <w:rFonts w:ascii="Times New Roman" w:hAnsi="Times New Roman" w:cs="Times New Roman" w:eastAsia="Times New Roman"/>
-                <w:b w:val="0"/>
-                <w:i w:val="0"/>
-                <w:sz w:val="24"/>
-              </w:rPr>
-              <w:t>Оценка заявки моделью</w:t>
-            </w:r>
-          </w:p>
-        </w:tc>
-        <w:tc>
-          <w:tcPr>
-            <w:tcW w:type="dxa" w:w="3685"/>
-          </w:tcPr>
-          <w:p>
-            <w:pPr>
-              <w:widowControl w:val="0"/>
-              <w:spacing w:line="240" w:lineRule="auto" w:after="0"/>
-              <w:ind w:firstLine="0"/>
-              <w:jc w:val="left"/>
-            </w:pPr>
-            <w:r/>
-            <w:r>
-              <w:rPr>
-                <w:rFonts w:ascii="Times New Roman" w:hAnsi="Times New Roman" w:cs="Times New Roman" w:eastAsia="Times New Roman"/>
-                <w:b w:val="0"/>
-                <w:i w:val="0"/>
-                <w:sz w:val="24"/>
-              </w:rPr>
-              <w:t>PD, балл, класс риска, ПДН, вклад факторов</w:t>
-            </w:r>
-          </w:p>
-        </w:tc>
-      </w:tr>
-      <w:tr>
-        <w:trPr>
-          <w:cantSplit/>
-        </w:trPr>
-        <w:tc>
-          <w:tcPr>
-            <w:tcW w:type="dxa" w:w="2041"/>
-          </w:tcPr>
-          <w:p>
-            <w:pPr>
-              <w:widowControl w:val="0"/>
-              <w:spacing w:line="240" w:lineRule="auto" w:after="0"/>
-              <w:ind w:firstLine="0"/>
-              <w:jc w:val="left"/>
-            </w:pPr>
-            <w:r/>
-            <w:r>
-              <w:rPr>
-                <w:rFonts w:ascii="Times New Roman" w:hAnsi="Times New Roman" w:cs="Times New Roman" w:eastAsia="Times New Roman"/>
-                <w:b w:val="0"/>
-                <w:i w:val="0"/>
-                <w:sz w:val="24"/>
-              </w:rPr>
-              <w:t>Стоп-фактор</w:t>
-            </w:r>
-          </w:p>
-        </w:tc>
-        <w:tc>
-          <w:tcPr>
-            <w:tcW w:type="dxa" w:w="3628"/>
-          </w:tcPr>
-          <w:p>
-            <w:pPr>
-              <w:widowControl w:val="0"/>
-              <w:spacing w:line="240" w:lineRule="auto" w:after="0"/>
-              <w:ind w:firstLine="0"/>
-              <w:jc w:val="left"/>
-            </w:pPr>
-            <w:r/>
-            <w:r>
-              <w:rPr>
-                <w:rFonts w:ascii="Times New Roman" w:hAnsi="Times New Roman" w:cs="Times New Roman" w:eastAsia="Times New Roman"/>
-                <w:b w:val="0"/>
-                <w:i w:val="0"/>
-                <w:sz w:val="24"/>
-              </w:rPr>
-              <w:t>Формальное правило кредитной политики</w:t>
-            </w:r>
-          </w:p>
-        </w:tc>
-        <w:tc>
-          <w:tcPr>
-            <w:tcW w:type="dxa" w:w="3685"/>
-          </w:tcPr>
-          <w:p>
-            <w:pPr>
-              <w:widowControl w:val="0"/>
-              <w:spacing w:line="240" w:lineRule="auto" w:after="0"/>
-              <w:ind w:firstLine="0"/>
-              <w:jc w:val="left"/>
-            </w:pPr>
-            <w:r/>
-            <w:r>
-              <w:rPr>
-                <w:rFonts w:ascii="Times New Roman" w:hAnsi="Times New Roman" w:cs="Times New Roman" w:eastAsia="Times New Roman"/>
-                <w:b w:val="0"/>
-                <w:i w:val="0"/>
-                <w:sz w:val="24"/>
-              </w:rPr>
-              <w:t>Код, описание, условие, признак активности</w:t>
-            </w:r>
-          </w:p>
-        </w:tc>
-      </w:tr>
-      <w:tr>
-        <w:trPr>
-          <w:cantSplit/>
-        </w:trPr>
-        <w:tc>
-          <w:tcPr>
-            <w:tcW w:type="dxa" w:w="2041"/>
-          </w:tcPr>
-          <w:p>
-            <w:pPr>
-              <w:widowControl w:val="0"/>
-              <w:spacing w:line="240" w:lineRule="auto" w:after="0"/>
-              <w:ind w:firstLine="0"/>
-              <w:jc w:val="left"/>
-            </w:pPr>
-            <w:r/>
-            <w:r>
-              <w:rPr>
-                <w:rFonts w:ascii="Times New Roman" w:hAnsi="Times New Roman" w:cs="Times New Roman" w:eastAsia="Times New Roman"/>
-                <w:b w:val="0"/>
-                <w:i w:val="0"/>
-                <w:sz w:val="24"/>
-              </w:rPr>
-              <w:t>Решение</w:t>
-            </w:r>
-          </w:p>
-        </w:tc>
-        <w:tc>
-          <w:tcPr>
-            <w:tcW w:type="dxa" w:w="3628"/>
-          </w:tcPr>
-          <w:p>
-            <w:pPr>
-              <w:widowControl w:val="0"/>
-              <w:spacing w:line="240" w:lineRule="auto" w:after="0"/>
-              <w:ind w:firstLine="0"/>
-              <w:jc w:val="left"/>
-            </w:pPr>
-            <w:r/>
-            <w:r>
-              <w:rPr>
-                <w:rFonts w:ascii="Times New Roman" w:hAnsi="Times New Roman" w:cs="Times New Roman" w:eastAsia="Times New Roman"/>
-                <w:b w:val="0"/>
-                <w:i w:val="0"/>
-                <w:sz w:val="24"/>
-              </w:rPr>
-              <w:t>Решение по заявке (рекомендация и итог)</w:t>
-            </w:r>
-          </w:p>
-        </w:tc>
-        <w:tc>
-          <w:tcPr>
-            <w:tcW w:type="dxa" w:w="3685"/>
-          </w:tcPr>
-          <w:p>
-            <w:pPr>
-              <w:widowControl w:val="0"/>
-              <w:spacing w:line="240" w:lineRule="auto" w:after="0"/>
-              <w:ind w:firstLine="0"/>
-              <w:jc w:val="left"/>
-            </w:pPr>
-            <w:r/>
-            <w:r>
-              <w:rPr>
-                <w:rFonts w:ascii="Times New Roman" w:hAnsi="Times New Roman" w:cs="Times New Roman" w:eastAsia="Times New Roman"/>
-                <w:b w:val="0"/>
-                <w:i w:val="0"/>
-                <w:sz w:val="24"/>
-              </w:rPr>
-              <w:t>Сотрудник, рекомендация, итог, сумма, ставка, комментарий</w:t>
-            </w:r>
-          </w:p>
-        </w:tc>
-      </w:tr>
-      <w:tr>
-        <w:trPr>
-          <w:cantSplit/>
-        </w:trPr>
-        <w:tc>
-          <w:tcPr>
-            <w:tcW w:type="dxa" w:w="2041"/>
-          </w:tcPr>
-          <w:p>
-            <w:pPr>
-              <w:widowControl w:val="0"/>
-              <w:spacing w:line="240" w:lineRule="auto" w:after="0"/>
-              <w:ind w:firstLine="0"/>
-              <w:jc w:val="left"/>
-            </w:pPr>
-            <w:r/>
-            <w:r>
-              <w:rPr>
-                <w:rFonts w:ascii="Times New Roman" w:hAnsi="Times New Roman" w:cs="Times New Roman" w:eastAsia="Times New Roman"/>
-                <w:b w:val="0"/>
-                <w:i w:val="0"/>
-                <w:sz w:val="24"/>
-              </w:rPr>
-              <w:t>Сотрудник</w:t>
-            </w:r>
-          </w:p>
-        </w:tc>
-        <w:tc>
-          <w:tcPr>
-            <w:tcW w:type="dxa" w:w="3628"/>
-          </w:tcPr>
-          <w:p>
-            <w:pPr>
-              <w:widowControl w:val="0"/>
-              <w:spacing w:line="240" w:lineRule="auto" w:after="0"/>
-              <w:ind w:firstLine="0"/>
-              <w:jc w:val="left"/>
-            </w:pPr>
-            <w:r/>
-            <w:r>
-              <w:rPr>
-                <w:rFonts w:ascii="Times New Roman" w:hAnsi="Times New Roman" w:cs="Times New Roman" w:eastAsia="Times New Roman"/>
-                <w:b w:val="0"/>
-                <w:i w:val="0"/>
-                <w:sz w:val="24"/>
-              </w:rPr>
-              <w:t>Пользователь системы</w:t>
-            </w:r>
-          </w:p>
-        </w:tc>
-        <w:tc>
-          <w:tcPr>
-            <w:tcW w:type="dxa" w:w="3685"/>
-          </w:tcPr>
-          <w:p>
-            <w:pPr>
-              <w:widowControl w:val="0"/>
-              <w:spacing w:line="240" w:lineRule="auto" w:after="0"/>
-              <w:ind w:firstLine="0"/>
-              <w:jc w:val="left"/>
-            </w:pPr>
-            <w:r/>
-            <w:r>
-              <w:rPr>
-                <w:rFonts w:ascii="Times New Roman" w:hAnsi="Times New Roman" w:cs="Times New Roman" w:eastAsia="Times New Roman"/>
-                <w:b w:val="0"/>
-                <w:i w:val="0"/>
-                <w:sz w:val="24"/>
-              </w:rPr>
-              <w:t>ФИО, роль, лимит полномочий</w:t>
+              <w:t>Клиент, продукт, сумма, срок, доход, стаж, данные БКИ, балл, PD, класс риска, ПДН, стоп-фактор, факторы, рекомендация, состояние, решение</w:t>
             </w:r>
           </w:p>
         </w:tc>
@@ -4676,7 +3327,7 @@
           <w:i w:val="0"/>
           <w:sz w:val="28"/>
         </w:rPr>
-        <w:t>Взаимодействие объектов модели: клиент может подать несколько заявок; по каждой заявке фиксируются согласия, запрашивается не более одного актуального кредитного отчёта, формируется один или несколько результатов скоринга (при повторной оценке), каждый из которых ссылается на версию модели и сработавшие стоп-факторы. По заявке сотрудниками принимаются решения (рекомендация андеррайтера и итоговое решение, в том числе кредитного комитета).</w:t>
+        <w:t>Клиент может подать несколько заявок; клиент находится по паспорту. Каждая заявка относится к одному продукту. Сведения из кредитного отчёта, результат оценки и решение хранятся в самой заявке: в базовой редакции заявка оценивается один раз при регистрации, а решение принимает один специалист, поэтому отдельные таблицы для оценок и решений не нужны. Это упрощает схему и резервное копирование.</w:t>
       </w:r>
     </w:p>
     <w:p>
@@ -4884,7 +3535,7 @@
                 <w:i w:val="0"/>
                 <w:sz w:val="24"/>
               </w:rPr>
-              <w:t>Система должна позволять кредитному специалисту зарегистрировать заявку, ввести анкетные данные клиента и прикрепить копии документов</w:t>
+              <w:t>Специалист должен войти в систему по логину и паролю</w:t>
             </w:r>
           </w:p>
         </w:tc>
@@ -4907,7 +3558,7 @@
                 <w:i w:val="0"/>
                 <w:sz w:val="24"/>
               </w:rPr>
-              <w:t>Кредитный специалист</w:t>
+              <w:t>Специалист по займам</w:t>
             </w:r>
           </w:p>
         </w:tc>
@@ -4981,7 +3632,104 @@
                 <w:i w:val="0"/>
                 <w:sz w:val="24"/>
               </w:rPr>
-              <w:t>Система не должна запрашивать кредитный отчёт без зафиксированного согласия клиента</w:t>
+              <w:t>Специалист должен зарегистрировать заявку: анкета клиента, продукт, сумма, срок, доход, стаж</w:t>
+            </w:r>
+          </w:p>
+        </w:tc>
+        <w:tc>
+          <w:tcPr>
+            <w:tcW w:type="dxa" w:w="1928"/>
+          </w:tcPr>
+          <w:p>
+            <w:pPr>
+              <w:widowControl w:val="0"/>
+              <w:spacing w:line="240" w:lineRule="auto" w:after="0"/>
+              <w:ind w:firstLine="0"/>
+              <w:jc w:val="left"/>
+            </w:pPr>
+            <w:r/>
+            <w:r>
+              <w:rPr>
+                <w:rFonts w:ascii="Times New Roman" w:hAnsi="Times New Roman" w:cs="Times New Roman" w:eastAsia="Times New Roman"/>
+                <w:b w:val="0"/>
+                <w:i w:val="0"/>
+                <w:sz w:val="24"/>
+              </w:rPr>
+              <w:t>Специалист по займам</w:t>
+            </w:r>
+          </w:p>
+        </w:tc>
+        <w:tc>
+          <w:tcPr>
+            <w:tcW w:type="dxa" w:w="1191"/>
+          </w:tcPr>
+          <w:p>
+            <w:pPr>
+              <w:widowControl w:val="0"/>
+              <w:spacing w:line="240" w:lineRule="auto" w:after="0"/>
+              <w:ind w:firstLine="0"/>
+              <w:jc w:val="left"/>
+            </w:pPr>
+            <w:r/>
+            <w:r>
+              <w:rPr>
+                <w:rFonts w:ascii="Times New Roman" w:hAnsi="Times New Roman" w:cs="Times New Roman" w:eastAsia="Times New Roman"/>
+                <w:b w:val="0"/>
+                <w:i w:val="0"/>
+                <w:sz w:val="24"/>
+              </w:rPr>
+              <w:t>Высокий</w:t>
+            </w:r>
+          </w:p>
+        </w:tc>
+      </w:tr>
+      <w:tr>
+        <w:trPr>
+          <w:cantSplit/>
+        </w:trPr>
+        <w:tc>
+          <w:tcPr>
+            <w:tcW w:type="dxa" w:w="794"/>
+          </w:tcPr>
+          <w:p>
+            <w:pPr>
+              <w:widowControl w:val="0"/>
+              <w:spacing w:line="240" w:lineRule="auto" w:after="0"/>
+              <w:ind w:firstLine="0"/>
+              <w:jc w:val="left"/>
+            </w:pPr>
+            <w:r/>
+            <w:r>
+              <w:rPr>
+                <w:rFonts w:ascii="Times New Roman" w:hAnsi="Times New Roman" w:cs="Times New Roman" w:eastAsia="Times New Roman"/>
+                <w:b w:val="0"/>
+                <w:i w:val="0"/>
+                <w:sz w:val="24"/>
+              </w:rPr>
+              <w:t>П-3</w:t>
+            </w:r>
+          </w:p>
+        </w:tc>
+        <w:tc>
+          <w:tcPr>
+            <w:tcW w:type="dxa" w:w="5443"/>
+          </w:tcPr>
+          <w:p>
+            <w:pPr>
+              <w:widowControl w:val="0"/>
+              <w:spacing w:line="240" w:lineRule="auto" w:after="0"/>
+              <w:ind w:firstLine="0"/>
+              <w:jc w:val="left"/>
+            </w:pPr>
+            <w:r/>
+            <w:r>
+              <w:rPr>
+                <w:rFonts w:ascii="Times New Roman" w:hAnsi="Times New Roman" w:cs="Times New Roman" w:eastAsia="Times New Roman"/>
+                <w:b w:val="0"/>
+                <w:i w:val="0"/>
+                <w:sz w:val="24"/>
+              </w:rPr>
+              <w:t>Заявка не должна оцениваться без согласия клиента на обработку данных и запрос в БКИ</w:t>
             </w:r>
           </w:p>
         </w:tc>
@@ -5055,7 +3803,7 @@
                 <w:i w:val="0"/>
                 <w:sz w:val="24"/>
               </w:rPr>
-              <w:t>П-3</w:t>
+              <w:t>П-4</w:t>
             </w:r>
           </w:p>
         </w:tc>
@@ -5078,7 +3826,7 @@
                 <w:i w:val="0"/>
                 <w:sz w:val="24"/>
               </w:rPr>
-              <w:t>Система должна автоматически получать кредитный отчёт из БКИ и данные клиента из АБС</w:t>
+              <w:t>Специалист должен ввести сведения из кредитного отчёта БКИ</w:t>
             </w:r>
           </w:p>
         </w:tc>
@@ -5101,7 +3849,7 @@
                 <w:i w:val="0"/>
                 <w:sz w:val="24"/>
               </w:rPr>
-              <w:t>Кредитный специалист, БКИ, АБС</w:t>
+              <w:t>Специалист по займам, БКИ</w:t>
             </w:r>
           </w:p>
         </w:tc>
@@ -5152,238 +3900,6 @@
                 <w:i w:val="0"/>
                 <w:sz w:val="24"/>
               </w:rPr>
-              <w:t>П-4</w:t>
-            </w:r>
-          </w:p>
-        </w:tc>
-        <w:tc>
-          <w:tcPr>
-            <w:tcW w:type="dxa" w:w="5443"/>
-          </w:tcPr>
-          <w:p>
-            <w:pPr>
-              <w:widowControl w:val="0"/>
-              <w:spacing w:line="240" w:lineRule="auto" w:after="0"/>
-              <w:ind w:firstLine="0"/>
-              <w:jc w:val="left"/>
-            </w:pPr>
-            <w:r/>
-            <w:r>
-              <w:rPr>
-                <w:rFonts w:ascii="Times New Roman" w:hAnsi="Times New Roman" w:cs="Times New Roman" w:eastAsia="Times New Roman"/>
-                <w:b w:val="0"/>
-                <w:i w:val="0"/>
-                <w:sz w:val="24"/>
-              </w:rPr>
-              <w:t>Система должна автоматически оценивать кредитоспособность заёмщика и показывать вероятность дефолта, класс риска и ПДН</w:t>
-            </w:r>
-          </w:p>
-        </w:tc>
-        <w:tc>
-          <w:tcPr>
-            <w:tcW w:type="dxa" w:w="1928"/>
-          </w:tcPr>
-          <w:p>
-            <w:pPr>
-              <w:widowControl w:val="0"/>
-              <w:spacing w:line="240" w:lineRule="auto" w:after="0"/>
-              <w:ind w:firstLine="0"/>
-              <w:jc w:val="left"/>
-            </w:pPr>
-            <w:r/>
-            <w:r>
-              <w:rPr>
-                <w:rFonts w:ascii="Times New Roman" w:hAnsi="Times New Roman" w:cs="Times New Roman" w:eastAsia="Times New Roman"/>
-                <w:b w:val="0"/>
-                <w:i w:val="0"/>
-                <w:sz w:val="24"/>
-              </w:rPr>
-              <w:t>Андеррайтер</w:t>
-            </w:r>
-          </w:p>
-        </w:tc>
-        <w:tc>
-          <w:tcPr>
-            <w:tcW w:type="dxa" w:w="1191"/>
-          </w:tcPr>
-          <w:p>
-            <w:pPr>
-              <w:widowControl w:val="0"/>
-              <w:spacing w:line="240" w:lineRule="auto" w:after="0"/>
-              <w:ind w:firstLine="0"/>
-              <w:jc w:val="left"/>
-            </w:pPr>
-            <w:r/>
-            <w:r>
-              <w:rPr>
-                <w:rFonts w:ascii="Times New Roman" w:hAnsi="Times New Roman" w:cs="Times New Roman" w:eastAsia="Times New Roman"/>
-                <w:b w:val="0"/>
-                <w:i w:val="0"/>
-                <w:sz w:val="24"/>
-              </w:rPr>
-              <w:t>Высокий</w:t>
-            </w:r>
-          </w:p>
-        </w:tc>
-      </w:tr>
-    </w:tbl>
-    <w:p>
-      <w:pPr>
-        <w:keepNext/>
-        <w:ind w:firstLine="0"/>
-        <w:jc w:val="right"/>
-      </w:pPr>
-      <w:r>
-        <w:rPr>
-          <w:rFonts w:ascii="Times New Roman" w:hAnsi="Times New Roman" w:cs="Times New Roman" w:eastAsia="Times New Roman"/>
-          <w:b w:val="0"/>
-          <w:i w:val="0"/>
-          <w:sz w:val="28"/>
-        </w:rPr>
-        <w:t>Продолжение таблицы 4.5</w:t>
-      </w:r>
-    </w:p>
-    <w:tbl>
-      <w:tblPr>
-        <w:tblStyle w:val="TableGrid"/>
-        <w:tblW w:type="auto" w:w="0"/>
-        <w:jc w:val="center"/>
-        <w:tblLayout w:type="fixed"/>
-        <w:tblLook w:firstColumn="1" w:firstRow="1" w:lastColumn="0" w:lastRow="0" w:noHBand="0" w:noVBand="1" w:val="04A0"/>
-        <w:tblLayout w:type="fixed"/>
-        <w:tblCaption w:val="4.5|4"/>
-      </w:tblPr>
-      <w:tblGrid>
-        <w:gridCol w:w="794"/>
-        <w:gridCol w:w="5443"/>
-        <w:gridCol w:w="1928"/>
-        <w:gridCol w:w="1191"/>
-      </w:tblGrid>
-      <w:tr>
-        <w:trPr>
-          <w:cantSplit/>
-          <w:tblHeader/>
-        </w:trPr>
-        <w:tc>
-          <w:tcPr>
-            <w:tcW w:type="dxa" w:w="794"/>
-          </w:tcPr>
-          <w:p>
-            <w:pPr>
-              <w:keepNext/>
-              <w:widowControl w:val="0"/>
-              <w:spacing w:line="240" w:lineRule="auto" w:after="0"/>
-              <w:ind w:firstLine="0"/>
-              <w:jc w:val="center"/>
-            </w:pPr>
-            <w:r/>
-            <w:r>
-              <w:rPr>
-                <w:rFonts w:ascii="Times New Roman" w:hAnsi="Times New Roman" w:cs="Times New Roman" w:eastAsia="Times New Roman"/>
-                <w:b w:val="0"/>
-                <w:i w:val="0"/>
-                <w:sz w:val="24"/>
-              </w:rPr>
-              <w:t>Код</w:t>
-            </w:r>
-          </w:p>
-        </w:tc>
-        <w:tc>
-          <w:tcPr>
-            <w:tcW w:type="dxa" w:w="5443"/>
-          </w:tcPr>
-          <w:p>
-            <w:pPr>
-              <w:keepNext/>
-              <w:widowControl w:val="0"/>
-              <w:spacing w:line="240" w:lineRule="auto" w:after="0"/>
-              <w:ind w:firstLine="0"/>
-              <w:jc w:val="center"/>
-            </w:pPr>
-            <w:r/>
-            <w:r>
-              <w:rPr>
-                <w:rFonts w:ascii="Times New Roman" w:hAnsi="Times New Roman" w:cs="Times New Roman" w:eastAsia="Times New Roman"/>
-                <w:b w:val="0"/>
-                <w:i w:val="0"/>
-                <w:sz w:val="24"/>
-              </w:rPr>
-              <w:t>Требование</w:t>
-            </w:r>
-          </w:p>
-        </w:tc>
-        <w:tc>
-          <w:tcPr>
-            <w:tcW w:type="dxa" w:w="1928"/>
-          </w:tcPr>
-          <w:p>
-            <w:pPr>
-              <w:keepNext/>
-              <w:widowControl w:val="0"/>
-              <w:spacing w:line="240" w:lineRule="auto" w:after="0"/>
-              <w:ind w:firstLine="0"/>
-              <w:jc w:val="center"/>
-            </w:pPr>
-            <w:r/>
-            <w:r>
-              <w:rPr>
-                <w:rFonts w:ascii="Times New Roman" w:hAnsi="Times New Roman" w:cs="Times New Roman" w:eastAsia="Times New Roman"/>
-                <w:b w:val="0"/>
-                <w:i w:val="0"/>
-                <w:sz w:val="24"/>
-              </w:rPr>
-              <w:t>Точка зрения</w:t>
-            </w:r>
-          </w:p>
-        </w:tc>
-        <w:tc>
-          <w:tcPr>
-            <w:tcW w:type="dxa" w:w="1191"/>
-          </w:tcPr>
-          <w:p>
-            <w:pPr>
-              <w:keepNext/>
-              <w:widowControl w:val="0"/>
-              <w:spacing w:line="240" w:lineRule="auto" w:after="0"/>
-              <w:ind w:firstLine="0"/>
-              <w:jc w:val="center"/>
-            </w:pPr>
-            <w:r/>
-            <w:r>
-              <w:rPr>
-                <w:rFonts w:ascii="Times New Roman" w:hAnsi="Times New Roman" w:cs="Times New Roman" w:eastAsia="Times New Roman"/>
-                <w:b w:val="0"/>
-                <w:i w:val="0"/>
-                <w:sz w:val="24"/>
-              </w:rPr>
-              <w:t>Приоритет</w:t>
-            </w:r>
-          </w:p>
-        </w:tc>
-      </w:tr>
-      <w:tr>
-        <w:trPr>
-          <w:cantSplit/>
-        </w:trPr>
-        <w:tc>
-          <w:tcPr>
-            <w:tcW w:type="dxa" w:w="794"/>
-          </w:tcPr>
-          <w:p>
-            <w:pPr>
-              <w:widowControl w:val="0"/>
-              <w:spacing w:line="240" w:lineRule="auto" w:after="0"/>
-              <w:ind w:firstLine="0"/>
-              <w:jc w:val="left"/>
-            </w:pPr>
-            <w:r/>
-            <w:r>
-              <w:rPr>
-                <w:rFonts w:ascii="Times New Roman" w:hAnsi="Times New Roman" w:cs="Times New Roman" w:eastAsia="Times New Roman"/>
-                <w:b w:val="0"/>
-                <w:i w:val="0"/>
-                <w:sz w:val="24"/>
-              </w:rPr>
               <w:t>П-5</w:t>
             </w:r>
           </w:p>
@@ -5407,7 +3923,7 @@
                 <w:i w:val="0"/>
                 <w:sz w:val="24"/>
               </w:rPr>
-              <w:t>Система должна показывать, какие факторы повлияли на оценку, на понятном сотруднику языке</w:t>
+              <w:t>Система должна проверить стоп-факторы, рассчитать ПДН, вероятность дефолта и класс риска</w:t>
             </w:r>
           </w:p>
         </w:tc>
@@ -5430,7 +3946,7 @@
                 <w:i w:val="0"/>
                 <w:sz w:val="24"/>
               </w:rPr>
-              <w:t>Андеррайтер, Клиент</w:t>
+              <w:t>Специалист по займам, Регулятор</w:t>
             </w:r>
           </w:p>
         </w:tc>
@@ -5504,7 +4020,7 @@
                 <w:i w:val="0"/>
                 <w:sz w:val="24"/>
               </w:rPr>
-              <w:t>Система должна предлагать рекомендацию по заявке и рекомендуемые условия кредита</w:t>
+              <w:t>Система должна рекомендовать решение и условия займа и показать, какие факторы повлияли на оценку</w:t>
             </w:r>
           </w:p>
         </w:tc>
@@ -5527,7 +4043,7 @@
                 <w:i w:val="0"/>
                 <w:sz w:val="24"/>
               </w:rPr>
-              <w:t>Андеррайтер</w:t>
+              <w:t>Специалист по займам, Клиент</w:t>
             </w:r>
           </w:p>
         </w:tc>
@@ -5601,7 +4117,7 @@
                 <w:i w:val="0"/>
                 <w:sz w:val="24"/>
               </w:rPr>
-              <w:t>Андеррайтер должен иметь возможность принять решение, отличное от рекомендации, с обязательным комментарием</w:t>
+              <w:t>Специалист должен принять решение; решение, отличное от рекомендации, — с обоснованием</w:t>
             </w:r>
           </w:p>
         </w:tc>
@@ -5624,7 +4140,7 @@
                 <w:i w:val="0"/>
                 <w:sz w:val="24"/>
               </w:rPr>
-              <w:t>Андеррайтер</w:t>
+              <w:t>Специалист по займам, Руководитель</w:t>
             </w:r>
           </w:p>
         </w:tc>
@@ -5698,7 +4214,7 @@
                 <w:i w:val="0"/>
                 <w:sz w:val="24"/>
               </w:rPr>
-              <w:t>Заявки сверх лимита полномочий должны автоматически направляться на кредитный комитет</w:t>
+              <w:t>Система должна показывать список заявок с отбором по состоянию и карточку заявки</w:t>
             </w:r>
           </w:p>
         </w:tc>
@@ -5721,7 +4237,7 @@
                 <w:i w:val="0"/>
                 <w:sz w:val="24"/>
               </w:rPr>
-              <w:t>Руководитель отдела</w:t>
+              <w:t>Специалист по займам, Руководитель</w:t>
             </w:r>
           </w:p>
         </w:tc>
@@ -5795,7 +4311,7 @@
                 <w:i w:val="0"/>
                 <w:sz w:val="24"/>
               </w:rPr>
-              <w:t>Риск-аналитик должен иметь возможность обучить новую версию модели, сравнить её с действующей и опубликовать после утверждения</w:t>
+              <w:t>Система должна формировать отчёт об одобрении заявок по классам риска за период</w:t>
             </w:r>
           </w:p>
         </w:tc>
@@ -5818,7 +4334,7 @@
                 <w:i w:val="0"/>
                 <w:sz w:val="24"/>
               </w:rPr>
-              <w:t>Риск-аналитик</w:t>
+              <w:t>Руководитель Организации</w:t>
             </w:r>
           </w:p>
         </w:tc>
@@ -5841,7 +4357,7 @@
                 <w:i w:val="0"/>
                 <w:sz w:val="24"/>
               </w:rPr>
-              <w:t>Высокий</w:t>
+              <w:t>Средний</w:t>
             </w:r>
           </w:p>
         </w:tc>
@@ -5892,7 +4408,7 @@
                 <w:i w:val="0"/>
                 <w:sz w:val="24"/>
               </w:rPr>
-              <w:t>Система должна ежемесячно формировать отчёт о качестве и стабильности модели</w:t>
+              <w:t>Руководитель должен вести справочник кредитных продуктов</w:t>
             </w:r>
           </w:p>
         </w:tc>
@@ -5915,7 +4431,7 @@
                 <w:i w:val="0"/>
                 <w:sz w:val="24"/>
               </w:rPr>
-              <w:t>Риск-аналитик</w:t>
+              <w:t>Руководитель Организации</w:t>
             </w:r>
           </w:p>
         </w:tc>
@@ -5989,7 +4505,7 @@
                 <w:i w:val="0"/>
                 <w:sz w:val="24"/>
               </w:rPr>
-              <w:t>Система должна формировать отчёты по заявкам, решениям и уровню одобрения за период</w:t>
+              <w:t>Система должна устанавливаться и работать на одном компьютере Windows без интернета и без ИТ-специалиста</w:t>
             </w:r>
           </w:p>
         </w:tc>
@@ -6012,201 +4528,7 @@
                 <w:i w:val="0"/>
                 <w:sz w:val="24"/>
               </w:rPr>
-              <w:t>Руководитель отдела</w:t>
-            </w:r>
-          </w:p>
-        </w:tc>
-        <w:tc>
-          <w:tcPr>
-            <w:tcW w:type="dxa" w:w="1191"/>
-          </w:tcPr>
-          <w:p>
-            <w:pPr>
-              <w:widowControl w:val="0"/>
-              <w:spacing w:line="240" w:lineRule="auto" w:after="0"/>
-              <w:ind w:firstLine="0"/>
-              <w:jc w:val="left"/>
-            </w:pPr>
-            <w:r/>
-            <w:r>
-              <w:rPr>
-                <w:rFonts w:ascii="Times New Roman" w:hAnsi="Times New Roman" w:cs="Times New Roman" w:eastAsia="Times New Roman"/>
-                <w:b w:val="0"/>
-                <w:i w:val="0"/>
-                <w:sz w:val="24"/>
-              </w:rPr>
-              <w:t>Средний</w:t>
-            </w:r>
-          </w:p>
-        </w:tc>
-      </w:tr>
-      <w:tr>
-        <w:trPr>
-          <w:cantSplit/>
-        </w:trPr>
-        <w:tc>
-          <w:tcPr>
-            <w:tcW w:type="dxa" w:w="794"/>
-          </w:tcPr>
-          <w:p>
-            <w:pPr>
-              <w:widowControl w:val="0"/>
-              <w:spacing w:line="240" w:lineRule="auto" w:after="0"/>
-              <w:ind w:firstLine="0"/>
-              <w:jc w:val="left"/>
-            </w:pPr>
-            <w:r/>
-            <w:r>
-              <w:rPr>
-                <w:rFonts w:ascii="Times New Roman" w:hAnsi="Times New Roman" w:cs="Times New Roman" w:eastAsia="Times New Roman"/>
-                <w:b w:val="0"/>
-                <w:i w:val="0"/>
-                <w:sz w:val="24"/>
-              </w:rPr>
-              <w:t>П-12</w:t>
-            </w:r>
-          </w:p>
-        </w:tc>
-        <w:tc>
-          <w:tcPr>
-            <w:tcW w:type="dxa" w:w="5443"/>
-          </w:tcPr>
-          <w:p>
-            <w:pPr>
-              <w:widowControl w:val="0"/>
-              <w:spacing w:line="240" w:lineRule="auto" w:after="0"/>
-              <w:ind w:firstLine="0"/>
-              <w:jc w:val="left"/>
-            </w:pPr>
-            <w:r/>
-            <w:r>
-              <w:rPr>
-                <w:rFonts w:ascii="Times New Roman" w:hAnsi="Times New Roman" w:cs="Times New Roman" w:eastAsia="Times New Roman"/>
-                <w:b w:val="0"/>
-                <w:i w:val="0"/>
-                <w:sz w:val="24"/>
-              </w:rPr>
-              <w:t>Администратор должен управлять учётными записями, ролями и справочниками</w:t>
-            </w:r>
-          </w:p>
-        </w:tc>
-        <w:tc>
-          <w:tcPr>
-            <w:tcW w:type="dxa" w:w="1928"/>
-          </w:tcPr>
-          <w:p>
-            <w:pPr>
-              <w:widowControl w:val="0"/>
-              <w:spacing w:line="240" w:lineRule="auto" w:after="0"/>
-              <w:ind w:firstLine="0"/>
-              <w:jc w:val="left"/>
-            </w:pPr>
-            <w:r/>
-            <w:r>
-              <w:rPr>
-                <w:rFonts w:ascii="Times New Roman" w:hAnsi="Times New Roman" w:cs="Times New Roman" w:eastAsia="Times New Roman"/>
-                <w:b w:val="0"/>
-                <w:i w:val="0"/>
-                <w:sz w:val="24"/>
-              </w:rPr>
-              <w:t>Администратор</w:t>
-            </w:r>
-          </w:p>
-        </w:tc>
-        <w:tc>
-          <w:tcPr>
-            <w:tcW w:type="dxa" w:w="1191"/>
-          </w:tcPr>
-          <w:p>
-            <w:pPr>
-              <w:widowControl w:val="0"/>
-              <w:spacing w:line="240" w:lineRule="auto" w:after="0"/>
-              <w:ind w:firstLine="0"/>
-              <w:jc w:val="left"/>
-            </w:pPr>
-            <w:r/>
-            <w:r>
-              <w:rPr>
-                <w:rFonts w:ascii="Times New Roman" w:hAnsi="Times New Roman" w:cs="Times New Roman" w:eastAsia="Times New Roman"/>
-                <w:b w:val="0"/>
-                <w:i w:val="0"/>
-                <w:sz w:val="24"/>
-              </w:rPr>
-              <w:t>Средний</w:t>
-            </w:r>
-          </w:p>
-        </w:tc>
-      </w:tr>
-      <w:tr>
-        <w:trPr>
-          <w:cantSplit/>
-        </w:trPr>
-        <w:tc>
-          <w:tcPr>
-            <w:tcW w:type="dxa" w:w="794"/>
-          </w:tcPr>
-          <w:p>
-            <w:pPr>
-              <w:widowControl w:val="0"/>
-              <w:spacing w:line="240" w:lineRule="auto" w:after="0"/>
-              <w:ind w:firstLine="0"/>
-              <w:jc w:val="left"/>
-            </w:pPr>
-            <w:r/>
-            <w:r>
-              <w:rPr>
-                <w:rFonts w:ascii="Times New Roman" w:hAnsi="Times New Roman" w:cs="Times New Roman" w:eastAsia="Times New Roman"/>
-                <w:b w:val="0"/>
-                <w:i w:val="0"/>
-                <w:sz w:val="24"/>
-              </w:rPr>
-              <w:t>П-13</w:t>
-            </w:r>
-          </w:p>
-        </w:tc>
-        <w:tc>
-          <w:tcPr>
-            <w:tcW w:type="dxa" w:w="5443"/>
-          </w:tcPr>
-          <w:p>
-            <w:pPr>
-              <w:widowControl w:val="0"/>
-              <w:spacing w:line="240" w:lineRule="auto" w:after="0"/>
-              <w:ind w:firstLine="0"/>
-              <w:jc w:val="left"/>
-            </w:pPr>
-            <w:r/>
-            <w:r>
-              <w:rPr>
-                <w:rFonts w:ascii="Times New Roman" w:hAnsi="Times New Roman" w:cs="Times New Roman" w:eastAsia="Times New Roman"/>
-                <w:b w:val="0"/>
-                <w:i w:val="0"/>
-                <w:sz w:val="24"/>
-              </w:rPr>
-              <w:t>Все действия пользователей с данными заявок должны фиксироваться в журнале аудита</w:t>
-            </w:r>
-          </w:p>
-        </w:tc>
-        <w:tc>
-          <w:tcPr>
-            <w:tcW w:type="dxa" w:w="1928"/>
-          </w:tcPr>
-          <w:p>
-            <w:pPr>
-              <w:widowControl w:val="0"/>
-              <w:spacing w:line="240" w:lineRule="auto" w:after="0"/>
-              <w:ind w:firstLine="0"/>
-              <w:jc w:val="left"/>
-            </w:pPr>
-            <w:r/>
-            <w:r>
-              <w:rPr>
-                <w:rFonts w:ascii="Times New Roman" w:hAnsi="Times New Roman" w:cs="Times New Roman" w:eastAsia="Times New Roman"/>
-                <w:b w:val="0"/>
-                <w:i w:val="0"/>
-                <w:sz w:val="24"/>
-              </w:rPr>
-              <w:t>Служба безопасности</w:t>
+              <w:t>Эксплуатация без ИТ-специалиста</w:t>
             </w:r>
           </w:p>
         </w:tc>
@@ -6230,103 +4552,6 @@
                 <w:sz w:val="24"/>
               </w:rPr>
               <w:t>Высокий</w:t>
-            </w:r>
-          </w:p>
-        </w:tc>
-      </w:tr>
-      <w:tr>
-        <w:trPr>
-          <w:cantSplit/>
-        </w:trPr>
-        <w:tc>
-          <w:tcPr>
-            <w:tcW w:type="dxa" w:w="794"/>
-          </w:tcPr>
-          <w:p>
-            <w:pPr>
-              <w:widowControl w:val="0"/>
-              <w:spacing w:line="240" w:lineRule="auto" w:after="0"/>
-              <w:ind w:firstLine="0"/>
-              <w:jc w:val="left"/>
-            </w:pPr>
-            <w:r/>
-            <w:r>
-              <w:rPr>
-                <w:rFonts w:ascii="Times New Roman" w:hAnsi="Times New Roman" w:cs="Times New Roman" w:eastAsia="Times New Roman"/>
-                <w:b w:val="0"/>
-                <w:i w:val="0"/>
-                <w:sz w:val="24"/>
-              </w:rPr>
-              <w:t>П-14</w:t>
-            </w:r>
-          </w:p>
-        </w:tc>
-        <w:tc>
-          <w:tcPr>
-            <w:tcW w:type="dxa" w:w="5443"/>
-          </w:tcPr>
-          <w:p>
-            <w:pPr>
-              <w:widowControl w:val="0"/>
-              <w:spacing w:line="240" w:lineRule="auto" w:after="0"/>
-              <w:ind w:firstLine="0"/>
-              <w:jc w:val="left"/>
-            </w:pPr>
-            <w:r/>
-            <w:r>
-              <w:rPr>
-                <w:rFonts w:ascii="Times New Roman" w:hAnsi="Times New Roman" w:cs="Times New Roman" w:eastAsia="Times New Roman"/>
-                <w:b w:val="0"/>
-                <w:i w:val="0"/>
-                <w:sz w:val="24"/>
-              </w:rPr>
-              <w:t>Время получения оценки по заявке не должно превышать 10 секунд (без учёта ответа БКИ)</w:t>
-            </w:r>
-          </w:p>
-        </w:tc>
-        <w:tc>
-          <w:tcPr>
-            <w:tcW w:type="dxa" w:w="1928"/>
-          </w:tcPr>
-          <w:p>
-            <w:pPr>
-              <w:widowControl w:val="0"/>
-              <w:spacing w:line="240" w:lineRule="auto" w:after="0"/>
-              <w:ind w:firstLine="0"/>
-              <w:jc w:val="left"/>
-            </w:pPr>
-            <w:r/>
-            <w:r>
-              <w:rPr>
-                <w:rFonts w:ascii="Times New Roman" w:hAnsi="Times New Roman" w:cs="Times New Roman" w:eastAsia="Times New Roman"/>
-                <w:b w:val="0"/>
-                <w:i w:val="0"/>
-                <w:sz w:val="24"/>
-              </w:rPr>
-              <w:t>Кредитный специалист</w:t>
-            </w:r>
-          </w:p>
-        </w:tc>
-        <w:tc>
-          <w:tcPr>
-            <w:tcW w:type="dxa" w:w="1191"/>
-          </w:tcPr>
-          <w:p>
-            <w:pPr>
-              <w:widowControl w:val="0"/>
-              <w:spacing w:line="240" w:lineRule="auto" w:after="0"/>
-              <w:ind w:firstLine="0"/>
-              <w:jc w:val="left"/>
-            </w:pPr>
-            <w:r/>
-            <w:r>
-              <w:rPr>
-                <w:rFonts w:ascii="Times New Roman" w:hAnsi="Times New Roman" w:cs="Times New Roman" w:eastAsia="Times New Roman"/>
-                <w:b w:val="0"/>
-                <w:i w:val="0"/>
-                <w:sz w:val="24"/>
-              </w:rPr>
-              <w:t>Средний</w:t>
             </w:r>
           </w:p>
         </w:tc>
@@ -6517,7 +4742,7 @@
                 <w:i w:val="0"/>
                 <w:sz w:val="24"/>
               </w:rPr>
-              <w:t>Форма регистрации заявки содержит обязательные поля (ФИО, дата рождения, паспорт, продукт, сумма, срок, доход); при сохранении выполняется проверка формата и диапазонов значений</w:t>
+              <w:t>Вход по логину и паролю; пароль хранится в виде хэша; страницы, кроме страницы входа, недоступны без входа</w:t>
             </w:r>
           </w:p>
         </w:tc>
@@ -6591,7 +4816,7 @@
                 <w:i w:val="0"/>
                 <w:sz w:val="24"/>
               </w:rPr>
-              <w:t>Сохранение заявки в статусе «Зарегистрирована» возможно только при наличии записи о согласии вида «ПДн» и «Запрос в БКИ» с действующим сроком</w:t>
+              <w:t>Форма заявки содержит обязательные поля: фамилия, имя, дата рождения, паспорт (серия и номер), продукт, сумма, срок, доход; клиент с тем же паспортом не дублируется</w:t>
             </w:r>
           </w:p>
         </w:tc>
@@ -6615,116 +4840,6 @@
                 <w:sz w:val="24"/>
               </w:rPr>
               <w:t>П-2</w:t>
-            </w:r>
-          </w:p>
-        </w:tc>
-      </w:tr>
-    </w:tbl>
-    <w:p>
-      <w:pPr>
-        <w:keepNext/>
-        <w:ind w:firstLine="0"/>
-        <w:jc w:val="right"/>
-      </w:pPr>
-      <w:r>
-        <w:rPr>
-          <w:rFonts w:ascii="Times New Roman" w:hAnsi="Times New Roman" w:cs="Times New Roman" w:eastAsia="Times New Roman"/>
-          <w:b w:val="0"/>
-          <w:i w:val="0"/>
-          <w:sz w:val="28"/>
-        </w:rPr>
-        <w:t>Продолжение таблицы 4.6</w:t>
-      </w:r>
-    </w:p>
-    <w:tbl>
-      <w:tblPr>
-        <w:tblStyle w:val="TableGrid"/>
-        <w:tblW w:type="auto" w:w="0"/>
-        <w:jc w:val="center"/>
-        <w:tblLayout w:type="fixed"/>
-        <w:tblLook w:firstColumn="1" w:firstRow="1" w:lastColumn="0" w:lastRow="0" w:noHBand="0" w:noVBand="1" w:val="04A0"/>
-        <w:tblLayout w:type="fixed"/>
-        <w:tblCaption w:val="4.6|2"/>
-      </w:tblPr>
-      <w:tblGrid>
-        <w:gridCol w:w="907"/>
-        <w:gridCol w:w="7030"/>
-        <w:gridCol w:w="1417"/>
-      </w:tblGrid>
-      <w:tr>
-        <w:trPr>
-          <w:cantSplit/>
-          <w:tblHeader/>
-        </w:trPr>
-        <w:tc>
-          <w:tcPr>
-            <w:tcW w:type="dxa" w:w="907"/>
-          </w:tcPr>
-          <w:p>
-            <w:pPr>
-              <w:keepNext/>
-              <w:widowControl w:val="0"/>
-              <w:spacing w:line="240" w:lineRule="auto" w:after="0"/>
-              <w:ind w:firstLine="0"/>
-              <w:jc w:val="center"/>
-            </w:pPr>
-            <w:r/>
-            <w:r>
-              <w:rPr>
-                <w:rFonts w:ascii="Times New Roman" w:hAnsi="Times New Roman" w:cs="Times New Roman" w:eastAsia="Times New Roman"/>
-                <w:b w:val="0"/>
-                <w:i w:val="0"/>
-                <w:sz w:val="24"/>
-              </w:rPr>
-              <w:t>Код</w:t>
-            </w:r>
-          </w:p>
-        </w:tc>
-        <w:tc>
-          <w:tcPr>
-            <w:tcW w:type="dxa" w:w="7030"/>
-          </w:tcPr>
-          <w:p>
-            <w:pPr>
-              <w:keepNext/>
-              <w:widowControl w:val="0"/>
-              <w:spacing w:line="240" w:lineRule="auto" w:after="0"/>
-              <w:ind w:firstLine="0"/>
-              <w:jc w:val="center"/>
-            </w:pPr>
-            <w:r/>
-            <w:r>
-              <w:rPr>
-                <w:rFonts w:ascii="Times New Roman" w:hAnsi="Times New Roman" w:cs="Times New Roman" w:eastAsia="Times New Roman"/>
-                <w:b w:val="0"/>
-                <w:i w:val="0"/>
-                <w:sz w:val="24"/>
-              </w:rPr>
-              <w:t>Системное требование</w:t>
-            </w:r>
-          </w:p>
-        </w:tc>
-        <w:tc>
-          <w:tcPr>
-            <w:tcW w:type="dxa" w:w="1417"/>
-          </w:tcPr>
-          <w:p>
-            <w:pPr>
-              <w:keepNext/>
-              <w:widowControl w:val="0"/>
-              <w:spacing w:line="240" w:lineRule="auto" w:after="0"/>
-              <w:ind w:firstLine="0"/>
-              <w:jc w:val="center"/>
-            </w:pPr>
-            <w:r/>
-            <w:r>
-              <w:rPr>
-                <w:rFonts w:ascii="Times New Roman" w:hAnsi="Times New Roman" w:cs="Times New Roman" w:eastAsia="Times New Roman"/>
-                <w:b w:val="0"/>
-                <w:i w:val="0"/>
-                <w:sz w:val="24"/>
-              </w:rPr>
-              <w:t>Связь</w:t>
             </w:r>
           </w:p>
         </w:tc>
@@ -6775,7 +4890,7 @@
                 <w:i w:val="0"/>
                 <w:sz w:val="24"/>
               </w:rPr>
-              <w:t>Адаптер БКИ формирует запрос по API бюро, разбирает ответ (XML/JSON) и сохраняет кредитный отчёт; при недоступности сервиса выполняет до трёх повторов с интервалом 5 минут</w:t>
+              <w:t>Сумма и срок проверяются по диапазонам выбранного продукта; при нарушении заявка не сохраняется и выводится сообщение</w:t>
             </w:r>
           </w:p>
         </w:tc>
@@ -6798,7 +4913,7 @@
                 <w:i w:val="0"/>
                 <w:sz w:val="24"/>
               </w:rPr>
-              <w:t>П-3</w:t>
+              <w:t>П-2</w:t>
             </w:r>
           </w:p>
         </w:tc>
@@ -6849,7 +4964,7 @@
                 <w:i w:val="0"/>
                 <w:sz w:val="24"/>
               </w:rPr>
-              <w:t>Адаптер АБС получает по идентификатору клиента данные о счетах, поступлениях заработной платы и действующих кредитах в Банке</w:t>
+              <w:t>Заявка не сохраняется без отметки о согласии клиента на обработку персональных данных и запрос в БКИ</w:t>
             </w:r>
           </w:p>
         </w:tc>
@@ -6923,7 +5038,7 @@
                 <w:i w:val="0"/>
                 <w:sz w:val="24"/>
               </w:rPr>
-              <w:t>Модуль скоринга проверяет активные стоп-факторы; при срабатывании хотя бы одного формируется рекомендация «Отказ» с указанием кода стоп-фактора</w:t>
+              <w:t>Форма содержит поля сведений из кредитного отчёта: платежи по действующим кредитам, максимальная и текущая просрочка, число запросов за 6 месяцев, длина кредитной истории</w:t>
             </w:r>
           </w:p>
         </w:tc>
@@ -6946,7 +5061,7 @@
                 <w:i w:val="0"/>
                 <w:sz w:val="24"/>
               </w:rPr>
-              <w:t>П-4, П-6</w:t>
+              <w:t>П-4</w:t>
             </w:r>
           </w:p>
         </w:tc>
@@ -6997,7 +5112,7 @@
                 <w:i w:val="0"/>
                 <w:sz w:val="24"/>
               </w:rPr>
-              <w:t>Модуль скоринга формирует вектор признаков (не менее 30 признаков анкеты и кредитной истории) и рассчитывает PD опубликованной версией модели</w:t>
+              <w:t>Стоп-факторы: возраст менее 21 года; возраст на дату погашения более 70 лет; текущая просрочка; ПДН больше 80 %; доход ниже 15 000 руб. При срабатывании — рекомендация «Отказать» без расчёта балла</w:t>
             </w:r>
           </w:p>
         </w:tc>
@@ -7020,7 +5135,7 @@
                 <w:i w:val="0"/>
                 <w:sz w:val="24"/>
               </w:rPr>
-              <w:t>П-4</w:t>
+              <w:t>П-5</w:t>
             </w:r>
           </w:p>
         </w:tc>
@@ -7071,7 +5186,7 @@
                 <w:i w:val="0"/>
                 <w:sz w:val="24"/>
               </w:rPr>
-              <w:t>Класс риска присваивается по таблице порогов PD (A — до 2 %, B — 2–5 %, C — 5–10 %, D — 10–20 %, E — свыше 20 %)</w:t>
+              <w:t>ПДН = (платежи по действующим кредитам + аннуитетный платёж по новому займу) / доход</w:t>
             </w:r>
           </w:p>
         </w:tc>
@@ -7094,7 +5209,7 @@
                 <w:i w:val="0"/>
                 <w:sz w:val="24"/>
               </w:rPr>
-              <w:t>П-4</w:t>
+              <w:t>П-5</w:t>
             </w:r>
           </w:p>
         </w:tc>
@@ -7145,7 +5260,7 @@
                 <w:i w:val="0"/>
                 <w:sz w:val="24"/>
               </w:rPr>
-              <w:t>ПДН рассчитывается как отношение суммы среднемесячных платежей по всем кредитам (включая запрашиваемый) к среднемесячному доходу заёмщика</w:t>
+              <w:t>Балл = 400 + сумма баллов семи характеристик скоринговой карты; PD = 1 / (1 + 50 · 2^((балл − 600) / 20)); класс риска A — до 2 %, B — до 5 %, C — до 10 %, D — до 20 %, E — выше</w:t>
             </w:r>
           </w:p>
         </w:tc>
@@ -7168,7 +5283,7 @@
                 <w:i w:val="0"/>
                 <w:sz w:val="24"/>
               </w:rPr>
-              <w:t>П-4</w:t>
+              <w:t>П-5</w:t>
             </w:r>
           </w:p>
         </w:tc>
@@ -7219,7 +5334,7 @@
                 <w:i w:val="0"/>
                 <w:sz w:val="24"/>
               </w:rPr>
-              <w:t>Для каждой оценки сохраняются и отображаются пять факторов с наибольшим положительным и пять с наибольшим отрицательным вкладом (SHAP) с текстовыми пояснениями</w:t>
+              <w:t>Условия по классу риска: A — сумма 100 %, ставка без надбавки; B — 100 %, +1 п. п.; C — 80 %, +3 п. п.; D — 60 %, +6 п. п.; предельный ПДН — 80 % для A и B, 50 % для C и D; класс E — отказ</w:t>
             </w:r>
           </w:p>
         </w:tc>
@@ -7242,7 +5357,7 @@
                 <w:i w:val="0"/>
                 <w:sz w:val="24"/>
               </w:rPr>
-              <w:t>П-5</w:t>
+              <w:t>П-6</w:t>
             </w:r>
           </w:p>
         </w:tc>
@@ -7293,7 +5408,7 @@
                 <w:i w:val="0"/>
                 <w:sz w:val="24"/>
               </w:rPr>
-              <w:t>Рекомендуемые сумма и ставка рассчитываются по матрице «класс риска × ПДН» из справочника кредитной политики</w:t>
+              <w:t>Для каждой оценки показываются три характеристики, сильнее всего повысившие риск, и три — снизившие</w:t>
             </w:r>
           </w:p>
         </w:tc>
@@ -7367,7 +5482,7 @@
                 <w:i w:val="0"/>
                 <w:sz w:val="24"/>
               </w:rPr>
-              <w:t>Решение, отличающееся от рекомендации, не может быть сохранено без комментария длиной не менее 20 символов</w:t>
+              <w:t>Решение «Одобрить» или «Отказать»; если решение отличается от рекомендации, обоснование не короче 20 символов обязательно</w:t>
             </w:r>
           </w:p>
         </w:tc>
@@ -7441,7 +5556,7 @@
                 <w:i w:val="0"/>
                 <w:sz w:val="24"/>
               </w:rPr>
-              <w:t>Если сумма кредита превышает лимит полномочий сотрудника, заявка переводится в статус «На кредитном комитете» и появляется в очереди руководителя</w:t>
+              <w:t>Список заявок — по убыванию даты, с отбором по состоянию (на рассмотрении, одобрена, отклонена); карточка — анкета, сведения БКИ, оценка, факторы, решение</w:t>
             </w:r>
           </w:p>
         </w:tc>
@@ -7515,7 +5630,7 @@
                 <w:i w:val="0"/>
                 <w:sz w:val="24"/>
               </w:rPr>
-              <w:t>Модуль обучения строит модель на выбранном периоде данных, рассчитывает ROC AUC, Gini, KS на отложенной выборке и регистрирует версию в реестре моделей</w:t>
+              <w:t>Отчёт за 30–365 дней: число заявок, одобрений и одобренная сумма по классам риска</w:t>
             </w:r>
           </w:p>
         </w:tc>
@@ -7589,7 +5704,7 @@
                 <w:i w:val="0"/>
                 <w:sz w:val="24"/>
               </w:rPr>
-              <w:t>Публикация версии модели возможна только пользователем с ролью «Риск-аналитик» после утверждения руководителем; предыдущая версия сохраняется для отката</w:t>
+              <w:t>Справочник продуктов: просмотр и добавление продукта (наименование, диапазоны суммы и срока, ставка)</w:t>
             </w:r>
           </w:p>
         </w:tc>
@@ -7612,7 +5727,7 @@
                 <w:i w:val="0"/>
                 <w:sz w:val="24"/>
               </w:rPr>
-              <w:t>П-9</w:t>
+              <w:t>П-10</w:t>
             </w:r>
           </w:p>
         </w:tc>
@@ -7663,81 +5778,7 @@
                 <w:i w:val="0"/>
                 <w:sz w:val="24"/>
               </w:rPr>
-              <w:t>Ежемесячно рассчитываются PSI по ключевым признакам и Gini на созревших кредитах; при PSI &gt; 0,25 или снижении Gini более чем на 10 % формируется оповещение</w:t>
-            </w:r>
-          </w:p>
-        </w:tc>
-        <w:tc>
-          <w:tcPr>
-            <w:tcW w:type="dxa" w:w="1417"/>
-          </w:tcPr>
-          <w:p>
-            <w:pPr>
-              <w:widowControl w:val="0"/>
-              <w:spacing w:line="240" w:lineRule="auto" w:after="0"/>
-              <w:ind w:firstLine="0"/>
-              <w:jc w:val="left"/>
-            </w:pPr>
-            <w:r/>
-            <w:r>
-              <w:rPr>
-                <w:rFonts w:ascii="Times New Roman" w:hAnsi="Times New Roman" w:cs="Times New Roman" w:eastAsia="Times New Roman"/>
-                <w:b w:val="0"/>
-                <w:i w:val="0"/>
-                <w:sz w:val="24"/>
-              </w:rPr>
-              <w:t>П-10</w:t>
-            </w:r>
-          </w:p>
-        </w:tc>
-      </w:tr>
-      <w:tr>
-        <w:trPr>
-          <w:cantSplit/>
-        </w:trPr>
-        <w:tc>
-          <w:tcPr>
-            <w:tcW w:type="dxa" w:w="907"/>
-          </w:tcPr>
-          <w:p>
-            <w:pPr>
-              <w:widowControl w:val="0"/>
-              <w:spacing w:line="240" w:lineRule="auto" w:after="0"/>
-              <w:ind w:firstLine="0"/>
-              <w:jc w:val="left"/>
-            </w:pPr>
-            <w:r/>
-            <w:r>
-              <w:rPr>
-                <w:rFonts w:ascii="Times New Roman" w:hAnsi="Times New Roman" w:cs="Times New Roman" w:eastAsia="Times New Roman"/>
-                <w:b w:val="0"/>
-                <w:i w:val="0"/>
-                <w:sz w:val="24"/>
-              </w:rPr>
-              <w:t>С-16</w:t>
-            </w:r>
-          </w:p>
-        </w:tc>
-        <w:tc>
-          <w:tcPr>
-            <w:tcW w:type="dxa" w:w="7030"/>
-          </w:tcPr>
-          <w:p>
-            <w:pPr>
-              <w:widowControl w:val="0"/>
-              <w:spacing w:line="240" w:lineRule="auto" w:after="0"/>
-              <w:ind w:firstLine="0"/>
-              <w:jc w:val="left"/>
-            </w:pPr>
-            <w:r/>
-            <w:r>
-              <w:rPr>
-                <w:rFonts w:ascii="Times New Roman" w:hAnsi="Times New Roman" w:cs="Times New Roman" w:eastAsia="Times New Roman"/>
-                <w:b w:val="0"/>
-                <w:i w:val="0"/>
-                <w:sz w:val="24"/>
-              </w:rPr>
-              <w:t>Отчёты формируются за произвольный период с выгрузкой в XLSX и PDF</w:t>
+              <w:t>Запуск файлом run.bat: создание окружения, установка пакетов из папки дистрибутива без интернета, создание базы с демонстрационными данными при первом запуске, открытие браузера</w:t>
             </w:r>
           </w:p>
         </w:tc>
@@ -7761,154 +5802,6 @@
                 <w:sz w:val="24"/>
               </w:rPr>
               <w:t>П-11</w:t>
-            </w:r>
-          </w:p>
-        </w:tc>
-      </w:tr>
-      <w:tr>
-        <w:trPr>
-          <w:cantSplit/>
-        </w:trPr>
-        <w:tc>
-          <w:tcPr>
-            <w:tcW w:type="dxa" w:w="907"/>
-          </w:tcPr>
-          <w:p>
-            <w:pPr>
-              <w:widowControl w:val="0"/>
-              <w:spacing w:line="240" w:lineRule="auto" w:after="0"/>
-              <w:ind w:firstLine="0"/>
-              <w:jc w:val="left"/>
-            </w:pPr>
-            <w:r/>
-            <w:r>
-              <w:rPr>
-                <w:rFonts w:ascii="Times New Roman" w:hAnsi="Times New Roman" w:cs="Times New Roman" w:eastAsia="Times New Roman"/>
-                <w:b w:val="0"/>
-                <w:i w:val="0"/>
-                <w:sz w:val="24"/>
-              </w:rPr>
-              <w:t>С-17</w:t>
-            </w:r>
-          </w:p>
-        </w:tc>
-        <w:tc>
-          <w:tcPr>
-            <w:tcW w:type="dxa" w:w="7030"/>
-          </w:tcPr>
-          <w:p>
-            <w:pPr>
-              <w:widowControl w:val="0"/>
-              <w:spacing w:line="240" w:lineRule="auto" w:after="0"/>
-              <w:ind w:firstLine="0"/>
-              <w:jc w:val="left"/>
-            </w:pPr>
-            <w:r/>
-            <w:r>
-              <w:rPr>
-                <w:rFonts w:ascii="Times New Roman" w:hAnsi="Times New Roman" w:cs="Times New Roman" w:eastAsia="Times New Roman"/>
-                <w:b w:val="0"/>
-                <w:i w:val="0"/>
-                <w:sz w:val="24"/>
-              </w:rPr>
-              <w:t>Ролевая модель включает роли: кредитный специалист, андеррайтер, руководитель, риск-аналитик, администратор</w:t>
-            </w:r>
-          </w:p>
-        </w:tc>
-        <w:tc>
-          <w:tcPr>
-            <w:tcW w:type="dxa" w:w="1417"/>
-          </w:tcPr>
-          <w:p>
-            <w:pPr>
-              <w:widowControl w:val="0"/>
-              <w:spacing w:line="240" w:lineRule="auto" w:after="0"/>
-              <w:ind w:firstLine="0"/>
-              <w:jc w:val="left"/>
-            </w:pPr>
-            <w:r/>
-            <w:r>
-              <w:rPr>
-                <w:rFonts w:ascii="Times New Roman" w:hAnsi="Times New Roman" w:cs="Times New Roman" w:eastAsia="Times New Roman"/>
-                <w:b w:val="0"/>
-                <w:i w:val="0"/>
-                <w:sz w:val="24"/>
-              </w:rPr>
-              <w:t>П-12</w:t>
-            </w:r>
-          </w:p>
-        </w:tc>
-      </w:tr>
-      <w:tr>
-        <w:trPr>
-          <w:cantSplit/>
-        </w:trPr>
-        <w:tc>
-          <w:tcPr>
-            <w:tcW w:type="dxa" w:w="907"/>
-          </w:tcPr>
-          <w:p>
-            <w:pPr>
-              <w:widowControl w:val="0"/>
-              <w:spacing w:line="240" w:lineRule="auto" w:after="0"/>
-              <w:ind w:firstLine="0"/>
-              <w:jc w:val="left"/>
-            </w:pPr>
-            <w:r/>
-            <w:r>
-              <w:rPr>
-                <w:rFonts w:ascii="Times New Roman" w:hAnsi="Times New Roman" w:cs="Times New Roman" w:eastAsia="Times New Roman"/>
-                <w:b w:val="0"/>
-                <w:i w:val="0"/>
-                <w:sz w:val="24"/>
-              </w:rPr>
-              <w:t>С-18</w:t>
-            </w:r>
-          </w:p>
-        </w:tc>
-        <w:tc>
-          <w:tcPr>
-            <w:tcW w:type="dxa" w:w="7030"/>
-          </w:tcPr>
-          <w:p>
-            <w:pPr>
-              <w:widowControl w:val="0"/>
-              <w:spacing w:line="240" w:lineRule="auto" w:after="0"/>
-              <w:ind w:firstLine="0"/>
-              <w:jc w:val="left"/>
-            </w:pPr>
-            <w:r/>
-            <w:r>
-              <w:rPr>
-                <w:rFonts w:ascii="Times New Roman" w:hAnsi="Times New Roman" w:cs="Times New Roman" w:eastAsia="Times New Roman"/>
-                <w:b w:val="0"/>
-                <w:i w:val="0"/>
-                <w:sz w:val="24"/>
-              </w:rPr>
-              <w:t>Журнал аудита фиксирует пользователя, время, действие, объект и изменённые значения; записи журнала недоступны для изменения</w:t>
-            </w:r>
-          </w:p>
-        </w:tc>
-        <w:tc>
-          <w:tcPr>
-            <w:tcW w:type="dxa" w:w="1417"/>
-          </w:tcPr>
-          <w:p>
-            <w:pPr>
-              <w:widowControl w:val="0"/>
-              <w:spacing w:line="240" w:lineRule="auto" w:after="0"/>
-              <w:ind w:firstLine="0"/>
-              <w:jc w:val="left"/>
-            </w:pPr>
-            <w:r/>
-            <w:r>
-              <w:rPr>
-                <w:rFonts w:ascii="Times New Roman" w:hAnsi="Times New Roman" w:cs="Times New Roman" w:eastAsia="Times New Roman"/>
-                <w:b w:val="0"/>
-                <w:i w:val="0"/>
-                <w:sz w:val="24"/>
-              </w:rPr>
-              <w:t>П-13</w:t>
             </w:r>
           </w:p>
         </w:tc>
@@ -8079,7 +5972,7 @@
                 <w:i w:val="0"/>
                 <w:sz w:val="24"/>
               </w:rPr>
-              <w:t>Трёхуровневая клиент-серверная архитектура: веб-клиент, серверные сервисы (REST API), СУБД; модель — отдельный сервис скоринга</w:t>
+              <w:t>Веб-приложение на одном компьютере: серверная часть Python (Flask), интерфейс в браузере, СУБД SQLite (один файл)</w:t>
             </w:r>
           </w:p>
         </w:tc>
@@ -8130,7 +6023,7 @@
                 <w:i w:val="0"/>
                 <w:sz w:val="24"/>
               </w:rPr>
-              <w:t>Сервер приложений и сервер БД размещаются во внутреннем контуре Банка; отдельный сервер для обучения моделей</w:t>
+              <w:t>Сервер принимает подключения только с этого компьютера (127.0.0.1)</w:t>
             </w:r>
           </w:p>
         </w:tc>
@@ -8211,58 +6104,7 @@
                 <w:i w:val="0"/>
                 <w:sz w:val="24"/>
               </w:rPr>
-              <w:t>Сервер приложений: 8 ядер, 32 ГБ ОЗУ, 200 ГБ SSD; сервер БД: 8 ядер, 64 ГБ ОЗУ, 1 ТБ SSD (RAID 10); сервер обучения: 32 ядра, 128 ГБ ОЗУ</w:t>
-            </w:r>
-          </w:p>
-        </w:tc>
-      </w:tr>
-      <w:tr>
-        <w:trPr>
-          <w:cantSplit/>
-        </w:trPr>
-        <w:tc>
-          <w:tcPr>
-            <w:tcW w:type="dxa" w:w="1020"/>
-          </w:tcPr>
-          <w:p>
-            <w:pPr>
-              <w:widowControl w:val="0"/>
-              <w:spacing w:line="240" w:lineRule="auto" w:after="0"/>
-              <w:ind w:firstLine="0"/>
-              <w:jc w:val="left"/>
-            </w:pPr>
-            <w:r/>
-            <w:r>
-              <w:rPr>
-                <w:rFonts w:ascii="Times New Roman" w:hAnsi="Times New Roman" w:cs="Times New Roman" w:eastAsia="Times New Roman"/>
-                <w:b w:val="0"/>
-                <w:i w:val="0"/>
-                <w:sz w:val="24"/>
-              </w:rPr>
-              <w:t>О-2</w:t>
-            </w:r>
-          </w:p>
-        </w:tc>
-        <w:tc>
-          <w:tcPr>
-            <w:tcW w:type="dxa" w:w="8334"/>
-          </w:tcPr>
-          <w:p>
-            <w:pPr>
-              <w:widowControl w:val="0"/>
-              <w:spacing w:line="240" w:lineRule="auto" w:after="0"/>
-              <w:ind w:firstLine="0"/>
-              <w:jc w:val="left"/>
-            </w:pPr>
-            <w:r/>
-            <w:r>
-              <w:rPr>
-                <w:rFonts w:ascii="Times New Roman" w:hAnsi="Times New Roman" w:cs="Times New Roman" w:eastAsia="Times New Roman"/>
-                <w:b w:val="0"/>
-                <w:i w:val="0"/>
-                <w:sz w:val="24"/>
-              </w:rPr>
-              <w:t>Рабочие места пользователей: ПК с браузером (Яндекс Браузер, Chrome, Firefox последних версий), разрешение экрана не менее 1366×768; канал связи с сервером не менее 10 Мбит/с</w:t>
+              <w:t>Компьютер под Windows 10/11 x64, 2 ГБ свободной оперативной памяти, 200 МБ на диске; браузер последней версии</w:t>
             </w:r>
           </w:p>
         </w:tc>
@@ -8343,7 +6185,7 @@
                 <w:i w:val="0"/>
                 <w:sz w:val="24"/>
               </w:rPr>
-              <w:t>Время отклика интерфейса на типовые операции — не более 2 с; время расчёта оценки — не более 10 с</w:t>
+              <w:t>Оценка заявки — не более 1 с; открытие страницы — не более 1 с при 10 000 заявок</w:t>
             </w:r>
           </w:p>
         </w:tc>
@@ -8394,58 +6236,7 @@
                 <w:i w:val="0"/>
                 <w:sz w:val="24"/>
               </w:rPr>
-              <w:t>Одновременная работа не менее 50 пользователей; обработка до 1000 заявок в сутки</w:t>
-            </w:r>
-          </w:p>
-        </w:tc>
-      </w:tr>
-      <w:tr>
-        <w:trPr>
-          <w:cantSplit/>
-        </w:trPr>
-        <w:tc>
-          <w:tcPr>
-            <w:tcW w:type="dxa" w:w="1020"/>
-          </w:tcPr>
-          <w:p>
-            <w:pPr>
-              <w:widowControl w:val="0"/>
-              <w:spacing w:line="240" w:lineRule="auto" w:after="0"/>
-              <w:ind w:firstLine="0"/>
-              <w:jc w:val="left"/>
-            </w:pPr>
-            <w:r/>
-            <w:r>
-              <w:rPr>
-                <w:rFonts w:ascii="Times New Roman" w:hAnsi="Times New Roman" w:cs="Times New Roman" w:eastAsia="Times New Roman"/>
-                <w:b w:val="0"/>
-                <w:i w:val="0"/>
-                <w:sz w:val="24"/>
-              </w:rPr>
-              <w:t>П-3</w:t>
-            </w:r>
-          </w:p>
-        </w:tc>
-        <w:tc>
-          <w:tcPr>
-            <w:tcW w:type="dxa" w:w="8334"/>
-          </w:tcPr>
-          <w:p>
-            <w:pPr>
-              <w:widowControl w:val="0"/>
-              <w:spacing w:line="240" w:lineRule="auto" w:after="0"/>
-              <w:ind w:firstLine="0"/>
-              <w:jc w:val="left"/>
-            </w:pPr>
-            <w:r/>
-            <w:r>
-              <w:rPr>
-                <w:rFonts w:ascii="Times New Roman" w:hAnsi="Times New Roman" w:cs="Times New Roman" w:eastAsia="Times New Roman"/>
-                <w:b w:val="0"/>
-                <w:i w:val="0"/>
-                <w:sz w:val="24"/>
-              </w:rPr>
-              <w:t>Максимальный размер прикрепляемого файла — 20 МБ (форматы PDF, JPG, PNG)</w:t>
+              <w:t>Установка на новый компьютер без интернета — не более 10 минут</w:t>
             </w:r>
           </w:p>
         </w:tc>
@@ -8526,58 +6317,7 @@
                 <w:i w:val="0"/>
                 <w:sz w:val="24"/>
               </w:rPr>
-              <w:t>Сервисы системы предоставляют REST API в формате JSON с описанием в спецификации OpenAPI 3</w:t>
-            </w:r>
-          </w:p>
-        </w:tc>
-      </w:tr>
-      <w:tr>
-        <w:trPr>
-          <w:cantSplit/>
-        </w:trPr>
-        <w:tc>
-          <w:tcPr>
-            <w:tcW w:type="dxa" w:w="1020"/>
-          </w:tcPr>
-          <w:p>
-            <w:pPr>
-              <w:widowControl w:val="0"/>
-              <w:spacing w:line="240" w:lineRule="auto" w:after="0"/>
-              <w:ind w:firstLine="0"/>
-              <w:jc w:val="left"/>
-            </w:pPr>
-            <w:r/>
-            <w:r>
-              <w:rPr>
-                <w:rFonts w:ascii="Times New Roman" w:hAnsi="Times New Roman" w:cs="Times New Roman" w:eastAsia="Times New Roman"/>
-                <w:b w:val="0"/>
-                <w:i w:val="0"/>
-                <w:sz w:val="24"/>
-              </w:rPr>
-              <w:t>И-2</w:t>
-            </w:r>
-          </w:p>
-        </w:tc>
-        <w:tc>
-          <w:tcPr>
-            <w:tcW w:type="dxa" w:w="8334"/>
-          </w:tcPr>
-          <w:p>
-            <w:pPr>
-              <w:widowControl w:val="0"/>
-              <w:spacing w:line="240" w:lineRule="auto" w:after="0"/>
-              <w:ind w:firstLine="0"/>
-              <w:jc w:val="left"/>
-            </w:pPr>
-            <w:r/>
-            <w:r>
-              <w:rPr>
-                <w:rFonts w:ascii="Times New Roman" w:hAnsi="Times New Roman" w:cs="Times New Roman" w:eastAsia="Times New Roman"/>
-                <w:b w:val="0"/>
-                <w:i w:val="0"/>
-                <w:sz w:val="24"/>
-              </w:rPr>
-              <w:t>Сервис скоринга предоставляет метод POST /score, принимающий идентификатор заявки и возвращающий PD, класс риска, ПДН и факторы</w:t>
+              <w:t>Программный интерфейс для внешних систем не предусматривается; данные доступны в файле SQLite для выгрузки стандартными средствами</w:t>
             </w:r>
           </w:p>
         </w:tc>
@@ -8658,7 +6398,7 @@
                 <w:i w:val="0"/>
                 <w:sz w:val="24"/>
               </w:rPr>
-              <w:t>Масштабируемость: сервис скоринга не хранит состояние и может запускаться в нескольких экземплярах за балансировщиком нагрузки</w:t>
+              <w:t>Модульность: правила оценки (модуль logic.py) отделены от обработчиков страниц (app.py) и работы с БД (db.py)</w:t>
             </w:r>
           </w:p>
         </w:tc>
@@ -8709,190 +6449,7 @@
                 <w:i w:val="0"/>
                 <w:sz w:val="24"/>
               </w:rPr>
-              <w:t>Распределённость: данные заявок хранятся в основной БД, артефакты моделей — в реестре моделей (объектное хранилище)</w:t>
-            </w:r>
-          </w:p>
-        </w:tc>
-      </w:tr>
-      <w:tr>
-        <w:trPr>
-          <w:cantSplit/>
-        </w:trPr>
-        <w:tc>
-          <w:tcPr>
-            <w:tcW w:type="dxa" w:w="1020"/>
-          </w:tcPr>
-          <w:p>
-            <w:pPr>
-              <w:widowControl w:val="0"/>
-              <w:spacing w:line="240" w:lineRule="auto" w:after="0"/>
-              <w:ind w:firstLine="0"/>
-              <w:jc w:val="left"/>
-            </w:pPr>
-            <w:r/>
-            <w:r>
-              <w:rPr>
-                <w:rFonts w:ascii="Times New Roman" w:hAnsi="Times New Roman" w:cs="Times New Roman" w:eastAsia="Times New Roman"/>
-                <w:b w:val="0"/>
-                <w:i w:val="0"/>
-                <w:sz w:val="24"/>
-              </w:rPr>
-              <w:t>Р-3</w:t>
-            </w:r>
-          </w:p>
-        </w:tc>
-        <w:tc>
-          <w:tcPr>
-            <w:tcW w:type="dxa" w:w="8334"/>
-          </w:tcPr>
-          <w:p>
-            <w:pPr>
-              <w:widowControl w:val="0"/>
-              <w:spacing w:line="240" w:lineRule="auto" w:after="0"/>
-              <w:ind w:firstLine="0"/>
-              <w:jc w:val="left"/>
-            </w:pPr>
-            <w:r/>
-            <w:r>
-              <w:rPr>
-                <w:rFonts w:ascii="Times New Roman" w:hAnsi="Times New Roman" w:cs="Times New Roman" w:eastAsia="Times New Roman"/>
-                <w:b w:val="0"/>
-                <w:i w:val="0"/>
-                <w:sz w:val="24"/>
-              </w:rPr>
-              <w:t>Модульность: подсистемы реализуются как независимые модули с чётко определёнными интерфейсами</w:t>
-            </w:r>
-          </w:p>
-        </w:tc>
-      </w:tr>
-      <w:tr>
-        <w:trPr>
-          <w:cantSplit/>
-        </w:trPr>
-        <w:tc>
-          <w:tcPr>
-            <w:tcW w:type="dxa" w:w="1020"/>
-          </w:tcPr>
-          <w:p>
-            <w:pPr>
-              <w:widowControl w:val="0"/>
-              <w:spacing w:line="240" w:lineRule="auto" w:after="0"/>
-              <w:ind w:firstLine="0"/>
-              <w:jc w:val="left"/>
-            </w:pPr>
-            <w:r/>
-            <w:r>
-              <w:rPr>
-                <w:rFonts w:ascii="Times New Roman" w:hAnsi="Times New Roman" w:cs="Times New Roman" w:eastAsia="Times New Roman"/>
-                <w:b w:val="0"/>
-                <w:i w:val="0"/>
-                <w:sz w:val="24"/>
-              </w:rPr>
-              <w:t>Р-4</w:t>
-            </w:r>
-          </w:p>
-        </w:tc>
-        <w:tc>
-          <w:tcPr>
-            <w:tcW w:type="dxa" w:w="8334"/>
-          </w:tcPr>
-          <w:p>
-            <w:pPr>
-              <w:widowControl w:val="0"/>
-              <w:spacing w:line="240" w:lineRule="auto" w:after="0"/>
-              <w:ind w:firstLine="0"/>
-              <w:jc w:val="left"/>
-            </w:pPr>
-            <w:r/>
-            <w:r>
-              <w:rPr>
-                <w:rFonts w:ascii="Times New Roman" w:hAnsi="Times New Roman" w:cs="Times New Roman" w:eastAsia="Times New Roman"/>
-                <w:b w:val="0"/>
-                <w:i w:val="0"/>
-                <w:sz w:val="24"/>
-              </w:rPr>
-              <w:t>Открытость: возможность подключения дополнительных источников данных (другие БКИ, сервисы проверки доходов) через адаптеры</w:t>
-            </w:r>
-          </w:p>
-        </w:tc>
-      </w:tr>
-      <w:tr>
-        <w:trPr>
-          <w:cantSplit/>
-        </w:trPr>
-        <w:tc>
-          <w:tcPr>
-            <w:tcW w:type="dxa" w:w="9354"/>
-            <w:gridSpan w:val="2"/>
-          </w:tcPr>
-          <w:p>
-            <w:pPr>
-              <w:keepNext/>
-              <w:widowControl w:val="0"/>
-              <w:spacing w:line="240" w:lineRule="auto" w:after="0"/>
-              <w:ind w:firstLine="0"/>
-              <w:jc w:val="center"/>
-            </w:pPr>
-            <w:r/>
-            <w:r>
-              <w:rPr>
-                <w:rFonts w:ascii="Times New Roman" w:hAnsi="Times New Roman" w:cs="Times New Roman" w:eastAsia="Times New Roman"/>
-                <w:b w:val="0"/>
-                <w:i w:val="0"/>
-                <w:sz w:val="24"/>
-              </w:rPr>
-              <w:t>Требования по взаимодействию и интеграции с другими системами</w:t>
-            </w:r>
-          </w:p>
-        </w:tc>
-      </w:tr>
-      <w:tr>
-        <w:trPr>
-          <w:cantSplit/>
-        </w:trPr>
-        <w:tc>
-          <w:tcPr>
-            <w:tcW w:type="dxa" w:w="1020"/>
-          </w:tcPr>
-          <w:p>
-            <w:pPr>
-              <w:widowControl w:val="0"/>
-              <w:spacing w:line="240" w:lineRule="auto" w:after="0"/>
-              <w:ind w:firstLine="0"/>
-              <w:jc w:val="left"/>
-            </w:pPr>
-            <w:r/>
-            <w:r>
-              <w:rPr>
-                <w:rFonts w:ascii="Times New Roman" w:hAnsi="Times New Roman" w:cs="Times New Roman" w:eastAsia="Times New Roman"/>
-                <w:b w:val="0"/>
-                <w:i w:val="0"/>
-                <w:sz w:val="24"/>
-              </w:rPr>
-              <w:t>В-1</w:t>
-            </w:r>
-          </w:p>
-        </w:tc>
-        <w:tc>
-          <w:tcPr>
-            <w:tcW w:type="dxa" w:w="8334"/>
-          </w:tcPr>
-          <w:p>
-            <w:pPr>
-              <w:widowControl w:val="0"/>
-              <w:spacing w:line="240" w:lineRule="auto" w:after="0"/>
-              <w:ind w:firstLine="0"/>
-              <w:jc w:val="left"/>
-            </w:pPr>
-            <w:r/>
-            <w:r>
-              <w:rPr>
-                <w:rFonts w:ascii="Times New Roman" w:hAnsi="Times New Roman" w:cs="Times New Roman" w:eastAsia="Times New Roman"/>
-                <w:b w:val="0"/>
-                <w:i w:val="0"/>
-                <w:sz w:val="24"/>
-              </w:rPr>
-              <w:t>Интеграция с БКИ — по протоколу бюро через защищённый канал (TLS); интеграция с АБС — через её API; аутентификация пользователей — через LDAP / Active Directory</w:t>
+              <w:t>Открытость: при росте Организации данные переносятся в полную редакцию системы</w:t>
             </w:r>
           </w:p>
         </w:tc>
@@ -8973,7 +6530,7 @@
                 <w:i w:val="0"/>
                 <w:sz w:val="24"/>
               </w:rPr>
-              <w:t>Коэффициент готовности — не ниже 0,99 в рабочее время; ежедневное резервное копирование БД, время восстановления — не более 4 часов</w:t>
+              <w:t>Резервная копия — копия файла creditdss.db; программа не теряет данные при закрытии окна</w:t>
             </w:r>
           </w:p>
         </w:tc>
@@ -9024,7 +6581,7 @@
                 <w:i w:val="0"/>
                 <w:sz w:val="24"/>
               </w:rPr>
-              <w:t>Защита персональных данных в соответствии с 152-ФЗ и Постановлением Правительства РФ № 1119; разграничение доступа по ролям; шифрование каналов связи</w:t>
+              <w:t>Хранение паролей в виде хэша; ключ подписи сессии создаётся случайным при первом запуске; данные не покидают компьютер Организации</w:t>
             </w:r>
           </w:p>
         </w:tc>
@@ -9075,7 +6632,7 @@
                 <w:i w:val="0"/>
                 <w:sz w:val="24"/>
               </w:rPr>
-              <w:t>Интерфейс на русском языке; карточка заявки содержит все сведения для принятия решения на одном экране; обучение пользователя — не более 2 часов</w:t>
+              <w:t>Интерфейс на русском языке; формы и таблицы выровнены по центру страницы; обучение пользователя — не более 1 часа</w:t>
             </w:r>
           </w:p>
         </w:tc>
@@ -9332,7 +6889,7 @@
                 <w:i w:val="0"/>
                 <w:sz w:val="24"/>
               </w:rPr>
-              <w:t>Обзор требований с ведущим андеррайтером и риск-аналитиком</w:t>
+              <w:t>Обзор требований с руководителем Организации</w:t>
             </w:r>
           </w:p>
         </w:tc>
@@ -9355,7 +6912,7 @@
                 <w:i w:val="0"/>
                 <w:sz w:val="24"/>
               </w:rPr>
-              <w:t>Уточнено требование П-5: объяснение факторов показывается не только андеррайтеру, но и используется для формирования причины отказа клиенту</w:t>
+              <w:t>Уточнено С-9: для классов C и D снижается сумма, а не только повышается ставка</w:t>
             </w:r>
           </w:p>
         </w:tc>
@@ -9429,7 +6986,7 @@
                 <w:i w:val="0"/>
                 <w:sz w:val="24"/>
               </w:rPr>
-              <w:t>Выявлено противоречие между требованием быстрого решения (П-14) и ожиданием ответа БКИ; время ответа БКИ исключено из нормы времени оценки</w:t>
+              <w:t>Требование «работа без интернета» (П-11) противоречило установке пакетов из сети — пакеты включены в дистрибутив (С-15)</w:t>
             </w:r>
           </w:p>
         </w:tc>
@@ -9503,117 +7060,7 @@
                 <w:i w:val="0"/>
                 <w:sz w:val="24"/>
               </w:rPr>
-              <w:t>Для сервиса «Резервное копирование» отсутствовало требование — добавлено требование Н-1</w:t>
-            </w:r>
-          </w:p>
-        </w:tc>
-      </w:tr>
-    </w:tbl>
-    <w:p>
-      <w:pPr>
-        <w:keepNext/>
-        <w:ind w:firstLine="0"/>
-        <w:jc w:val="right"/>
-      </w:pPr>
-      <w:r>
-        <w:rPr>
-          <w:rFonts w:ascii="Times New Roman" w:hAnsi="Times New Roman" w:cs="Times New Roman" w:eastAsia="Times New Roman"/>
-          <w:b w:val="0"/>
-          <w:i w:val="0"/>
-          <w:sz w:val="28"/>
-        </w:rPr>
-        <w:t>Продолжение таблицы 4.8</w:t>
-      </w:r>
-    </w:p>
-    <w:tbl>
-      <w:tblPr>
-        <w:tblStyle w:val="TableGrid"/>
-        <w:tblW w:type="auto" w:w="0"/>
-        <w:jc w:val="center"/>
-        <w:tblLayout w:type="fixed"/>
-        <w:tblLook w:firstColumn="1" w:firstRow="1" w:lastColumn="0" w:lastRow="0" w:noHBand="0" w:noVBand="1" w:val="04A0"/>
-        <w:tblLayout w:type="fixed"/>
-        <w:tblCaption w:val="4.8|3"/>
-      </w:tblPr>
-      <w:tblGrid>
-        <w:gridCol w:w="2041"/>
-        <w:gridCol w:w="1928"/>
-        <w:gridCol w:w="5386"/>
-      </w:tblGrid>
-      <w:tr>
-        <w:trPr>
-          <w:cantSplit/>
-          <w:tblHeader/>
-        </w:trPr>
-        <w:tc>
-          <w:tcPr>
-            <w:tcW w:type="dxa" w:w="2041"/>
-          </w:tcPr>
-          <w:p>
-            <w:pPr>
-              <w:keepNext/>
-              <w:widowControl w:val="0"/>
-              <w:spacing w:line="240" w:lineRule="auto" w:after="0"/>
-              <w:ind w:firstLine="0"/>
-              <w:jc w:val="center"/>
-            </w:pPr>
-            <w:r/>
-            <w:r>
-              <w:rPr>
-                <w:rFonts w:ascii="Times New Roman" w:hAnsi="Times New Roman" w:cs="Times New Roman" w:eastAsia="Times New Roman"/>
-                <w:b w:val="0"/>
-                <w:i w:val="0"/>
-                <w:sz w:val="24"/>
-              </w:rPr>
-              <w:t>Тип проверки</w:t>
-            </w:r>
-          </w:p>
-        </w:tc>
-        <w:tc>
-          <w:tcPr>
-            <w:tcW w:type="dxa" w:w="1928"/>
-          </w:tcPr>
-          <w:p>
-            <w:pPr>
-              <w:keepNext/>
-              <w:widowControl w:val="0"/>
-              <w:spacing w:line="240" w:lineRule="auto" w:after="0"/>
-              <w:ind w:firstLine="0"/>
-              <w:jc w:val="center"/>
-            </w:pPr>
-            <w:r/>
-            <w:r>
-              <w:rPr>
-                <w:rFonts w:ascii="Times New Roman" w:hAnsi="Times New Roman" w:cs="Times New Roman" w:eastAsia="Times New Roman"/>
-                <w:b w:val="0"/>
-                <w:i w:val="0"/>
-                <w:sz w:val="24"/>
-              </w:rPr>
-              <w:t>Метод</w:t>
-            </w:r>
-          </w:p>
-        </w:tc>
-        <w:tc>
-          <w:tcPr>
-            <w:tcW w:type="dxa" w:w="5386"/>
-          </w:tcPr>
-          <w:p>
-            <w:pPr>
-              <w:keepNext/>
-              <w:widowControl w:val="0"/>
-              <w:spacing w:line="240" w:lineRule="auto" w:after="0"/>
-              <w:ind w:firstLine="0"/>
-              <w:jc w:val="center"/>
-            </w:pPr>
-            <w:r/>
-            <w:r>
-              <w:rPr>
-                <w:rFonts w:ascii="Times New Roman" w:hAnsi="Times New Roman" w:cs="Times New Roman" w:eastAsia="Times New Roman"/>
-                <w:b w:val="0"/>
-                <w:i w:val="0"/>
-                <w:sz w:val="24"/>
-              </w:rPr>
-              <w:t>Выявленные замечания и принятые решения</w:t>
+              <w:t>Для сервиса «Причина отказа» точки зрения «Клиент» добавлено требование С-10</w:t>
             </w:r>
           </w:p>
         </w:tc>
@@ -9664,7 +7111,7 @@
                 <w:i w:val="0"/>
                 <w:sz w:val="24"/>
               </w:rPr>
-              <w:t>Оценка группы разработки, прототипирование</w:t>
+              <w:t>Прототипирование</w:t>
             </w:r>
           </w:p>
         </w:tc>
@@ -9687,7 +7134,7 @@
                 <w:i w:val="0"/>
                 <w:sz w:val="24"/>
               </w:rPr>
-              <w:t>Требование ROC AUC ≥ 0,75 подтверждено пробным обучением модели на исторической выборке (получено 0,78)</w:t>
+              <w:t>Расчёт оценки на 150 демонстрационных заявках занял менее 0,1 с — требование П-1 выполнимо</w:t>
             </w:r>
           </w:p>
         </w:tc>
@@ -9761,7 +7208,7 @@
                 <w:i w:val="0"/>
                 <w:sz w:val="24"/>
               </w:rPr>
-              <w:t>Для требований С-5…С-12 разработаны тестовые сценарии с эталонными заявками; формулировка «быстро» в П-14 заменена числовым значением</w:t>
+              <w:t>Для С-6…С-9 подготовлены эталонные заявки с заранее рассчитанными ПДН, баллом и классом риска</w:t>
             </w:r>
           </w:p>
         </w:tc>
@@ -9819,7 +7266,7 @@
           <w:i w:val="0"/>
           <w:sz w:val="28"/>
         </w:rPr>
-        <w:t>Полное наименование системы: информационная система поддержки принятия решений для оценки кредитоспособности физических лиц. Краткое наименование: СППР «Кредитный скоринг».</w:t>
+        <w:t>Полное наименование системы: информационная система поддержки принятия решений для оценки кредитоспособности физических лиц, базовая редакция. Краткое наименование: «Кредитный скоринг Базовая».</w:t>
       </w:r>
     </w:p>
     <w:p>
@@ -9830,7 +7277,7 @@
           <w:i w:val="0"/>
           <w:sz w:val="28"/>
         </w:rPr>
-        <w:t>Заказчик: отдел розничного кредитования коммерческого банка. Разработчик: группа разработки (3 человека).</w:t>
+        <w:t>Заказчик: микрофинансовая организация (кредитный потребительский кооператив). Разработчик: группа разработки (3 человека).</w:t>
       </w:r>
     </w:p>
     <w:p>
@@ -9852,7 +7299,7 @@
           <w:i w:val="0"/>
           <w:sz w:val="28"/>
         </w:rPr>
-        <w:t>Основания для разработки: решение руководства Банка о модернизации процесса розничного кредитования; учебный план дисциплины «Программная инженерия».</w:t>
+        <w:t>Основания для разработки: решение руководителя Организации об автоматизации оценки заявок; учебный план дисциплины «Программная инженерия».</w:t>
       </w:r>
     </w:p>
     <w:p>
@@ -9863,7 +7310,7 @@
           <w:i w:val="0"/>
           <w:sz w:val="28"/>
         </w:rPr>
-        <w:t>Источники финансирования: собственные средства заказчика; объём — не более 1,7 млн руб.</w:t>
+        <w:t>Источники финансирования: собственные средства заказчика; объём — не более 0,75 млн руб.</w:t>
       </w:r>
     </w:p>
     <w:p>
@@ -9874,7 +7321,7 @@
           <w:i w:val="0"/>
           <w:sz w:val="28"/>
         </w:rPr>
-        <w:t>Порядок оформления и предъявления результатов: результаты работ предъявляются поэтапно в соответствии с календарным планом; система предъявляется заказчику для проведения приёмочных испытаний.</w:t>
+        <w:t>Порядок оформления и предъявления результатов: результаты предъявляются поэтапно; система устанавливается на компьютер заказчика и предъявляется для приёмочных испытаний.</w:t>
       </w:r>
     </w:p>
     <w:p>
@@ -9899,7 +7346,7 @@
           <w:i w:val="0"/>
           <w:sz w:val="28"/>
         </w:rPr>
-        <w:t>Назначение: автоматизация сбора данных о заёмщике, оценки его кредитоспособности с использованием методов машинного обучения и поддержки принятия решений по кредитным заявкам физических лиц.</w:t>
+        <w:t>Назначение: оценка кредитоспособности заёмщика и поддержка принятия решения по заявке на потребительский заём специалистом Организации.</w:t>
       </w:r>
     </w:p>
     <w:p>
@@ -9910,7 +7357,7 @@
           <w:i w:val="0"/>
           <w:sz w:val="28"/>
         </w:rPr>
-        <w:t>Цели: сокращение среднего времени рассмотрения типовой заявки до 30 минут; снижение доли проблемной задолженности в новом портфеле не менее чем на 20 %; обеспечение единообразия и документированности решений; автоматический расчёт ПДН.</w:t>
+        <w:t>Цели: оценка заявки за 5 минут после получения кредитного отчёта; единообразная методика; автоматический расчёт ПДН; сохранение истории решений и обоснований; работа без сервера и интернета.</w:t>
       </w:r>
     </w:p>
     <w:p>
@@ -9935,7 +7382,7 @@
           <w:i w:val="0"/>
           <w:sz w:val="28"/>
         </w:rPr>
-        <w:t>Объект автоматизации — процесс рассмотрения кредитных заявок физических лиц в отделе розничного кредитования (12 кредитных специалистов, 4 андеррайтера, 2 риск-аналитика, около 250 заявок в рабочий день). Условия эксплуатации: рабочие места в офисах Банка, круглосуточная доступность сервиса скоринга для онлайн-канала.</w:t>
+        <w:t>Объект автоматизации — процесс рассмотрения заявок на потребительские займы в Организации (1–2 специалиста, 10–20 заявок в день, один компьютер под Windows). Кредитный отчёт получается на веб-портале БКИ; учёт выданных займов ведётся в отдельной учётной программе.</w:t>
       </w:r>
     </w:p>
     <w:p>
@@ -9960,7 +7407,7 @@
           <w:i w:val="0"/>
           <w:sz w:val="28"/>
         </w:rPr>
-        <w:t>Требования к системе в целом: структура системы и состав подсистем — в соответствии с таблицей 3.4 практической работы № 3; требования к архитектуре, параметрам, структуре и интеграции — в соответствии с таблицей 4.7.</w:t>
+        <w:t>Требования к системе в целом: состав подсистем — по таблице 3.4 практической работы № 3; требования к архитектуре, параметрам и надёжности — по таблице 4.7.</w:t>
       </w:r>
     </w:p>
     <w:p>
@@ -9971,7 +7418,7 @@
           <w:i w:val="0"/>
           <w:sz w:val="28"/>
         </w:rPr>
-        <w:t>Требования к функциям (задачам): в соответствии с таблицей 4.6.</w:t>
+        <w:t>Требования к функциям (задачам): по таблице 4.6.</w:t>
       </w:r>
     </w:p>
     <w:p>
@@ -9993,7 +7440,7 @@
           <w:i w:val="0"/>
           <w:sz w:val="28"/>
         </w:rPr>
-        <w:t>– математическое обеспечение — модели логистической регрессии и градиентного бустинга, метод SHAP для объяснения прогнозов, метрики ROC AUC, Gini, KS, PSI;</w:t>
+        <w:t>– математическое обеспечение — скоринговая карта из семи характеристик, перевод балла в PD по логистической шкале, пять стоп-факторов, расчёт ПДН с аннуитетным платежом;</w:t>
       </w:r>
     </w:p>
     <w:p>
@@ -10004,7 +7451,7 @@
           <w:i w:val="0"/>
           <w:sz w:val="28"/>
         </w:rPr>
-        <w:t>– информационное обеспечение — реляционная БД PostgreSQL в соответствии с информационной моделью (рисунок 4.3); справочники кредитной политики; хранение истории заявок не менее 5 лет;</w:t>
+        <w:t>– информационное обеспечение — СУБД SQLite, схема по рисунку 4.3, один файл базы данных;</w:t>
       </w:r>
     </w:p>
     <w:p>
@@ -10015,7 +7462,7 @@
           <w:i w:val="0"/>
           <w:sz w:val="28"/>
         </w:rPr>
-        <w:t>– лингвистическое обеспечение — интерфейс и сообщения на русском языке; языки разработки Python, TypeScript, SQL;</w:t>
+        <w:t>– лингвистическое обеспечение — интерфейс и сообщения на русском языке; языки разработки Python, SQL, HTML;</w:t>
       </w:r>
     </w:p>
     <w:p>
@@ -10026,7 +7473,7 @@
           <w:i w:val="0"/>
           <w:sz w:val="28"/>
         </w:rPr>
-        <w:t>– программное обеспечение — в соответствии с таблицей 3.11 практической работы № 3;</w:t>
+        <w:t>– программное обеспечение — по таблице 3.11 практической работы № 3;</w:t>
       </w:r>
     </w:p>
     <w:p>
@@ -10037,7 +7484,7 @@
           <w:i w:val="0"/>
           <w:sz w:val="28"/>
         </w:rPr>
-        <w:t>– техническое обеспечение — в соответствии с требованиями О-1, О-2;</w:t>
+        <w:t>– техническое обеспечение — по требованию О-1;</w:t>
       </w:r>
     </w:p>
     <w:p>
@@ -10048,7 +7495,7 @@
           <w:i w:val="0"/>
           <w:sz w:val="28"/>
         </w:rPr>
-        <w:t>– организационное обеспечение — регламент рассмотрения заявок с использованием СППР, регламент валидации и переобучения моделей.</w:t>
+        <w:t>– организационное обеспечение — порядок рассмотрения заявки с использованием системы, порядок резервного копирования файла базы данных.</w:t>
       </w:r>
     </w:p>
     <w:p>
@@ -10073,7 +7520,7 @@
           <w:i w:val="0"/>
           <w:sz w:val="28"/>
         </w:rPr>
-        <w:t>Работы выполняются по стадиям ГОСТ 34.601-90: формирование требований, техническое задание, технический проект (совмещён с эскизным), рабочая документация, ввод в действие. Детальный календарный план приведён в практической работе № 9-10.</w:t>
+        <w:t>Работы выполняются по стадиям ГОСТ 34.601-90: формирование требований, техническое задание, технический проект (совмещён с эскизным), рабочая документация, ввод в действие. Календарный план приведён в практической работе № 9-10.</w:t>
       </w:r>
     </w:p>
     <w:p>
@@ -10098,7 +7545,7 @@
           <w:i w:val="0"/>
           <w:sz w:val="28"/>
         </w:rPr>
-        <w:t>Виды испытаний: предварительные испытания, опытная эксплуатация (2 недели), приёмочные испытания. Испытания проводятся по программе и методике испытаний, разработанной на стадии рабочей документации. Критерии приёмки: выполнение всех требований высокого приоритета, ROC AUC модели не ниже 0,75 на отложенной выборке, отсутствие критических дефектов.</w:t>
+        <w:t>Виды испытаний: предварительные испытания, опытная эксплуатация (1 неделя), приёмочные испытания. Критерии приёмки: выполнение требований высокого приоритета, совпадение оценок эталонных заявок с расчётными, установка на компьютер заказчика без интернета.</w:t>
       </w:r>
     </w:p>
     <w:p>
@@ -10123,7 +7570,7 @@
           <w:i w:val="0"/>
           <w:sz w:val="28"/>
         </w:rPr>
-        <w:t>Заказчик обеспечивает: выделение серверного оборудования, предоставление обезличенной выборки исторических заявок и данных об обслуживании кредитов, доступ к тестовым средам БКИ и АБС, обучение пользователей, утверждение регламентов работы с СППР.</w:t>
+        <w:t>Заказчик обеспечивает: компьютер под Windows 10/11 с установленным Python 3.11 или новее, утверждение правил выдачи займов (стоп-факторы, условия по классам риска), обучение специалистов (до 1 часа), порядок копирования файла базы данных.</w:t>
       </w:r>
     </w:p>
     <w:p>
@@ -10148,7 +7595,7 @@
           <w:i w:val="0"/>
           <w:sz w:val="28"/>
         </w:rPr>
-        <w:t>Разрабатываются: пояснительная записка к техническому проекту, описание информационного обеспечения, описание программного обеспечения, руководство пользователя, руководство администратора, отчёт о разработке и валидации модели, программа и методика испытаний. Документы оформляются в соответствии с ГОСТ 34.201-89 и РД 50-34.698-90.</w:t>
+        <w:t>Разрабатываются: руководство пользователя, руководство по эксплуатации (установка, резервное копирование, восстановление), описание методики оценки. Документы оформляются в соответствии с ГОСТ 34.201-89 и РД 50-34.698-90.</w:t>
       </w:r>
     </w:p>
     <w:p>
@@ -10173,7 +7620,7 @@
           <w:i w:val="0"/>
           <w:sz w:val="28"/>
         </w:rPr>
-        <w:t>Отчёт об обследовании объекта автоматизации; описание системы и анализ осуществимости (практическая работа № 3); регламенты кредитования Банка; Федеральные законы № 152-ФЗ, 218-ФЗ, 353-ФЗ; ГОСТ 34.601-90, ГОСТ 34.602-89.</w:t>
+        <w:t>Отчёт об обследовании объекта автоматизации; описание системы и анализ осуществимости (практическая работа № 3); правила выдачи займов Организации; Федеральные законы № 151-ФЗ, 190-ФЗ, 152-ФЗ, 218-ФЗ, 353-ФЗ; ГОСТ 34.601-90, ГОСТ 34.602-89.</w:t>
       </w:r>
     </w:p>
     <w:p>
@@ -10198,7 +7645,7 @@
           <w:i w:val="0"/>
           <w:sz w:val="28"/>
         </w:rPr>
-        <w:t>В ходе работы методом VORD идентифицированы десять точек зрения на систему и соответствующие им сервисы, построены диаграмма идентификации и диаграмма иерархии точек зрения, выполнено документирование ключевых точек зрения.</w:t>
+        <w:t>В ходе работы методом VORD идентифицированы шесть точек зрения на базовую редакцию системы и соответствующие им сервисы, построены диаграммы идентификации и иерархии точек зрения, выполнено документирование ключевых точек зрения, в том числе точки зрения «Эксплуатация без ИТ-специалиста», которая отличает базовую редакцию от полной.</w:t>
       </w:r>
     </w:p>
     <w:p>
@@ -10209,7 +7656,7 @@
           <w:i w:val="0"/>
           <w:sz w:val="28"/>
         </w:rPr>
-        <w:t>Разработана информационная модель системы, на её основе сформулированы 14 пользовательских и 18 функциональных системных требований, а также требования к архитектуре, оборудованию, параметрам, программному интерфейсу, структуре (масштабируемость, распределённость, модульность, открытость) и интеграции. Проведена аттестация требований (проверки правильности, непротиворечивости, полноты, выполнимости и проверяемости), по её результатам требования скорректированы. Составлено техническое задание на создание системы в соответствии с ГОСТ 34.602-89.</w:t>
+        <w:t>Разработана информационная модель системы, совпадающая со схемой базы данных SQLite; на её основе сформулированы 11 пользовательских и 15 функциональных системных требований, а также требования к архитектуре, оборудованию, параметрам, структуре, надёжности и безопасности. Проведена аттестация требований, по её результатам требования скорректированы. Составлено техническое задание на создание системы в соответствии с ГОСТ 34.602-89.</w:t>
       </w:r>
     </w:p>
     <w:p>
@@ -10321,7 +7768,7 @@
           <w:i w:val="0"/>
           <w:sz w:val="28"/>
         </w:rPr>
-        <w:t>7. Федеральный закон от 30.12.2004 № 218-ФЗ «О кредитных историях».</w:t>
+        <w:t>7. Федеральный закон от 02.07.2010 № 151-ФЗ «О микрофинансовой деятельности и микрофинансовых организациях».</w:t>
       </w:r>
     </w:p>
     <w:p>
@@ -10335,7 +7782,7 @@
           <w:i w:val="0"/>
           <w:sz w:val="28"/>
         </w:rPr>
-        <w:t>8. Федеральный закон от 21.12.2013 № 353-ФЗ «О потребительском кредите (займе)».</w:t>
+        <w:t>8. Федеральный закон от 18.07.2009 № 190-ФЗ «О кредитной кооперации».</w:t>
       </w:r>
     </w:p>
     <w:p>
@@ -10349,7 +7796,7 @@
           <w:i w:val="0"/>
           <w:sz w:val="28"/>
         </w:rPr>
-        <w:t>9. Федеральный закон от 27.07.2006 № 152-ФЗ «О персональных данных».</w:t>
+        <w:t>9. Федеральный закон от 30.12.2004 № 218-ФЗ «О кредитных историях».</w:t>
       </w:r>
     </w:p>
     <w:p>
@@ -10363,7 +7810,35 @@
           <w:i w:val="0"/>
           <w:sz w:val="28"/>
         </w:rPr>
-        <w:t>10. Методические указания по выполнению практических работ по дисциплине «Программная инженерия». Части 1, 2. — Тула: ТулГУ.</w:t>
+        <w:t>10. Федеральный закон от 21.12.2013 № 353-ФЗ «О потребительском кредите (займе)».</w:t>
+      </w:r>
+    </w:p>
+    <w:p>
+      <w:pPr>
+        <w:jc w:val="left"/>
+      </w:pPr>
+      <w:r>
+        <w:rPr>
+          <w:rFonts w:ascii="Times New Roman" w:hAnsi="Times New Roman" w:cs="Times New Roman" w:eastAsia="Times New Roman"/>
+          <w:b w:val="0"/>
+          <w:i w:val="0"/>
+          <w:sz w:val="28"/>
+        </w:rPr>
+        <w:t>11. Федеральный закон от 27.07.2006 № 152-ФЗ «О персональных данных».</w:t>
+      </w:r>
+    </w:p>
+    <w:p>
+      <w:pPr>
+        <w:jc w:val="left"/>
+      </w:pPr>
+      <w:r>
+        <w:rPr>
+          <w:rFonts w:ascii="Times New Roman" w:hAnsi="Times New Roman" w:cs="Times New Roman" w:eastAsia="Times New Roman"/>
+          <w:b w:val="0"/>
+          <w:i w:val="0"/>
+          <w:sz w:val="28"/>
+        </w:rPr>
+        <w:t>12. Методические указания по выполнению практических работ по дисциплине «Программная инженерия». Части 1, 2. — Тула: ТулГУ.</w:t>
       </w:r>
     </w:p>
     <w:sectPr>

--- a/reports/ПР_4_Требования_к_ИС.docx
+++ b/reports/ПР_4_Требования_к_ИС.docx
@@ -5173,12 +5173,86 @@
           </w:tcPr>
           <w:p>
             <w:pPr>
+              <w:spacing w:after="0"/>
+              <w:ind w:firstLine="0"/>
+            </w:pPr>
+            <w:r/>
+            <m:oMathPara>
+              <m:oMath>
+                <m:r>
+                  <m:rPr>
+                    <m:nor/>
+                  </m:rPr>
+                  <w:rPr>
+                    <w:rFonts w:ascii="Cambria Math" w:hAnsi="Cambria Math" w:cs="Cambria Math"/>
+                    <w:sz w:val="24"/>
+                    <w:szCs w:val="24"/>
+                  </w:rPr>
+                  <m:t>ПДН</m:t>
+                </m:r>
+                <m:r>
+                  <w:rPr>
+                    <w:rFonts w:ascii="Cambria Math" w:hAnsi="Cambria Math" w:cs="Cambria Math"/>
+                    <w:sz w:val="24"/>
+                    <w:szCs w:val="24"/>
+                  </w:rPr>
+                  <m:t>=</m:t>
+                </m:r>
+                <m:f>
+                  <m:fPr>
+                    <m:type m:val="bar"/>
+                  </m:fPr>
+                  <m:num>
+                    <m:argPr>
+                      <m:scrLvl m:val="0"/>
+                    </m:argPr>
+                    <m:r>
+                      <m:rPr>
+                        <m:nor/>
+                      </m:rPr>
+                      <w:rPr>
+                        <w:rFonts w:ascii="Cambria Math" w:hAnsi="Cambria Math" w:cs="Cambria Math"/>
+                        <w:sz w:val="24"/>
+                        <w:szCs w:val="24"/>
+                      </w:rPr>
+                      <m:t>платежи по кредитам</m:t>
+                    </m:r>
+                    <m:r>
+                      <w:rPr>
+                        <w:rFonts w:ascii="Cambria Math" w:hAnsi="Cambria Math" w:cs="Cambria Math"/>
+                        <w:sz w:val="24"/>
+                        <w:szCs w:val="24"/>
+                      </w:rPr>
+                      <m:t>+P</m:t>
+                    </m:r>
+                  </m:num>
+                  <m:den>
+                    <m:argPr>
+                      <m:scrLvl m:val="0"/>
+                    </m:argPr>
+                    <m:r>
+                      <m:rPr>
+                        <m:nor/>
+                      </m:rPr>
+                      <w:rPr>
+                        <w:rFonts w:ascii="Cambria Math" w:hAnsi="Cambria Math" w:cs="Cambria Math"/>
+                        <w:sz w:val="24"/>
+                        <w:szCs w:val="24"/>
+                      </w:rPr>
+                      <m:t>доход</m:t>
+                    </m:r>
+                  </m:den>
+                </m:f>
+              </m:oMath>
+            </m:oMathPara>
+          </w:p>
+          <w:p>
+            <w:pPr>
               <w:widowControl w:val="0"/>
               <w:spacing w:line="240" w:lineRule="auto" w:after="0"/>
               <w:ind w:firstLine="0"/>
               <w:jc w:val="left"/>
             </w:pPr>
-            <w:r/>
             <w:r>
               <w:rPr>
                 <w:rFonts w:ascii="Times New Roman" w:hAnsi="Times New Roman" w:cs="Times New Roman" w:eastAsia="Times New Roman"/>
@@ -5186,7 +5260,26 @@
                 <w:i w:val="0"/>
                 <w:sz w:val="24"/>
               </w:rPr>
-              <w:t>ПДН = (платежи по действующим кредитам + аннуитетный платёж по новому займу) / доход</w:t>
+              <w:t xml:space="preserve">где </w:t>
+            </w:r>
+            <m:oMath>
+              <m:r>
+                <w:rPr>
+                  <w:rFonts w:ascii="Cambria Math" w:hAnsi="Cambria Math" w:cs="Cambria Math"/>
+                  <w:sz w:val="24"/>
+                  <w:szCs w:val="24"/>
+                </w:rPr>
+                <m:t>P</m:t>
+              </m:r>
+            </m:oMath>
+            <w:r>
+              <w:rPr>
+                <w:rFonts w:ascii="Times New Roman" w:hAnsi="Times New Roman" w:cs="Times New Roman" w:eastAsia="Times New Roman"/>
+                <w:b w:val="0"/>
+                <w:i w:val="0"/>
+                <w:sz w:val="24"/>
+              </w:rPr>
+              <w:t xml:space="preserve"> — аннуитетный платёж по новому займу</w:t>
             </w:r>
           </w:p>
         </w:tc>
@@ -5260,7 +5353,328 @@
                 <w:i w:val="0"/>
                 <w:sz w:val="24"/>
               </w:rPr>
-              <w:t>Балл = 400 + сумма баллов семи характеристик скоринговой карты; PD = 1 / (1 + 50 · 2^((балл − 600) / 20)); класс риска A — до 2 %, B — до 5 %, C — до 10 %, D — до 20 %, E — выше</w:t>
+              <w:t>Балл</w:t>
+            </w:r>
+          </w:p>
+          <w:p>
+            <w:pPr>
+              <w:spacing w:after="0"/>
+              <w:ind w:firstLine="0"/>
+            </w:pPr>
+            <m:oMathPara>
+              <m:oMath>
+                <m:r>
+                  <w:rPr>
+                    <w:rFonts w:ascii="Cambria Math" w:hAnsi="Cambria Math" w:cs="Cambria Math"/>
+                    <w:sz w:val="24"/>
+                    <w:szCs w:val="24"/>
+                  </w:rPr>
+                  <m:t>S=400+</m:t>
+                </m:r>
+                <m:nary>
+                  <m:naryPr>
+                    <m:chr m:val="∑"/>
+                    <m:limLoc m:val="undOvr"/>
+                    <m:grow m:val="1"/>
+                    <m:subHide m:val="off"/>
+                    <m:supHide m:val="off"/>
+                  </m:naryPr>
+                  <m:sub>
+                    <m:r>
+                      <w:rPr>
+                        <w:rFonts w:ascii="Cambria Math" w:hAnsi="Cambria Math" w:cs="Cambria Math"/>
+                        <w:sz w:val="24"/>
+                        <w:szCs w:val="24"/>
+                      </w:rPr>
+                      <m:t>j=1</m:t>
+                    </m:r>
+                  </m:sub>
+                  <m:sup>
+                    <m:r>
+                      <w:rPr>
+                        <w:rFonts w:ascii="Cambria Math" w:hAnsi="Cambria Math" w:cs="Cambria Math"/>
+                        <w:sz w:val="24"/>
+                        <w:szCs w:val="24"/>
+                      </w:rPr>
+                      <m:t>7</m:t>
+                    </m:r>
+                  </m:sup>
+                  <m:e>
+                    <m:sSub>
+                      <m:e>
+                        <m:r>
+                          <w:rPr>
+                            <w:rFonts w:ascii="Cambria Math" w:hAnsi="Cambria Math" w:cs="Cambria Math"/>
+                            <w:sz w:val="24"/>
+                            <w:szCs w:val="24"/>
+                          </w:rPr>
+                          <m:t>π</m:t>
+                        </m:r>
+                      </m:e>
+                      <m:sub>
+                        <m:r>
+                          <w:rPr>
+                            <w:rFonts w:ascii="Cambria Math" w:hAnsi="Cambria Math" w:cs="Cambria Math"/>
+                            <w:sz w:val="24"/>
+                            <w:szCs w:val="24"/>
+                          </w:rPr>
+                          <m:t>j</m:t>
+                        </m:r>
+                      </m:sub>
+                    </m:sSub>
+                  </m:e>
+                </m:nary>
+                <m:r>
+                  <w:rPr>
+                    <w:rFonts w:ascii="Cambria Math" w:hAnsi="Cambria Math" w:cs="Cambria Math"/>
+                    <w:sz w:val="24"/>
+                    <w:szCs w:val="24"/>
+                  </w:rPr>
+                  <m:t>(</m:t>
+                </m:r>
+                <m:sSub>
+                  <m:e>
+                    <m:r>
+                      <w:rPr>
+                        <w:rFonts w:ascii="Cambria Math" w:hAnsi="Cambria Math" w:cs="Cambria Math"/>
+                        <w:sz w:val="24"/>
+                        <w:szCs w:val="24"/>
+                      </w:rPr>
+                      <m:t>x</m:t>
+                    </m:r>
+                  </m:e>
+                  <m:sub>
+                    <m:r>
+                      <w:rPr>
+                        <w:rFonts w:ascii="Cambria Math" w:hAnsi="Cambria Math" w:cs="Cambria Math"/>
+                        <w:sz w:val="24"/>
+                        <w:szCs w:val="24"/>
+                      </w:rPr>
+                      <m:t>j</m:t>
+                    </m:r>
+                  </m:sub>
+                </m:sSub>
+                <m:r>
+                  <w:rPr>
+                    <w:rFonts w:ascii="Cambria Math" w:hAnsi="Cambria Math" w:cs="Cambria Math"/>
+                    <w:sz w:val="24"/>
+                    <w:szCs w:val="24"/>
+                  </w:rPr>
+                  <m:t>)</m:t>
+                </m:r>
+              </m:oMath>
+            </m:oMathPara>
+          </w:p>
+          <w:p>
+            <w:pPr>
+              <w:widowControl w:val="0"/>
+              <w:spacing w:line="240" w:lineRule="auto" w:after="0"/>
+              <w:ind w:firstLine="0"/>
+              <w:jc w:val="left"/>
+            </w:pPr>
+            <w:r>
+              <w:rPr>
+                <w:rFonts w:ascii="Times New Roman" w:hAnsi="Times New Roman" w:cs="Times New Roman" w:eastAsia="Times New Roman"/>
+                <w:b w:val="0"/>
+                <w:i w:val="0"/>
+                <w:sz w:val="24"/>
+              </w:rPr>
+              <w:t xml:space="preserve">где </w:t>
+            </w:r>
+            <m:oMath>
+              <m:sSub>
+                <m:e>
+                  <m:r>
+                    <w:rPr>
+                      <w:rFonts w:ascii="Cambria Math" w:hAnsi="Cambria Math" w:cs="Cambria Math"/>
+                      <w:sz w:val="24"/>
+                      <w:szCs w:val="24"/>
+                    </w:rPr>
+                    <m:t>π</m:t>
+                  </m:r>
+                </m:e>
+                <m:sub>
+                  <m:r>
+                    <w:rPr>
+                      <w:rFonts w:ascii="Cambria Math" w:hAnsi="Cambria Math" w:cs="Cambria Math"/>
+                      <w:sz w:val="24"/>
+                      <w:szCs w:val="24"/>
+                    </w:rPr>
+                    <m:t>j</m:t>
+                  </m:r>
+                </m:sub>
+              </m:sSub>
+              <m:r>
+                <w:rPr>
+                  <w:rFonts w:ascii="Cambria Math" w:hAnsi="Cambria Math" w:cs="Cambria Math"/>
+                  <w:sz w:val="24"/>
+                  <w:szCs w:val="24"/>
+                </w:rPr>
+                <m:t>(</m:t>
+              </m:r>
+              <m:sSub>
+                <m:e>
+                  <m:r>
+                    <w:rPr>
+                      <w:rFonts w:ascii="Cambria Math" w:hAnsi="Cambria Math" w:cs="Cambria Math"/>
+                      <w:sz w:val="24"/>
+                      <w:szCs w:val="24"/>
+                    </w:rPr>
+                    <m:t>x</m:t>
+                  </m:r>
+                </m:e>
+                <m:sub>
+                  <m:r>
+                    <w:rPr>
+                      <w:rFonts w:ascii="Cambria Math" w:hAnsi="Cambria Math" w:cs="Cambria Math"/>
+                      <w:sz w:val="24"/>
+                      <w:szCs w:val="24"/>
+                    </w:rPr>
+                    <m:t>j</m:t>
+                  </m:r>
+                </m:sub>
+              </m:sSub>
+              <m:r>
+                <w:rPr>
+                  <w:rFonts w:ascii="Cambria Math" w:hAnsi="Cambria Math" w:cs="Cambria Math"/>
+                  <w:sz w:val="24"/>
+                  <w:szCs w:val="24"/>
+                </w:rPr>
+                <m:t>)</m:t>
+              </m:r>
+            </m:oMath>
+            <w:r>
+              <w:rPr>
+                <w:rFonts w:ascii="Times New Roman" w:hAnsi="Times New Roman" w:cs="Times New Roman" w:eastAsia="Times New Roman"/>
+                <w:b w:val="0"/>
+                <w:i w:val="0"/>
+                <w:sz w:val="24"/>
+              </w:rPr>
+              <w:t xml:space="preserve"> — баллы </w:t>
+            </w:r>
+            <m:oMath>
+              <m:r>
+                <w:rPr>
+                  <w:rFonts w:ascii="Cambria Math" w:hAnsi="Cambria Math" w:cs="Cambria Math"/>
+                  <w:sz w:val="24"/>
+                  <w:szCs w:val="24"/>
+                </w:rPr>
+                <m:t>j</m:t>
+              </m:r>
+            </m:oMath>
+            <w:r>
+              <w:rPr>
+                <w:rFonts w:ascii="Times New Roman" w:hAnsi="Times New Roman" w:cs="Times New Roman" w:eastAsia="Times New Roman"/>
+                <w:b w:val="0"/>
+                <w:i w:val="0"/>
+                <w:sz w:val="24"/>
+              </w:rPr>
+              <w:t>-й характеристики скоринговой карты</w:t>
+            </w:r>
+          </w:p>
+          <w:p>
+            <w:pPr>
+              <w:spacing w:after="0"/>
+              <w:ind w:firstLine="0"/>
+            </w:pPr>
+            <m:oMathPara>
+              <m:oMath>
+                <m:r>
+                  <m:rPr>
+                    <m:sty m:val="p"/>
+                  </m:rPr>
+                  <w:rPr>
+                    <w:rFonts w:ascii="Cambria Math" w:hAnsi="Cambria Math" w:cs="Cambria Math"/>
+                    <w:sz w:val="24"/>
+                    <w:szCs w:val="24"/>
+                  </w:rPr>
+                  <m:t>PD</m:t>
+                </m:r>
+                <m:r>
+                  <w:rPr>
+                    <w:rFonts w:ascii="Cambria Math" w:hAnsi="Cambria Math" w:cs="Cambria Math"/>
+                    <w:sz w:val="24"/>
+                    <w:szCs w:val="24"/>
+                  </w:rPr>
+                  <m:t>=</m:t>
+                </m:r>
+                <m:f>
+                  <m:fPr>
+                    <m:type m:val="bar"/>
+                  </m:fPr>
+                  <m:num>
+                    <m:argPr>
+                      <m:scrLvl m:val="0"/>
+                    </m:argPr>
+                    <m:r>
+                      <w:rPr>
+                        <w:rFonts w:ascii="Cambria Math" w:hAnsi="Cambria Math" w:cs="Cambria Math"/>
+                        <w:sz w:val="24"/>
+                        <w:szCs w:val="24"/>
+                      </w:rPr>
+                      <m:t>1</m:t>
+                    </m:r>
+                  </m:num>
+                  <m:den>
+                    <m:argPr>
+                      <m:scrLvl m:val="0"/>
+                    </m:argPr>
+                    <m:r>
+                      <w:rPr>
+                        <w:rFonts w:ascii="Cambria Math" w:hAnsi="Cambria Math" w:cs="Cambria Math"/>
+                        <w:sz w:val="24"/>
+                        <w:szCs w:val="24"/>
+                      </w:rPr>
+                      <m:t>1+50·</m:t>
+                    </m:r>
+                    <m:sSup>
+                      <m:e>
+                        <m:argPr>
+                          <m:scrLvl m:val="0"/>
+                        </m:argPr>
+                        <m:r>
+                          <w:rPr>
+                            <w:rFonts w:ascii="Cambria Math" w:hAnsi="Cambria Math" w:cs="Cambria Math"/>
+                            <w:sz w:val="24"/>
+                            <w:szCs w:val="24"/>
+                          </w:rPr>
+                          <m:t>2</m:t>
+                        </m:r>
+                      </m:e>
+                      <m:sup>
+                        <m:argPr>
+                          <m:scrLvl m:val="0"/>
+                        </m:argPr>
+                        <m:r>
+                          <w:rPr>
+                            <w:rFonts w:ascii="Cambria Math" w:hAnsi="Cambria Math" w:cs="Cambria Math"/>
+                            <w:sz w:val="24"/>
+                            <w:szCs w:val="24"/>
+                          </w:rPr>
+                          <m:t>(S−600)/20</m:t>
+                        </m:r>
+                      </m:sup>
+                    </m:sSup>
+                  </m:den>
+                </m:f>
+              </m:oMath>
+            </m:oMathPara>
+          </w:p>
+          <w:p>
+            <w:pPr>
+              <w:widowControl w:val="0"/>
+              <w:spacing w:line="240" w:lineRule="auto" w:after="0"/>
+              <w:ind w:firstLine="0"/>
+              <w:jc w:val="left"/>
+            </w:pPr>
+            <w:r>
+              <w:rPr>
+                <w:rFonts w:ascii="Times New Roman" w:hAnsi="Times New Roman" w:cs="Times New Roman" w:eastAsia="Times New Roman"/>
+                <w:b w:val="0"/>
+                <w:i w:val="0"/>
+                <w:sz w:val="24"/>
+              </w:rPr>
+              <w:t>класс риска A — до 2 %, B — до 5 %, C — до 10 %, D — до 20 %, E — выше</w:t>
             </w:r>
           </w:p>
         </w:tc>
@@ -5654,6 +6068,116 @@
                 <w:sz w:val="24"/>
               </w:rPr>
               <w:t>П-9</w:t>
+            </w:r>
+          </w:p>
+        </w:tc>
+      </w:tr>
+    </w:tbl>
+    <w:p>
+      <w:pPr>
+        <w:keepNext/>
+        <w:ind w:firstLine="0"/>
+        <w:jc w:val="right"/>
+      </w:pPr>
+      <w:r>
+        <w:rPr>
+          <w:rFonts w:ascii="Times New Roman" w:hAnsi="Times New Roman" w:cs="Times New Roman" w:eastAsia="Times New Roman"/>
+          <w:b w:val="0"/>
+          <w:i w:val="0"/>
+          <w:sz w:val="28"/>
+        </w:rPr>
+        <w:t>Продолжение таблицы 4.6</w:t>
+      </w:r>
+    </w:p>
+    <w:tbl>
+      <w:tblPr>
+        <w:tblStyle w:val="TableGrid"/>
+        <w:tblW w:type="auto" w:w="0"/>
+        <w:jc w:val="center"/>
+        <w:tblLayout w:type="fixed"/>
+        <w:tblLook w:firstColumn="1" w:firstRow="1" w:lastColumn="0" w:lastRow="0" w:noHBand="0" w:noVBand="1" w:val="04A0"/>
+        <w:tblLayout w:type="fixed"/>
+        <w:tblCaption w:val="4.6|13"/>
+      </w:tblPr>
+      <w:tblGrid>
+        <w:gridCol w:w="907"/>
+        <w:gridCol w:w="7030"/>
+        <w:gridCol w:w="1417"/>
+      </w:tblGrid>
+      <w:tr>
+        <w:trPr>
+          <w:cantSplit/>
+          <w:tblHeader/>
+        </w:trPr>
+        <w:tc>
+          <w:tcPr>
+            <w:tcW w:type="dxa" w:w="907"/>
+          </w:tcPr>
+          <w:p>
+            <w:pPr>
+              <w:keepNext/>
+              <w:widowControl w:val="0"/>
+              <w:spacing w:line="240" w:lineRule="auto" w:after="0"/>
+              <w:ind w:firstLine="0"/>
+              <w:jc w:val="center"/>
+            </w:pPr>
+            <w:r/>
+            <w:r>
+              <w:rPr>
+                <w:rFonts w:ascii="Times New Roman" w:hAnsi="Times New Roman" w:cs="Times New Roman" w:eastAsia="Times New Roman"/>
+                <w:b w:val="0"/>
+                <w:i w:val="0"/>
+                <w:sz w:val="24"/>
+              </w:rPr>
+              <w:t>Код</w:t>
+            </w:r>
+          </w:p>
+        </w:tc>
+        <w:tc>
+          <w:tcPr>
+            <w:tcW w:type="dxa" w:w="7030"/>
+          </w:tcPr>
+          <w:p>
+            <w:pPr>
+              <w:keepNext/>
+              <w:widowControl w:val="0"/>
+              <w:spacing w:line="240" w:lineRule="auto" w:after="0"/>
+              <w:ind w:firstLine="0"/>
+              <w:jc w:val="center"/>
+            </w:pPr>
+            <w:r/>
+            <w:r>
+              <w:rPr>
+                <w:rFonts w:ascii="Times New Roman" w:hAnsi="Times New Roman" w:cs="Times New Roman" w:eastAsia="Times New Roman"/>
+                <w:b w:val="0"/>
+                <w:i w:val="0"/>
+                <w:sz w:val="24"/>
+              </w:rPr>
+              <w:t>Системное требование</w:t>
+            </w:r>
+          </w:p>
+        </w:tc>
+        <w:tc>
+          <w:tcPr>
+            <w:tcW w:type="dxa" w:w="1417"/>
+          </w:tcPr>
+          <w:p>
+            <w:pPr>
+              <w:keepNext/>
+              <w:widowControl w:val="0"/>
+              <w:spacing w:line="240" w:lineRule="auto" w:after="0"/>
+              <w:ind w:firstLine="0"/>
+              <w:jc w:val="center"/>
+            </w:pPr>
+            <w:r/>
+            <w:r>
+              <w:rPr>
+                <w:rFonts w:ascii="Times New Roman" w:hAnsi="Times New Roman" w:cs="Times New Roman" w:eastAsia="Times New Roman"/>
+                <w:b w:val="0"/>
+                <w:i w:val="0"/>
+                <w:sz w:val="24"/>
+              </w:rPr>
+              <w:t>Связь</w:t>
             </w:r>
           </w:p>
         </w:tc>
